--- a/docs/유한시간_펴기와_상태공간궤적_유도노트.docx
+++ b/docs/유한시간_펴기와_상태공간궤적_유도노트.docx
@@ -1,13 +1,14 @@
 
 <file path=word/document.xml><?xml version="1.0" encoding="utf-8"?>
-<w:document xmlns:wpc="http://schemas.microsoft.com/office/word/2010/wordprocessingCanvas" xmlns:mc="http://schemas.openxmlformats.org/markup-compatibility/2006" xmlns:o="urn:schemas-microsoft-com:office:office" xmlns:r="http://schemas.openxmlformats.org/officeDocument/2006/relationships" xmlns:m="http://schemas.openxmlformats.org/officeDocument/2006/math" xmlns:v="urn:schemas-microsoft-com:vml" xmlns:wp14="http://schemas.microsoft.com/office/word/2010/wordprocessingDrawing" xmlns:wp="http://schemas.openxmlformats.org/drawingml/2006/wordprocessingDrawing" xmlns:w10="urn:schemas-microsoft-com:office:word" xmlns:w="http://schemas.openxmlformats.org/wordprocessingml/2006/main" xmlns:w14="http://schemas.microsoft.com/office/word/2010/wordml" xmlns:w15="http://schemas.microsoft.com/office/word/2012/wordml" xmlns:wpg="http://schemas.microsoft.com/office/word/2010/wordprocessingGroup" xmlns:wpi="http://schemas.microsoft.com/office/word/2010/wordprocessingInk" xmlns:wne="http://schemas.microsoft.com/office/word/2006/wordml" xmlns:wps="http://schemas.microsoft.com/office/word/2010/wordprocessingShape" xmlns:cx="http://schemas.microsoft.com/office/drawing/2014/chartex" xmlns:cx1="http://schemas.microsoft.com/office/drawing/2015/9/8/chartex" xmlns:cx2="http://schemas.microsoft.com/office/drawing/2015/10/21/chartex" xmlns:cx3="http://schemas.microsoft.com/office/drawing/2016/5/9/chartex" xmlns:cx4="http://schemas.microsoft.com/office/drawing/2016/5/10/chartex" xmlns:cx5="http://schemas.microsoft.com/office/drawing/2016/5/11/chartex" xmlns:cx6="http://schemas.microsoft.com/office/drawing/2016/5/12/chartex" xmlns:cx7="http://schemas.microsoft.com/office/drawing/2016/5/13/chartex" xmlns:cx8="http://schemas.microsoft.com/office/drawing/2016/5/14/chartex" xmlns:aink="http://schemas.microsoft.com/office/drawing/2016/ink" xmlns:am3d="http://schemas.microsoft.com/office/drawing/2017/model3d" xmlns:w16cex="http://schemas.microsoft.com/office/word/2018/wordml/cex" xmlns:w16cid="http://schemas.microsoft.com/office/word/2016/wordml/cid" xmlns:w16="http://schemas.microsoft.com/office/word/2018/wordml" xmlns:w16sdtdh="http://schemas.microsoft.com/office/word/2020/wordml/sdtdatahash" xmlns:w16se="http://schemas.microsoft.com/office/word/2015/wordml/symex" mc:Ignorable="w14 w15 wp14">
+<w:document xmlns:wpc="http://schemas.microsoft.com/office/word/2010/wordprocessingCanvas" xmlns:cx="http://schemas.microsoft.com/office/drawing/2014/chartex" xmlns:cx1="http://schemas.microsoft.com/office/drawing/2015/9/8/chartex" xmlns:cx2="http://schemas.microsoft.com/office/drawing/2015/10/21/chartex" xmlns:cx3="http://schemas.microsoft.com/office/drawing/2016/5/9/chartex" xmlns:cx4="http://schemas.microsoft.com/office/drawing/2016/5/10/chartex" xmlns:cx5="http://schemas.microsoft.com/office/drawing/2016/5/11/chartex" xmlns:cx6="http://schemas.microsoft.com/office/drawing/2016/5/12/chartex" xmlns:cx7="http://schemas.microsoft.com/office/drawing/2016/5/13/chartex" xmlns:cx8="http://schemas.microsoft.com/office/drawing/2016/5/14/chartex" xmlns:mc="http://schemas.openxmlformats.org/markup-compatibility/2006" xmlns:aink="http://schemas.microsoft.com/office/drawing/2016/ink" xmlns:am3d="http://schemas.microsoft.com/office/drawing/2017/model3d" xmlns:o="urn:schemas-microsoft-com:office:office" xmlns:oel="http://schemas.microsoft.com/office/2019/extlst" xmlns:r="http://schemas.openxmlformats.org/officeDocument/2006/relationships" xmlns:m="http://schemas.openxmlformats.org/officeDocument/2006/math" xmlns:v="urn:schemas-microsoft-com:vml" xmlns:wp14="http://schemas.microsoft.com/office/word/2010/wordprocessingDrawing" xmlns:wp="http://schemas.openxmlformats.org/drawingml/2006/wordprocessingDrawing" xmlns:w10="urn:schemas-microsoft-com:office:word" xmlns:w="http://schemas.openxmlformats.org/wordprocessingml/2006/main" xmlns:w14="http://schemas.microsoft.com/office/word/2010/wordml" xmlns:w15="http://schemas.microsoft.com/office/word/2012/wordml" xmlns:w16cex="http://schemas.microsoft.com/office/word/2018/wordml/cex" xmlns:w16cid="http://schemas.microsoft.com/office/word/2016/wordml/cid" xmlns:w16="http://schemas.microsoft.com/office/word/2018/wordml" xmlns:w16sdtdh="http://schemas.microsoft.com/office/word/2020/wordml/sdtdatahash" xmlns:w16se="http://schemas.microsoft.com/office/word/2015/wordml/symex" xmlns:wpg="http://schemas.microsoft.com/office/word/2010/wordprocessingGroup" xmlns:wpi="http://schemas.microsoft.com/office/word/2010/wordprocessingInk" xmlns:wne="http://schemas.microsoft.com/office/word/2006/wordml" xmlns:wps="http://schemas.microsoft.com/office/word/2010/wordprocessingShape" mc:Ignorable="w14 w15 w16se w16cid w16 w16cex w16sdtdh wp14">
   <w:body>
     <w:p>
       <w:pPr>
-        <w:pStyle w:val="Title"/>
+        <w:pStyle w:val="a3"/>
+        <w:ind w:firstLineChars="50" w:firstLine="167"/>
       </w:pPr>
       <w:r>
-        <w:t xml:space="preserve">유한시간 펴기와 임의상태 FWE: 마스터 전파법칙과 (φ, β) 상태공간 궤적</w:t>
+        <w:t>유한시간 펴기와 임의상태 FWE: 마스터 전파법칙과 (φ, β) 상태공간 궤적</w:t>
       </w:r>
     </w:p>
     <w:p>
@@ -21,15 +22,152 @@
           <w:sz w:val="18"/>
           <w:szCs w:val="18"/>
         </w:rPr>
-        <w:t xml:space="preserve">유도노트 — 2026-06-21 (정도일). 유한시간접기 노트·펴기효과 완전사이클 docx의 후속.</w:t>
+        <w:t>유도노트</w:t>
+      </w:r>
+      <w:r>
+        <w:rPr>
+          <w:i/>
+          <w:iCs/>
+          <w:sz w:val="18"/>
+          <w:szCs w:val="18"/>
+        </w:rPr>
+        <w:t xml:space="preserve"> — 2026-06-21 (</w:t>
+      </w:r>
+      <w:r>
+        <w:rPr>
+          <w:i/>
+          <w:iCs/>
+          <w:sz w:val="18"/>
+          <w:szCs w:val="18"/>
+        </w:rPr>
+        <w:t>정도일</w:t>
+      </w:r>
+      <w:r>
+        <w:rPr>
+          <w:i/>
+          <w:iCs/>
+          <w:sz w:val="18"/>
+          <w:szCs w:val="18"/>
+        </w:rPr>
+        <w:t xml:space="preserve">). </w:t>
+      </w:r>
+      <w:r>
+        <w:rPr>
+          <w:i/>
+          <w:iCs/>
+          <w:sz w:val="18"/>
+          <w:szCs w:val="18"/>
+        </w:rPr>
+        <w:t>유한시간접기</w:t>
+      </w:r>
+      <w:r>
+        <w:rPr>
+          <w:i/>
+          <w:iCs/>
+          <w:sz w:val="18"/>
+          <w:szCs w:val="18"/>
+        </w:rPr>
+        <w:t xml:space="preserve"> </w:t>
+      </w:r>
+      <w:r>
+        <w:rPr>
+          <w:i/>
+          <w:iCs/>
+          <w:sz w:val="18"/>
+          <w:szCs w:val="18"/>
+        </w:rPr>
+        <w:t>노트</w:t>
+      </w:r>
+      <w:r>
+        <w:rPr>
+          <w:i/>
+          <w:iCs/>
+          <w:sz w:val="18"/>
+          <w:szCs w:val="18"/>
+        </w:rPr>
+        <w:t>·</w:t>
+      </w:r>
+      <w:proofErr w:type="spellStart"/>
+      <w:r>
+        <w:rPr>
+          <w:i/>
+          <w:iCs/>
+          <w:sz w:val="18"/>
+          <w:szCs w:val="18"/>
+        </w:rPr>
+        <w:t>펴기효과</w:t>
+      </w:r>
+      <w:proofErr w:type="spellEnd"/>
+      <w:r>
+        <w:rPr>
+          <w:i/>
+          <w:iCs/>
+          <w:sz w:val="18"/>
+          <w:szCs w:val="18"/>
+        </w:rPr>
+        <w:t xml:space="preserve"> </w:t>
+      </w:r>
+      <w:r>
+        <w:rPr>
+          <w:i/>
+          <w:iCs/>
+          <w:sz w:val="18"/>
+          <w:szCs w:val="18"/>
+        </w:rPr>
+        <w:t>완전사이클</w:t>
+      </w:r>
+      <w:r>
+        <w:rPr>
+          <w:i/>
+          <w:iCs/>
+          <w:sz w:val="18"/>
+          <w:szCs w:val="18"/>
+        </w:rPr>
+        <w:t xml:space="preserve"> docx</w:t>
+      </w:r>
+      <w:r>
+        <w:rPr>
+          <w:i/>
+          <w:iCs/>
+          <w:sz w:val="18"/>
+          <w:szCs w:val="18"/>
+        </w:rPr>
+        <w:t>의</w:t>
+      </w:r>
+      <w:r>
+        <w:rPr>
+          <w:i/>
+          <w:iCs/>
+          <w:sz w:val="18"/>
+          <w:szCs w:val="18"/>
+        </w:rPr>
+        <w:t xml:space="preserve"> </w:t>
+      </w:r>
+      <w:r>
+        <w:rPr>
+          <w:i/>
+          <w:iCs/>
+          <w:sz w:val="18"/>
+          <w:szCs w:val="18"/>
+        </w:rPr>
+        <w:t>후속</w:t>
+      </w:r>
+      <w:r>
+        <w:rPr>
+          <w:i/>
+          <w:iCs/>
+          <w:sz w:val="18"/>
+          <w:szCs w:val="18"/>
+        </w:rPr>
+        <w:t>.</w:t>
       </w:r>
     </w:p>
     <w:p>
       <w:pPr>
-        <w:pStyle w:val="Heading1"/>
+        <w:pStyle w:val="1"/>
       </w:pPr>
       <w:r>
-        <w:t xml:space="preserve">0. 요약</w:t>
+        <w:t>0. 요약</w:t>
       </w:r>
     </w:p>
     <w:p>
@@ -37,12 +175,113 @@
         <w:spacing w:after="120"/>
       </w:pPr>
       <w:r>
-        <w:t xml:space="preserve">순간동작(텔레포트) 가정을 풀고, 접기·펴기를 모두 임의 상태에서 유한시간으로 다루는 마스터 전파법칙을 세웠다. 핵심 결과 셋:</w:t>
+        <w:t>순간동작</w:t>
+      </w:r>
+      <w:r>
+        <w:t>(</w:t>
+      </w:r>
+      <w:proofErr w:type="spellStart"/>
+      <w:r>
+        <w:t>텔레포트</w:t>
+      </w:r>
+      <w:proofErr w:type="spellEnd"/>
+      <w:r>
+        <w:t xml:space="preserve">) </w:t>
+      </w:r>
+      <w:r>
+        <w:t>가정을</w:t>
+      </w:r>
+      <w:r>
+        <w:t xml:space="preserve"> </w:t>
+      </w:r>
+      <w:r>
+        <w:t>풀고</w:t>
+      </w:r>
+      <w:r>
+        <w:t xml:space="preserve">, </w:t>
+      </w:r>
+      <w:r>
+        <w:t>접기</w:t>
+      </w:r>
+      <w:r>
+        <w:t>·</w:t>
+      </w:r>
+      <w:r>
+        <w:t>펴기를</w:t>
+      </w:r>
+      <w:r>
+        <w:t xml:space="preserve"> </w:t>
+      </w:r>
+      <w:r>
+        <w:t>모두</w:t>
+      </w:r>
+      <w:r>
+        <w:t xml:space="preserve"> </w:t>
+      </w:r>
+      <w:r>
+        <w:t>임의</w:t>
+      </w:r>
+      <w:r>
+        <w:t xml:space="preserve"> </w:t>
+      </w:r>
+      <w:r>
+        <w:t>상태에서</w:t>
+      </w:r>
+      <w:r>
+        <w:t xml:space="preserve"> </w:t>
+      </w:r>
+      <w:r>
+        <w:t>유한시간으로</w:t>
+      </w:r>
+      <w:r>
+        <w:t xml:space="preserve"> </w:t>
+      </w:r>
+      <w:r>
+        <w:t>다루는</w:t>
+      </w:r>
+      <w:r>
+        <w:t xml:space="preserve"> </w:t>
+      </w:r>
+      <w:r>
+        <w:t>마스터</w:t>
+      </w:r>
+      <w:r>
+        <w:t xml:space="preserve"> </w:t>
+      </w:r>
+      <w:r>
+        <w:t>전파법칙을</w:t>
+      </w:r>
+      <w:r>
+        <w:t xml:space="preserve"> </w:t>
+      </w:r>
+      <w:r>
+        <w:t>세웠다</w:t>
+      </w:r>
+      <w:r>
+        <w:t xml:space="preserve">. </w:t>
+      </w:r>
+      <w:r>
+        <w:t>핵심</w:t>
+      </w:r>
+      <w:r>
+        <w:t xml:space="preserve"> </w:t>
+      </w:r>
+      <w:r>
+        <w:t>결과</w:t>
+      </w:r>
+      <w:r>
+        <w:t xml:space="preserve"> </w:t>
+      </w:r>
+      <w:r>
+        <w:t>셋</w:t>
+      </w:r>
+      <w:r>
+        <w:t>:</w:t>
       </w:r>
     </w:p>
     <w:p>
       <w:pPr>
-        <w:pStyle w:val="ListParagraph"/>
+        <w:pStyle w:val="a4"/>
         <w:numPr>
           <w:ilvl w:val="0"/>
           <w:numId w:val="2"/>
@@ -50,12 +289,164 @@
         <w:spacing w:after="80"/>
       </w:pPr>
       <w:r>
-        <w:t xml:space="preserve">① 마스터 전파법칙: 불안정 모드 성장계수 A의 전파가 δ의 시작·끝 경계까지 포함한 단일 식으로 닫힌다. 접기(δ:0→δ_f)와 펴기(δ:δ_f→0)가 이 한 식의 두 사례다.</w:t>
+        <w:t xml:space="preserve">① </w:t>
+      </w:r>
+      <w:r>
+        <w:t>마스터</w:t>
+      </w:r>
+      <w:r>
+        <w:t xml:space="preserve"> </w:t>
+      </w:r>
+      <w:r>
+        <w:t>전파법칙</w:t>
+      </w:r>
+      <w:r>
+        <w:t xml:space="preserve">: </w:t>
+      </w:r>
+      <w:r>
+        <w:t>불안정</w:t>
+      </w:r>
+      <w:r>
+        <w:t xml:space="preserve"> </w:t>
+      </w:r>
+      <w:r>
+        <w:t>모드</w:t>
+      </w:r>
+      <w:r>
+        <w:t xml:space="preserve"> </w:t>
+      </w:r>
+      <w:r>
+        <w:t>성장계수</w:t>
+      </w:r>
+      <w:r>
+        <w:t xml:space="preserve"> A</w:t>
+      </w:r>
+      <w:r>
+        <w:t>의</w:t>
+      </w:r>
+      <w:r>
+        <w:t xml:space="preserve"> </w:t>
+      </w:r>
+      <w:r>
+        <w:t>전파가</w:t>
+      </w:r>
+      <w:r>
+        <w:t xml:space="preserve"> δ</w:t>
+      </w:r>
+      <w:r>
+        <w:t>의</w:t>
+      </w:r>
+      <w:r>
+        <w:t xml:space="preserve"> </w:t>
+      </w:r>
+      <w:r>
+        <w:t>시작</w:t>
+      </w:r>
+      <w:r>
+        <w:t>·</w:t>
+      </w:r>
+      <w:r>
+        <w:t>끝</w:t>
+      </w:r>
+      <w:r>
+        <w:t xml:space="preserve"> </w:t>
+      </w:r>
+      <w:r>
+        <w:t>경계까지</w:t>
+      </w:r>
+      <w:r>
+        <w:t xml:space="preserve"> </w:t>
+      </w:r>
+      <w:r>
+        <w:t>포함한</w:t>
+      </w:r>
+      <w:r>
+        <w:t xml:space="preserve"> </w:t>
+      </w:r>
+      <w:r>
+        <w:t>단일</w:t>
+      </w:r>
+      <w:r>
+        <w:t xml:space="preserve"> </w:t>
+      </w:r>
+      <w:r>
+        <w:t>식으로</w:t>
+      </w:r>
+      <w:r>
+        <w:t xml:space="preserve"> </w:t>
+      </w:r>
+      <w:r>
+        <w:t>닫힌다</w:t>
+      </w:r>
+      <w:r>
+        <w:t xml:space="preserve">. </w:t>
+      </w:r>
+      <w:r>
+        <w:t>접기</w:t>
+      </w:r>
+      <w:r>
+        <w:t>(δ:0→δ_f)</w:t>
+      </w:r>
+      <w:r>
+        <w:t>와</w:t>
+      </w:r>
+      <w:r>
+        <w:t xml:space="preserve"> </w:t>
+      </w:r>
+      <w:r>
+        <w:t>펴기</w:t>
+      </w:r>
+      <w:r>
+        <w:t>(</w:t>
+      </w:r>
+      <w:proofErr w:type="gramStart"/>
+      <w:r>
+        <w:t>δ:δ</w:t>
+      </w:r>
+      <w:proofErr w:type="gramEnd"/>
+      <w:r>
+        <w:t>_f→0)</w:t>
+      </w:r>
+      <w:r>
+        <w:t>가</w:t>
+      </w:r>
+      <w:r>
+        <w:t xml:space="preserve"> </w:t>
+      </w:r>
+      <w:r>
+        <w:t>이</w:t>
+      </w:r>
+      <w:r>
+        <w:t xml:space="preserve"> </w:t>
+      </w:r>
+      <w:r>
+        <w:t>한</w:t>
+      </w:r>
+      <w:r>
+        <w:t xml:space="preserve"> </w:t>
+      </w:r>
+      <w:r>
+        <w:t>식의</w:t>
+      </w:r>
+      <w:r>
+        <w:t xml:space="preserve"> </w:t>
+      </w:r>
+      <w:r>
+        <w:t>두</w:t>
+      </w:r>
+      <w:r>
+        <w:t xml:space="preserve"> </w:t>
+      </w:r>
+      <w:r>
+        <w:t>사례다</w:t>
+      </w:r>
+      <w:r>
+        <w:t>.</w:t>
       </w:r>
     </w:p>
     <w:p>
       <w:pPr>
-        <w:pStyle w:val="ListParagraph"/>
+        <w:pStyle w:val="a4"/>
         <w:numPr>
           <w:ilvl w:val="0"/>
           <w:numId w:val="2"/>
@@ -63,12 +454,220 @@
         <w:spacing w:after="80"/>
       </w:pPr>
       <w:r>
-        <w:t xml:space="preserve">② 접기/펴기 비대칭이 분해된다: (i) 동작 킥은 부호가 반대(−B vs +B) = 역학적 대칭, (ii) 시간 이자 e^{λT}와 B(x)&gt;1의 성장은 둘 다 같은 방향 = '시간이 걸리는 손해'는 접기·펴기 공통. 그래서 펴기는 −γ(접기의 역)가 아니다.</w:t>
+        <w:t xml:space="preserve">② </w:t>
+      </w:r>
+      <w:r>
+        <w:t>접기</w:t>
+      </w:r>
+      <w:r>
+        <w:t>/</w:t>
+      </w:r>
+      <w:r>
+        <w:t>펴기</w:t>
+      </w:r>
+      <w:r>
+        <w:t xml:space="preserve"> </w:t>
+      </w:r>
+      <w:r>
+        <w:t>비대칭이</w:t>
+      </w:r>
+      <w:r>
+        <w:t xml:space="preserve"> </w:t>
+      </w:r>
+      <w:r>
+        <w:t>분해된다</w:t>
+      </w:r>
+      <w:r>
+        <w:t>: (</w:t>
+      </w:r>
+      <w:proofErr w:type="spellStart"/>
+      <w:r>
+        <w:t>i</w:t>
+      </w:r>
+      <w:proofErr w:type="spellEnd"/>
+      <w:r>
+        <w:t xml:space="preserve">) </w:t>
+      </w:r>
+      <w:r>
+        <w:t>동작</w:t>
+      </w:r>
+      <w:r>
+        <w:t xml:space="preserve"> </w:t>
+      </w:r>
+      <w:r>
+        <w:t>킥은</w:t>
+      </w:r>
+      <w:r>
+        <w:t xml:space="preserve"> </w:t>
+      </w:r>
+      <w:r>
+        <w:t>부호가</w:t>
+      </w:r>
+      <w:r>
+        <w:t xml:space="preserve"> </w:t>
+      </w:r>
+      <w:r>
+        <w:t>반대</w:t>
+      </w:r>
+      <w:r>
+        <w:t xml:space="preserve">(−B vs +B) = </w:t>
+      </w:r>
+      <w:r>
+        <w:t>역학적</w:t>
+      </w:r>
+      <w:r>
+        <w:t xml:space="preserve"> </w:t>
+      </w:r>
+      <w:r>
+        <w:t>대칭</w:t>
+      </w:r>
+      <w:r>
+        <w:t xml:space="preserve">, (ii) </w:t>
+      </w:r>
+      <w:r>
+        <w:t>시간</w:t>
+      </w:r>
+      <w:r>
+        <w:t xml:space="preserve"> </w:t>
+      </w:r>
+      <w:r>
+        <w:t>이자</w:t>
+      </w:r>
+      <w:r>
+        <w:t xml:space="preserve"> e^{</w:t>
+      </w:r>
+      <w:proofErr w:type="spellStart"/>
+      <w:r>
+        <w:t>λT</w:t>
+      </w:r>
+      <w:proofErr w:type="spellEnd"/>
+      <w:r>
+        <w:t>}</w:t>
+      </w:r>
+      <w:r>
+        <w:t>와</w:t>
+      </w:r>
+      <w:r>
+        <w:t xml:space="preserve"> B(x)&gt;1</w:t>
+      </w:r>
+      <w:r>
+        <w:t>의</w:t>
+      </w:r>
+      <w:r>
+        <w:t xml:space="preserve"> </w:t>
+      </w:r>
+      <w:r>
+        <w:t>성장은</w:t>
+      </w:r>
+      <w:r>
+        <w:t xml:space="preserve"> </w:t>
+      </w:r>
+      <w:r>
+        <w:t>둘</w:t>
+      </w:r>
+      <w:r>
+        <w:t xml:space="preserve"> </w:t>
+      </w:r>
+      <w:r>
+        <w:t>다</w:t>
+      </w:r>
+      <w:r>
+        <w:t xml:space="preserve"> </w:t>
+      </w:r>
+      <w:r>
+        <w:t>같은</w:t>
+      </w:r>
+      <w:r>
+        <w:t xml:space="preserve"> </w:t>
+      </w:r>
+      <w:r>
+        <w:t>방향</w:t>
+      </w:r>
+      <w:r>
+        <w:t xml:space="preserve"> = '</w:t>
+      </w:r>
+      <w:r>
+        <w:t>시간이</w:t>
+      </w:r>
+      <w:r>
+        <w:t xml:space="preserve"> </w:t>
+      </w:r>
+      <w:r>
+        <w:t>걸리는</w:t>
+      </w:r>
+      <w:r>
+        <w:t xml:space="preserve"> </w:t>
+      </w:r>
+      <w:r>
+        <w:t>손해</w:t>
+      </w:r>
+      <w:r>
+        <w:t>'</w:t>
+      </w:r>
+      <w:r>
+        <w:t>는</w:t>
+      </w:r>
+      <w:r>
+        <w:t xml:space="preserve"> </w:t>
+      </w:r>
+      <w:r>
+        <w:t>접기</w:t>
+      </w:r>
+      <w:r>
+        <w:t>·</w:t>
+      </w:r>
+      <w:r>
+        <w:t>펴기</w:t>
+      </w:r>
+      <w:r>
+        <w:t xml:space="preserve"> </w:t>
+      </w:r>
+      <w:r>
+        <w:t>공통</w:t>
+      </w:r>
+      <w:r>
+        <w:t xml:space="preserve">. </w:t>
+      </w:r>
+      <w:r>
+        <w:t>그래서</w:t>
+      </w:r>
+      <w:r>
+        <w:t xml:space="preserve"> </w:t>
+      </w:r>
+      <w:r>
+        <w:t>펴기는</w:t>
+      </w:r>
+      <w:r>
+        <w:t xml:space="preserve"> −γ(</w:t>
+      </w:r>
+      <w:r>
+        <w:t>접기의</w:t>
+      </w:r>
+      <w:r>
+        <w:t xml:space="preserve"> </w:t>
+      </w:r>
+      <w:r>
+        <w:t>역</w:t>
+      </w:r>
+      <w:r>
+        <w:t>)</w:t>
+      </w:r>
+      <w:r>
+        <w:t>가</w:t>
+      </w:r>
+      <w:r>
+        <w:t xml:space="preserve"> </w:t>
+      </w:r>
+      <w:r>
+        <w:t>아니다</w:t>
+      </w:r>
+      <w:r>
+        <w:t>.</w:t>
       </w:r>
     </w:p>
     <w:p>
       <w:pPr>
-        <w:pStyle w:val="ListParagraph"/>
+        <w:pStyle w:val="a4"/>
         <w:numPr>
           <w:ilvl w:val="0"/>
           <w:numId w:val="2"/>
@@ -76,15 +675,137 @@
         <w:spacing w:after="80"/>
       </w:pPr>
       <w:r>
-        <w:t xml:space="preserve">③ 유한시간 완전사이클 δ_f*가 닫힌형으로 나오고, 결합 (φ,β) 수치적분과 정확히 일치(차이 0.000%). 그 사이클을 (φ,β) 상태공간에 궤적으로 그렸다(그림 1).</w:t>
+        <w:t xml:space="preserve">③ </w:t>
+      </w:r>
+      <w:r>
+        <w:t>유한시간</w:t>
+      </w:r>
+      <w:r>
+        <w:t xml:space="preserve"> </w:t>
+      </w:r>
+      <w:r>
+        <w:t>완전사이클</w:t>
+      </w:r>
+      <w:r>
+        <w:t xml:space="preserve"> </w:t>
+      </w:r>
+      <w:proofErr w:type="spellStart"/>
+      <w:r>
+        <w:t>δ_f</w:t>
+      </w:r>
+      <w:proofErr w:type="spellEnd"/>
+      <w:r>
+        <w:t>*</w:t>
+      </w:r>
+      <w:r>
+        <w:t>가</w:t>
+      </w:r>
+      <w:r>
+        <w:t xml:space="preserve"> </w:t>
+      </w:r>
+      <w:proofErr w:type="spellStart"/>
+      <w:r>
+        <w:t>닫힌형으로</w:t>
+      </w:r>
+      <w:proofErr w:type="spellEnd"/>
+      <w:r>
+        <w:t xml:space="preserve"> </w:t>
+      </w:r>
+      <w:r>
+        <w:t>나오고</w:t>
+      </w:r>
+      <w:r>
+        <w:t xml:space="preserve">, </w:t>
+      </w:r>
+      <w:r>
+        <w:t>결합</w:t>
+      </w:r>
+      <w:r>
+        <w:t xml:space="preserve"> (</w:t>
+      </w:r>
+      <w:proofErr w:type="gramStart"/>
+      <w:r>
+        <w:t>φ,β</w:t>
+      </w:r>
+      <w:proofErr w:type="gramEnd"/>
+      <w:r>
+        <w:t xml:space="preserve">) </w:t>
+      </w:r>
+      <w:r>
+        <w:t>수치적분과</w:t>
+      </w:r>
+      <w:r>
+        <w:t xml:space="preserve"> </w:t>
+      </w:r>
+      <w:r>
+        <w:t>정확히</w:t>
+      </w:r>
+      <w:r>
+        <w:t xml:space="preserve"> </w:t>
+      </w:r>
+      <w:r>
+        <w:t>일치</w:t>
+      </w:r>
+      <w:r>
+        <w:t>(</w:t>
+      </w:r>
+      <w:r>
+        <w:t>차이</w:t>
+      </w:r>
+      <w:r>
+        <w:t xml:space="preserve"> 0.000%). </w:t>
+      </w:r>
+      <w:r>
+        <w:t>그</w:t>
+      </w:r>
+      <w:r>
+        <w:t xml:space="preserve"> </w:t>
+      </w:r>
+      <w:r>
+        <w:t>사이클을</w:t>
+      </w:r>
+      <w:r>
+        <w:t xml:space="preserve"> (</w:t>
+      </w:r>
+      <w:proofErr w:type="gramStart"/>
+      <w:r>
+        <w:t>φ,β</w:t>
+      </w:r>
+      <w:proofErr w:type="gramEnd"/>
+      <w:r>
+        <w:t xml:space="preserve">) </w:t>
+      </w:r>
+      <w:r>
+        <w:t>상태공간에</w:t>
+      </w:r>
+      <w:r>
+        <w:t xml:space="preserve"> </w:t>
+      </w:r>
+      <w:r>
+        <w:t>궤적으로</w:t>
+      </w:r>
+      <w:r>
+        <w:t xml:space="preserve"> </w:t>
+      </w:r>
+      <w:r>
+        <w:t>그렸다</w:t>
+      </w:r>
+      <w:r>
+        <w:t>(</w:t>
+      </w:r>
+      <w:r>
+        <w:t>그림</w:t>
+      </w:r>
+      <w:r>
+        <w:t xml:space="preserve"> 1).</w:t>
       </w:r>
     </w:p>
     <w:p>
       <w:pPr>
-        <w:pStyle w:val="Heading1"/>
+        <w:pStyle w:val="1"/>
       </w:pPr>
       <w:r>
-        <w:t xml:space="preserve">1. 마스터 전파법칙 (δ 경계 일반화)</w:t>
+        <w:t>1. 마스터 전파법칙 (δ 경계 일반화)</w:t>
       </w:r>
     </w:p>
     <w:p>
@@ -92,21 +813,151 @@
         <w:spacing w:after="120"/>
       </w:pPr>
       <w:r>
-        <w:t xml:space="preserve">Wait 동역학의 모드 사영에서 불안정 모드는 η₂̈ = λ_eff² η₂ + b₂(t), b₂ = −κ₂μ δ̈(t). 성장계수 A = ½(η₂ + η̇₂/λ). δ(0), δ̇(0)을 0으로 가정하지 않고 부분적분하면:</w:t>
+        <w:t xml:space="preserve">Wait </w:t>
+      </w:r>
+      <w:r>
+        <w:t>동역학의</w:t>
+      </w:r>
+      <w:r>
+        <w:t xml:space="preserve"> </w:t>
+      </w:r>
+      <w:r>
+        <w:t>모드</w:t>
+      </w:r>
+      <w:r>
+        <w:t xml:space="preserve"> </w:t>
+      </w:r>
+      <w:r>
+        <w:t>사영에서</w:t>
+      </w:r>
+      <w:r>
+        <w:t xml:space="preserve"> </w:t>
+      </w:r>
+      <w:r>
+        <w:t>불안정</w:t>
+      </w:r>
+      <w:r>
+        <w:t xml:space="preserve"> </w:t>
+      </w:r>
+      <w:r>
+        <w:t>모드는</w:t>
+      </w:r>
+      <w:r>
+        <w:t xml:space="preserve"> η₂̈ = λ_eff² η₂ + b₂(t), b₂ = −</w:t>
+      </w:r>
+      <w:proofErr w:type="spellStart"/>
+      <w:r>
+        <w:t>κ₂μ</w:t>
+      </w:r>
+      <w:proofErr w:type="spellEnd"/>
+      <w:r>
+        <w:t xml:space="preserve"> δ̈(t). </w:t>
+      </w:r>
+      <w:r>
+        <w:t>성장계수</w:t>
+      </w:r>
+      <w:r>
+        <w:t xml:space="preserve"> A = ½(η₂ + η̇₂/λ). δ(0), δ̇(0)</w:t>
+      </w:r>
+      <w:r>
+        <w:t>을</w:t>
+      </w:r>
+      <w:r>
+        <w:t xml:space="preserve"> 0</w:t>
+      </w:r>
+      <w:r>
+        <w:t>으로</w:t>
+      </w:r>
+      <w:r>
+        <w:t xml:space="preserve"> </w:t>
+      </w:r>
+      <w:r>
+        <w:t>가정하지</w:t>
+      </w:r>
+      <w:r>
+        <w:t xml:space="preserve"> </w:t>
+      </w:r>
+      <w:r>
+        <w:t>않고</w:t>
+      </w:r>
+      <w:r>
+        <w:t xml:space="preserve"> </w:t>
+      </w:r>
+      <w:proofErr w:type="spellStart"/>
+      <w:r>
+        <w:t>부분적분하면</w:t>
+      </w:r>
+      <w:proofErr w:type="spellEnd"/>
+      <w:r>
+        <w:t>:</w:t>
       </w:r>
     </w:p>
     <w:p>
       <w:pPr>
-        <w:spacing w:after="120" w:before="60"/>
+        <w:spacing w:before="60" w:after="120"/>
         <w:jc w:val="center"/>
       </w:pPr>
       <w:r>
         <w:rPr>
-          <w:rFonts w:ascii="Cambria Math" w:cs="Cambria Math" w:eastAsia="Cambria Math" w:hAnsi="Cambria Math"/>
-          <w:i/>
-          <w:iCs/>
-        </w:rPr>
-        <w:t xml:space="preserve">A(T) = e^{λT}·A(0) − ½κ₂μ[ δ(T) + δ̇(T)/λ + λ∫₀ᵀ e^{λ(T−s)}δ(s)ds − e^{λT}(δ(0)+δ̇(0)/λ) ]</w:t>
+          <w:rFonts w:ascii="Cambria Math" w:eastAsia="Cambria Math" w:hAnsi="Cambria Math" w:cs="Cambria Math"/>
+          <w:i/>
+          <w:iCs/>
+        </w:rPr>
+        <w:t>A(T) = e^{</w:t>
+      </w:r>
+      <w:proofErr w:type="spellStart"/>
+      <w:r>
+        <w:rPr>
+          <w:rFonts w:ascii="Cambria Math" w:eastAsia="Cambria Math" w:hAnsi="Cambria Math" w:cs="Cambria Math"/>
+          <w:i/>
+          <w:iCs/>
+        </w:rPr>
+        <w:t>λ</w:t>
+      </w:r>
+      <w:proofErr w:type="gramStart"/>
+      <w:r>
+        <w:rPr>
+          <w:rFonts w:ascii="Cambria Math" w:eastAsia="Cambria Math" w:hAnsi="Cambria Math" w:cs="Cambria Math"/>
+          <w:i/>
+          <w:iCs/>
+        </w:rPr>
+        <w:t>T</w:t>
+      </w:r>
+      <w:proofErr w:type="spellEnd"/>
+      <w:r>
+        <w:rPr>
+          <w:rFonts w:ascii="Cambria Math" w:eastAsia="Cambria Math" w:hAnsi="Cambria Math" w:cs="Cambria Math"/>
+          <w:i/>
+          <w:iCs/>
+        </w:rPr>
+        <w:t>}·</w:t>
+      </w:r>
+      <w:proofErr w:type="gramEnd"/>
+      <w:r>
+        <w:rPr>
+          <w:rFonts w:ascii="Cambria Math" w:eastAsia="Cambria Math" w:hAnsi="Cambria Math" w:cs="Cambria Math"/>
+          <w:i/>
+          <w:iCs/>
+        </w:rPr>
+        <w:t>A(0) − ½κ₂μ[ δ(T) + δ̇(T)/λ + λ∫₀ᵀ e^{λ(T−s)}δ(s)ds − e^{</w:t>
+      </w:r>
+      <w:proofErr w:type="spellStart"/>
+      <w:r>
+        <w:rPr>
+          <w:rFonts w:ascii="Cambria Math" w:eastAsia="Cambria Math" w:hAnsi="Cambria Math" w:cs="Cambria Math"/>
+          <w:i/>
+          <w:iCs/>
+        </w:rPr>
+        <w:t>λT</w:t>
+      </w:r>
+      <w:proofErr w:type="spellEnd"/>
+      <w:r>
+        <w:rPr>
+          <w:rFonts w:ascii="Cambria Math" w:eastAsia="Cambria Math" w:hAnsi="Cambria Math" w:cs="Cambria Math"/>
+          <w:i/>
+          <w:iCs/>
+        </w:rPr>
+        <w:t>}(δ(0)+δ̇(0)/λ) ]</w:t>
       </w:r>
     </w:p>
     <w:p>
@@ -114,15 +965,252 @@
         <w:spacing w:after="120"/>
       </w:pPr>
       <w:r>
-        <w:t xml:space="preserve">기존 유한시간접기 노트의 식은 δ(0)=δ̇(0)=0(곧게 선 자세에서 접기 시작)인 특수경우다. 마지막 항 −e^{λT}(δ(0)+δ̇(0)/λ)이 펴기(δ(0)=δ_f≠0)에서 비대칭을 만든다. 단, A(0)은 임의 상태에서 평가되므로 이 식 자체는 '비정지 임의상태'에 그대로 성립한다 — 즉 접기 γ는 사실 ε*_gen(비정지)에 곱해진다.</w:t>
+        <w:t>기존</w:t>
+      </w:r>
+      <w:r>
+        <w:t xml:space="preserve"> </w:t>
+      </w:r>
+      <w:r>
+        <w:t>유한시간접기</w:t>
+      </w:r>
+      <w:r>
+        <w:t xml:space="preserve"> </w:t>
+      </w:r>
+      <w:r>
+        <w:t>노트의</w:t>
+      </w:r>
+      <w:r>
+        <w:t xml:space="preserve"> </w:t>
+      </w:r>
+      <w:r>
+        <w:t>식은</w:t>
+      </w:r>
+      <w:r>
+        <w:t xml:space="preserve"> δ(0)=δ̇(0)=0(</w:t>
+      </w:r>
+      <w:r>
+        <w:t>곧게</w:t>
+      </w:r>
+      <w:r>
+        <w:t xml:space="preserve"> </w:t>
+      </w:r>
+      <w:r>
+        <w:t>선</w:t>
+      </w:r>
+      <w:r>
+        <w:t xml:space="preserve"> </w:t>
+      </w:r>
+      <w:r>
+        <w:t>자세에서</w:t>
+      </w:r>
+      <w:r>
+        <w:t xml:space="preserve"> </w:t>
+      </w:r>
+      <w:r>
+        <w:t>접기</w:t>
+      </w:r>
+      <w:r>
+        <w:t xml:space="preserve"> </w:t>
+      </w:r>
+      <w:r>
+        <w:t>시작</w:t>
+      </w:r>
+      <w:r>
+        <w:t>)</w:t>
+      </w:r>
+      <w:r>
+        <w:t>인</w:t>
+      </w:r>
+      <w:r>
+        <w:t xml:space="preserve"> </w:t>
+      </w:r>
+      <w:proofErr w:type="spellStart"/>
+      <w:r>
+        <w:t>특수경우다</w:t>
+      </w:r>
+      <w:proofErr w:type="spellEnd"/>
+      <w:r>
+        <w:t xml:space="preserve">. </w:t>
+      </w:r>
+      <w:r>
+        <w:t>마지막</w:t>
+      </w:r>
+      <w:r>
+        <w:t xml:space="preserve"> </w:t>
+      </w:r>
+      <w:r>
+        <w:t>항</w:t>
+      </w:r>
+      <w:r>
+        <w:t xml:space="preserve"> −e^{</w:t>
+      </w:r>
+      <w:proofErr w:type="spellStart"/>
+      <w:r>
+        <w:t>λT</w:t>
+      </w:r>
+      <w:proofErr w:type="spellEnd"/>
+      <w:r>
+        <w:t>}(δ(0)+δ̇(0)/λ)</w:t>
+      </w:r>
+      <w:r>
+        <w:t>이</w:t>
+      </w:r>
+      <w:r>
+        <w:t xml:space="preserve"> </w:t>
+      </w:r>
+      <w:r>
+        <w:t>펴기</w:t>
+      </w:r>
+      <w:r>
+        <w:t>(δ(0)=δ_f≠0)</w:t>
+      </w:r>
+      <w:r>
+        <w:t>에서</w:t>
+      </w:r>
+      <w:r>
+        <w:t xml:space="preserve"> </w:t>
+      </w:r>
+      <w:r>
+        <w:t>비대칭을</w:t>
+      </w:r>
+      <w:r>
+        <w:t xml:space="preserve"> </w:t>
+      </w:r>
+      <w:r>
+        <w:t>만든다</w:t>
+      </w:r>
+      <w:r>
+        <w:t xml:space="preserve">. </w:t>
+      </w:r>
+      <w:r>
+        <w:t>단</w:t>
+      </w:r>
+      <w:r>
+        <w:t>, A(0)</w:t>
+      </w:r>
+      <w:r>
+        <w:t>은</w:t>
+      </w:r>
+      <w:r>
+        <w:t xml:space="preserve"> </w:t>
+      </w:r>
+      <w:r>
+        <w:t>임의</w:t>
+      </w:r>
+      <w:r>
+        <w:t xml:space="preserve"> </w:t>
+      </w:r>
+      <w:r>
+        <w:t>상태에서</w:t>
+      </w:r>
+      <w:r>
+        <w:t xml:space="preserve"> </w:t>
+      </w:r>
+      <w:r>
+        <w:t>평가되므로</w:t>
+      </w:r>
+      <w:r>
+        <w:t xml:space="preserve"> </w:t>
+      </w:r>
+      <w:r>
+        <w:t>이</w:t>
+      </w:r>
+      <w:r>
+        <w:t xml:space="preserve"> </w:t>
+      </w:r>
+      <w:r>
+        <w:t>식</w:t>
+      </w:r>
+      <w:r>
+        <w:t xml:space="preserve"> </w:t>
+      </w:r>
+      <w:r>
+        <w:t>자체는</w:t>
+      </w:r>
+      <w:r>
+        <w:t xml:space="preserve"> '</w:t>
+      </w:r>
+      <w:r>
+        <w:t>비정지</w:t>
+      </w:r>
+      <w:r>
+        <w:t xml:space="preserve"> </w:t>
+      </w:r>
+      <w:r>
+        <w:t>임의상태</w:t>
+      </w:r>
+      <w:r>
+        <w:t>'</w:t>
+      </w:r>
+      <w:proofErr w:type="spellStart"/>
+      <w:r>
+        <w:t>에</w:t>
+      </w:r>
+      <w:proofErr w:type="spellEnd"/>
+      <w:r>
+        <w:t xml:space="preserve"> </w:t>
+      </w:r>
+      <w:r>
+        <w:t>그대로</w:t>
+      </w:r>
+      <w:r>
+        <w:t xml:space="preserve"> </w:t>
+      </w:r>
+      <w:r>
+        <w:t>성립한다</w:t>
+      </w:r>
+      <w:r>
+        <w:t xml:space="preserve"> — </w:t>
+      </w:r>
+      <w:r>
+        <w:t>즉</w:t>
+      </w:r>
+      <w:r>
+        <w:t xml:space="preserve"> </w:t>
+      </w:r>
+      <w:r>
+        <w:t>접기</w:t>
+      </w:r>
+      <w:r>
+        <w:t xml:space="preserve"> γ</w:t>
+      </w:r>
+      <w:r>
+        <w:t>는</w:t>
+      </w:r>
+      <w:r>
+        <w:t xml:space="preserve"> </w:t>
+      </w:r>
+      <w:r>
+        <w:t>사실</w:t>
+      </w:r>
+      <w:r>
+        <w:t xml:space="preserve"> ε*_gen(</w:t>
+      </w:r>
+      <w:r>
+        <w:t>비정지</w:t>
+      </w:r>
+      <w:r>
+        <w:t>)</w:t>
+      </w:r>
+      <w:r>
+        <w:t>에</w:t>
+      </w:r>
+      <w:r>
+        <w:t xml:space="preserve"> </w:t>
+      </w:r>
+      <w:r>
+        <w:t>곱해진다</w:t>
+      </w:r>
+      <w:r>
+        <w:t>.</w:t>
       </w:r>
     </w:p>
     <w:p>
       <w:pPr>
-        <w:pStyle w:val="Heading1"/>
+        <w:pStyle w:val="1"/>
       </w:pPr>
       <w:r>
-        <w:t xml:space="preserve">2. 접기와 펴기 — 비대칭의 분해</w:t>
+        <w:t>2. 접기와 펴기 — 비대칭의 분해</w:t>
       </w:r>
     </w:p>
     <w:p>
@@ -130,35 +1218,256 @@
         <w:spacing w:after="120"/>
       </w:pPr>
       <w:r>
-        <w:t xml:space="preserve">삼각 가감속 프로파일 δ(t)=δ_f·σ(t/T)에 대해 B(x)=4(e^{x/2}−1)²/x², x=λT, k≡½κ₂μ. 마스터식에 대입하면:</w:t>
+        <w:t>삼각</w:t>
+      </w:r>
+      <w:r>
+        <w:t xml:space="preserve"> </w:t>
+      </w:r>
+      <w:proofErr w:type="spellStart"/>
+      <w:r>
+        <w:t>가감속</w:t>
+      </w:r>
+      <w:proofErr w:type="spellEnd"/>
+      <w:r>
+        <w:t xml:space="preserve"> </w:t>
+      </w:r>
+      <w:r>
+        <w:t>프로파일</w:t>
+      </w:r>
+      <w:r>
+        <w:t xml:space="preserve"> δ(t)=</w:t>
+      </w:r>
+      <w:proofErr w:type="spellStart"/>
+      <w:r>
+        <w:t>δ_f·σ</w:t>
+      </w:r>
+      <w:proofErr w:type="spellEnd"/>
+      <w:r>
+        <w:t>(t/T)</w:t>
+      </w:r>
+      <w:proofErr w:type="spellStart"/>
+      <w:r>
+        <w:t>에</w:t>
+      </w:r>
+      <w:proofErr w:type="spellEnd"/>
+      <w:r>
+        <w:t xml:space="preserve"> </w:t>
+      </w:r>
+      <w:r>
+        <w:t>대해</w:t>
+      </w:r>
+      <w:r>
+        <w:t xml:space="preserve"> B(x)=4(e^{x/2}−1)²/x², x=</w:t>
+      </w:r>
+      <w:proofErr w:type="spellStart"/>
+      <w:r>
+        <w:t>λT</w:t>
+      </w:r>
+      <w:proofErr w:type="spellEnd"/>
+      <w:r>
+        <w:t xml:space="preserve">, k≡½κ₂μ. </w:t>
+      </w:r>
+      <w:r>
+        <w:t>마스터식에</w:t>
+      </w:r>
+      <w:r>
+        <w:t xml:space="preserve"> </w:t>
+      </w:r>
+      <w:r>
+        <w:t>대입하면</w:t>
+      </w:r>
+      <w:r>
+        <w:t>:</w:t>
       </w:r>
     </w:p>
     <w:p>
       <w:pPr>
-        <w:spacing w:after="120" w:before="60"/>
+        <w:spacing w:before="60" w:after="120"/>
         <w:jc w:val="center"/>
       </w:pPr>
       <w:r>
         <w:rPr>
-          <w:rFonts w:ascii="Cambria Math" w:cs="Cambria Math" w:eastAsia="Cambria Math" w:hAnsi="Cambria Math"/>
-          <w:i/>
-          <w:iCs/>
-        </w:rPr>
-        <w:t xml:space="preserve">접기 (δ:0→δ_f):   A_after = e^{x_f}·A(0) − k·δ_f·B(x_f)</w:t>
+          <w:rFonts w:ascii="Cambria Math" w:eastAsia="Cambria Math" w:hAnsi="Cambria Math" w:cs="Cambria Math"/>
+          <w:i/>
+          <w:iCs/>
+        </w:rPr>
+        <w:t xml:space="preserve">접기 (δ:0→δ_f):   </w:t>
+      </w:r>
+      <w:proofErr w:type="spellStart"/>
+      <w:r>
+        <w:rPr>
+          <w:rFonts w:ascii="Cambria Math" w:eastAsia="Cambria Math" w:hAnsi="Cambria Math" w:cs="Cambria Math"/>
+          <w:i/>
+          <w:iCs/>
+        </w:rPr>
+        <w:t>A_after</w:t>
+      </w:r>
+      <w:proofErr w:type="spellEnd"/>
+      <w:r>
+        <w:rPr>
+          <w:rFonts w:ascii="Cambria Math" w:eastAsia="Cambria Math" w:hAnsi="Cambria Math" w:cs="Cambria Math"/>
+          <w:i/>
+          <w:iCs/>
+        </w:rPr>
+        <w:t xml:space="preserve"> = e^{</w:t>
+      </w:r>
+      <w:proofErr w:type="spellStart"/>
+      <w:r>
+        <w:rPr>
+          <w:rFonts w:ascii="Cambria Math" w:eastAsia="Cambria Math" w:hAnsi="Cambria Math" w:cs="Cambria Math"/>
+          <w:i/>
+          <w:iCs/>
+        </w:rPr>
+        <w:t>x_f</w:t>
+      </w:r>
+      <w:proofErr w:type="spellEnd"/>
+      <w:r>
+        <w:rPr>
+          <w:rFonts w:ascii="Cambria Math" w:eastAsia="Cambria Math" w:hAnsi="Cambria Math" w:cs="Cambria Math"/>
+          <w:i/>
+          <w:iCs/>
+        </w:rPr>
+        <w:t xml:space="preserve">}·A(0) − </w:t>
+      </w:r>
+      <w:proofErr w:type="spellStart"/>
+      <w:r>
+        <w:rPr>
+          <w:rFonts w:ascii="Cambria Math" w:eastAsia="Cambria Math" w:hAnsi="Cambria Math" w:cs="Cambria Math"/>
+          <w:i/>
+          <w:iCs/>
+        </w:rPr>
+        <w:t>k·δ_f·B</w:t>
+      </w:r>
+      <w:proofErr w:type="spellEnd"/>
+      <w:r>
+        <w:rPr>
+          <w:rFonts w:ascii="Cambria Math" w:eastAsia="Cambria Math" w:hAnsi="Cambria Math" w:cs="Cambria Math"/>
+          <w:i/>
+          <w:iCs/>
+        </w:rPr>
+        <w:t>(</w:t>
+      </w:r>
+      <w:proofErr w:type="spellStart"/>
+      <w:r>
+        <w:rPr>
+          <w:rFonts w:ascii="Cambria Math" w:eastAsia="Cambria Math" w:hAnsi="Cambria Math" w:cs="Cambria Math"/>
+          <w:i/>
+          <w:iCs/>
+        </w:rPr>
+        <w:t>x_f</w:t>
+      </w:r>
+      <w:proofErr w:type="spellEnd"/>
+      <w:r>
+        <w:rPr>
+          <w:rFonts w:ascii="Cambria Math" w:eastAsia="Cambria Math" w:hAnsi="Cambria Math" w:cs="Cambria Math"/>
+          <w:i/>
+          <w:iCs/>
+        </w:rPr>
+        <w:t>)</w:t>
       </w:r>
     </w:p>
     <w:p>
       <w:pPr>
-        <w:spacing w:after="120" w:before="60"/>
+        <w:spacing w:before="60" w:after="120"/>
         <w:jc w:val="center"/>
       </w:pPr>
       <w:r>
         <w:rPr>
-          <w:rFonts w:ascii="Cambria Math" w:cs="Cambria Math" w:eastAsia="Cambria Math" w:hAnsi="Cambria Math"/>
-          <w:i/>
-          <w:iCs/>
-        </w:rPr>
-        <w:t xml:space="preserve">펴기 (δ:δ_f→0):   A_after = e^{x_e}·A(0) + k·δ_f·B(x_e)</w:t>
+          <w:rFonts w:ascii="Cambria Math" w:eastAsia="Cambria Math" w:hAnsi="Cambria Math" w:cs="Cambria Math"/>
+          <w:i/>
+          <w:iCs/>
+        </w:rPr>
+        <w:t>펴기 (</w:t>
+      </w:r>
+      <w:proofErr w:type="gramStart"/>
+      <w:r>
+        <w:rPr>
+          <w:rFonts w:ascii="Cambria Math" w:eastAsia="Cambria Math" w:hAnsi="Cambria Math" w:cs="Cambria Math"/>
+          <w:i/>
+          <w:iCs/>
+        </w:rPr>
+        <w:t>δ:δ</w:t>
+      </w:r>
+      <w:proofErr w:type="gramEnd"/>
+      <w:r>
+        <w:rPr>
+          <w:rFonts w:ascii="Cambria Math" w:eastAsia="Cambria Math" w:hAnsi="Cambria Math" w:cs="Cambria Math"/>
+          <w:i/>
+          <w:iCs/>
+        </w:rPr>
+        <w:t xml:space="preserve">_f→0):   </w:t>
+      </w:r>
+      <w:proofErr w:type="spellStart"/>
+      <w:r>
+        <w:rPr>
+          <w:rFonts w:ascii="Cambria Math" w:eastAsia="Cambria Math" w:hAnsi="Cambria Math" w:cs="Cambria Math"/>
+          <w:i/>
+          <w:iCs/>
+        </w:rPr>
+        <w:t>A_after</w:t>
+      </w:r>
+      <w:proofErr w:type="spellEnd"/>
+      <w:r>
+        <w:rPr>
+          <w:rFonts w:ascii="Cambria Math" w:eastAsia="Cambria Math" w:hAnsi="Cambria Math" w:cs="Cambria Math"/>
+          <w:i/>
+          <w:iCs/>
+        </w:rPr>
+        <w:t xml:space="preserve"> = e^{</w:t>
+      </w:r>
+      <w:proofErr w:type="spellStart"/>
+      <w:r>
+        <w:rPr>
+          <w:rFonts w:ascii="Cambria Math" w:eastAsia="Cambria Math" w:hAnsi="Cambria Math" w:cs="Cambria Math"/>
+          <w:i/>
+          <w:iCs/>
+        </w:rPr>
+        <w:t>x_e</w:t>
+      </w:r>
+      <w:proofErr w:type="spellEnd"/>
+      <w:r>
+        <w:rPr>
+          <w:rFonts w:ascii="Cambria Math" w:eastAsia="Cambria Math" w:hAnsi="Cambria Math" w:cs="Cambria Math"/>
+          <w:i/>
+          <w:iCs/>
+        </w:rPr>
+        <w:t xml:space="preserve">}·A(0) + </w:t>
+      </w:r>
+      <w:proofErr w:type="spellStart"/>
+      <w:r>
+        <w:rPr>
+          <w:rFonts w:ascii="Cambria Math" w:eastAsia="Cambria Math" w:hAnsi="Cambria Math" w:cs="Cambria Math"/>
+          <w:i/>
+          <w:iCs/>
+        </w:rPr>
+        <w:t>k·δ_f·B</w:t>
+      </w:r>
+      <w:proofErr w:type="spellEnd"/>
+      <w:r>
+        <w:rPr>
+          <w:rFonts w:ascii="Cambria Math" w:eastAsia="Cambria Math" w:hAnsi="Cambria Math" w:cs="Cambria Math"/>
+          <w:i/>
+          <w:iCs/>
+        </w:rPr>
+        <w:t>(</w:t>
+      </w:r>
+      <w:proofErr w:type="spellStart"/>
+      <w:r>
+        <w:rPr>
+          <w:rFonts w:ascii="Cambria Math" w:eastAsia="Cambria Math" w:hAnsi="Cambria Math" w:cs="Cambria Math"/>
+          <w:i/>
+          <w:iCs/>
+        </w:rPr>
+        <w:t>x_e</w:t>
+      </w:r>
+      <w:proofErr w:type="spellEnd"/>
+      <w:r>
+        <w:rPr>
+          <w:rFonts w:ascii="Cambria Math" w:eastAsia="Cambria Math" w:hAnsi="Cambria Math" w:cs="Cambria Math"/>
+          <w:i/>
+          <w:iCs/>
+        </w:rPr>
+        <w:t>)</w:t>
       </w:r>
     </w:p>
     <w:p>
@@ -166,12 +1475,39 @@
         <w:spacing w:after="120"/>
       </w:pPr>
       <w:r>
-        <w:t xml:space="preserve">정도일의 직관이 식으로 정확히 확인된다:</w:t>
+        <w:t>정도일의</w:t>
+      </w:r>
+      <w:r>
+        <w:t xml:space="preserve"> </w:t>
+      </w:r>
+      <w:r>
+        <w:t>직관이</w:t>
+      </w:r>
+      <w:r>
+        <w:t xml:space="preserve"> </w:t>
+      </w:r>
+      <w:r>
+        <w:t>식으로</w:t>
+      </w:r>
+      <w:r>
+        <w:t xml:space="preserve"> </w:t>
+      </w:r>
+      <w:r>
+        <w:t>정확히</w:t>
+      </w:r>
+      <w:r>
+        <w:t xml:space="preserve"> </w:t>
+      </w:r>
+      <w:r>
+        <w:t>확인된다</w:t>
+      </w:r>
+      <w:r>
+        <w:t>:</w:t>
       </w:r>
     </w:p>
     <w:p>
       <w:pPr>
-        <w:pStyle w:val="ListParagraph"/>
+        <w:pStyle w:val="a4"/>
         <w:numPr>
           <w:ilvl w:val="0"/>
           <w:numId w:val="2"/>
@@ -179,12 +1515,102 @@
         <w:spacing w:after="80"/>
       </w:pPr>
       <w:r>
-        <w:t xml:space="preserve">동작 킥 ∓k·δ_f·B(x): 접기는 −, 펴기는 +. 같은 B 형태, 부호만 반전 = '펴는 행위 자체의 역학은 접기와 대칭'.</w:t>
+        <w:lastRenderedPageBreak/>
+        <w:t>동작</w:t>
+      </w:r>
+      <w:r>
+        <w:t xml:space="preserve"> </w:t>
+      </w:r>
+      <w:r>
+        <w:t>킥</w:t>
+      </w:r>
+      <w:r>
+        <w:t xml:space="preserve"> ∓</w:t>
+      </w:r>
+      <w:proofErr w:type="spellStart"/>
+      <w:r>
+        <w:t>k·δ_f·B</w:t>
+      </w:r>
+      <w:proofErr w:type="spellEnd"/>
+      <w:r>
+        <w:t xml:space="preserve">(x): </w:t>
+      </w:r>
+      <w:r>
+        <w:t>접기는</w:t>
+      </w:r>
+      <w:r>
+        <w:t xml:space="preserve"> −, </w:t>
+      </w:r>
+      <w:r>
+        <w:t>펴기는</w:t>
+      </w:r>
+      <w:r>
+        <w:t xml:space="preserve"> +. </w:t>
+      </w:r>
+      <w:r>
+        <w:t>같은</w:t>
+      </w:r>
+      <w:r>
+        <w:t xml:space="preserve"> B </w:t>
+      </w:r>
+      <w:r>
+        <w:t>형태</w:t>
+      </w:r>
+      <w:r>
+        <w:t xml:space="preserve">, </w:t>
+      </w:r>
+      <w:r>
+        <w:t>부호만</w:t>
+      </w:r>
+      <w:r>
+        <w:t xml:space="preserve"> </w:t>
+      </w:r>
+      <w:r>
+        <w:t>반전</w:t>
+      </w:r>
+      <w:r>
+        <w:t xml:space="preserve"> = '</w:t>
+      </w:r>
+      <w:r>
+        <w:t>펴는</w:t>
+      </w:r>
+      <w:r>
+        <w:t xml:space="preserve"> </w:t>
+      </w:r>
+      <w:r>
+        <w:t>행위</w:t>
+      </w:r>
+      <w:r>
+        <w:t xml:space="preserve"> </w:t>
+      </w:r>
+      <w:r>
+        <w:t>자체의</w:t>
+      </w:r>
+      <w:r>
+        <w:t xml:space="preserve"> </w:t>
+      </w:r>
+      <w:r>
+        <w:t>역학은</w:t>
+      </w:r>
+      <w:r>
+        <w:t xml:space="preserve"> </w:t>
+      </w:r>
+      <w:r>
+        <w:t>접기와</w:t>
+      </w:r>
+      <w:r>
+        <w:t xml:space="preserve"> </w:t>
+      </w:r>
+      <w:r>
+        <w:t>대칭</w:t>
+      </w:r>
+      <w:r>
+        <w:t>'.</w:t>
       </w:r>
     </w:p>
     <w:p>
       <w:pPr>
-        <w:pStyle w:val="ListParagraph"/>
+        <w:pStyle w:val="a4"/>
         <w:numPr>
           <w:ilvl w:val="0"/>
           <w:numId w:val="2"/>
@@ -192,12 +1618,89 @@
         <w:spacing w:after="80"/>
       </w:pPr>
       <w:r>
-        <w:t xml:space="preserve">시간 이자 e^{λT}·A(0): 접기·펴기 부호 같음(동작 시간 동안 불안정 모드가 자람).</w:t>
+        <w:t>시간</w:t>
+      </w:r>
+      <w:r>
+        <w:t xml:space="preserve"> </w:t>
+      </w:r>
+      <w:r>
+        <w:t>이자</w:t>
+      </w:r>
+      <w:r>
+        <w:t xml:space="preserve"> e^{</w:t>
+      </w:r>
+      <w:proofErr w:type="spellStart"/>
+      <w:r>
+        <w:t>λT</w:t>
+      </w:r>
+      <w:proofErr w:type="spellEnd"/>
+      <w:r>
+        <w:t xml:space="preserve">}·A(0): </w:t>
+      </w:r>
+      <w:r>
+        <w:t>접기</w:t>
+      </w:r>
+      <w:r>
+        <w:t>·</w:t>
+      </w:r>
+      <w:r>
+        <w:t>펴기</w:t>
+      </w:r>
+      <w:r>
+        <w:t xml:space="preserve"> </w:t>
+      </w:r>
+      <w:r>
+        <w:t>부호</w:t>
+      </w:r>
+      <w:r>
+        <w:t xml:space="preserve"> </w:t>
+      </w:r>
+      <w:r>
+        <w:t>같음</w:t>
+      </w:r>
+      <w:r>
+        <w:t>(</w:t>
+      </w:r>
+      <w:r>
+        <w:t>동작</w:t>
+      </w:r>
+      <w:r>
+        <w:t xml:space="preserve"> </w:t>
+      </w:r>
+      <w:r>
+        <w:t>시간</w:t>
+      </w:r>
+      <w:r>
+        <w:t xml:space="preserve"> </w:t>
+      </w:r>
+      <w:r>
+        <w:t>동안</w:t>
+      </w:r>
+      <w:r>
+        <w:t xml:space="preserve"> </w:t>
+      </w:r>
+      <w:r>
+        <w:t>불안정</w:t>
+      </w:r>
+      <w:r>
+        <w:t xml:space="preserve"> </w:t>
+      </w:r>
+      <w:r>
+        <w:t>모드가</w:t>
+      </w:r>
+      <w:r>
+        <w:t xml:space="preserve"> </w:t>
+      </w:r>
+      <w:r>
+        <w:t>자람</w:t>
+      </w:r>
+      <w:r>
+        <w:t>).</w:t>
       </w:r>
     </w:p>
     <w:p>
       <w:pPr>
-        <w:pStyle w:val="ListParagraph"/>
+        <w:pStyle w:val="a4"/>
         <w:numPr>
           <w:ilvl w:val="0"/>
           <w:numId w:val="2"/>
@@ -205,7 +1708,157 @@
         <w:spacing w:after="80"/>
       </w:pPr>
       <w:r>
-        <w:t xml:space="preserve">B(x)&gt;1이고 x(시간)에 따라 커짐: 동작이 오래 걸릴수록 킥 크기도 커짐 — 이것도 접기와 같은 방향. 즉 '시간이 걸리는 면'에서는 펴기도 접기와 동일 방향의 손해.</w:t>
+        <w:t>B(x)&gt;1</w:t>
+      </w:r>
+      <w:r>
+        <w:t>이고</w:t>
+      </w:r>
+      <w:r>
+        <w:t xml:space="preserve"> x(</w:t>
+      </w:r>
+      <w:r>
+        <w:t>시간</w:t>
+      </w:r>
+      <w:r>
+        <w:t>)</w:t>
+      </w:r>
+      <w:r>
+        <w:t>에</w:t>
+      </w:r>
+      <w:r>
+        <w:t xml:space="preserve"> </w:t>
+      </w:r>
+      <w:r>
+        <w:t>따라</w:t>
+      </w:r>
+      <w:r>
+        <w:t xml:space="preserve"> </w:t>
+      </w:r>
+      <w:r>
+        <w:t>커짐</w:t>
+      </w:r>
+      <w:r>
+        <w:t xml:space="preserve">: </w:t>
+      </w:r>
+      <w:r>
+        <w:t>동작이</w:t>
+      </w:r>
+      <w:r>
+        <w:t xml:space="preserve"> </w:t>
+      </w:r>
+      <w:r>
+        <w:t>오래</w:t>
+      </w:r>
+      <w:r>
+        <w:t xml:space="preserve"> </w:t>
+      </w:r>
+      <w:r>
+        <w:t>걸릴수록</w:t>
+      </w:r>
+      <w:r>
+        <w:t xml:space="preserve"> </w:t>
+      </w:r>
+      <w:r>
+        <w:t>킥</w:t>
+      </w:r>
+      <w:r>
+        <w:t xml:space="preserve"> </w:t>
+      </w:r>
+      <w:r>
+        <w:t>크기도</w:t>
+      </w:r>
+      <w:r>
+        <w:t xml:space="preserve"> </w:t>
+      </w:r>
+      <w:r>
+        <w:t>커짐</w:t>
+      </w:r>
+      <w:r>
+        <w:t xml:space="preserve"> — </w:t>
+      </w:r>
+      <w:r>
+        <w:t>이것도</w:t>
+      </w:r>
+      <w:r>
+        <w:t xml:space="preserve"> </w:t>
+      </w:r>
+      <w:r>
+        <w:t>접기와</w:t>
+      </w:r>
+      <w:r>
+        <w:t xml:space="preserve"> </w:t>
+      </w:r>
+      <w:r>
+        <w:t>같은</w:t>
+      </w:r>
+      <w:r>
+        <w:t xml:space="preserve"> </w:t>
+      </w:r>
+      <w:r>
+        <w:t>방향</w:t>
+      </w:r>
+      <w:r>
+        <w:t xml:space="preserve">. </w:t>
+      </w:r>
+      <w:r>
+        <w:t>즉</w:t>
+      </w:r>
+      <w:r>
+        <w:t xml:space="preserve"> '</w:t>
+      </w:r>
+      <w:r>
+        <w:t>시간이</w:t>
+      </w:r>
+      <w:r>
+        <w:t xml:space="preserve"> </w:t>
+      </w:r>
+      <w:r>
+        <w:t>걸리는</w:t>
+      </w:r>
+      <w:r>
+        <w:t xml:space="preserve"> </w:t>
+      </w:r>
+      <w:r>
+        <w:t>면</w:t>
+      </w:r>
+      <w:r>
+        <w:t>'</w:t>
+      </w:r>
+      <w:r>
+        <w:t>에서는</w:t>
+      </w:r>
+      <w:r>
+        <w:t xml:space="preserve"> </w:t>
+      </w:r>
+      <w:r>
+        <w:t>펴기도</w:t>
+      </w:r>
+      <w:r>
+        <w:t xml:space="preserve"> </w:t>
+      </w:r>
+      <w:r>
+        <w:t>접기와</w:t>
+      </w:r>
+      <w:r>
+        <w:t xml:space="preserve"> </w:t>
+      </w:r>
+      <w:r>
+        <w:t>동일</w:t>
+      </w:r>
+      <w:r>
+        <w:t xml:space="preserve"> </w:t>
+      </w:r>
+      <w:r>
+        <w:t>방향의</w:t>
+      </w:r>
+      <w:r>
+        <w:t xml:space="preserve"> </w:t>
+      </w:r>
+      <w:r>
+        <w:t>손해</w:t>
+      </w:r>
+      <w:r>
+        <w:t>.</w:t>
       </w:r>
     </w:p>
     <w:p>
@@ -213,15 +1866,172 @@
         <w:spacing w:after="120"/>
       </w:pPr>
       <w:r>
-        <w:t xml:space="preserve">결론: 펴기는 접기의 단순 역(−γ)이 아니다. 킥 부호만 뒤집히고 시간 손해는 그대로 더해진다. x_e→0(빠른 펴기)이면 B→1·e^{x_e}→1로 손해가 최소화되므로 '빠르게 펴라'가 정량적으로 정당화된다.</w:t>
+        <w:t>결론</w:t>
+      </w:r>
+      <w:r>
+        <w:t xml:space="preserve">: </w:t>
+      </w:r>
+      <w:r>
+        <w:t>펴기는</w:t>
+      </w:r>
+      <w:r>
+        <w:t xml:space="preserve"> </w:t>
+      </w:r>
+      <w:r>
+        <w:t>접기의</w:t>
+      </w:r>
+      <w:r>
+        <w:t xml:space="preserve"> </w:t>
+      </w:r>
+      <w:r>
+        <w:t>단순</w:t>
+      </w:r>
+      <w:r>
+        <w:t xml:space="preserve"> </w:t>
+      </w:r>
+      <w:r>
+        <w:t>역</w:t>
+      </w:r>
+      <w:r>
+        <w:t>(−γ)</w:t>
+      </w:r>
+      <w:r>
+        <w:t>이</w:t>
+      </w:r>
+      <w:r>
+        <w:t xml:space="preserve"> </w:t>
+      </w:r>
+      <w:r>
+        <w:t>아니다</w:t>
+      </w:r>
+      <w:r>
+        <w:t xml:space="preserve">. </w:t>
+      </w:r>
+      <w:r>
+        <w:t>킥</w:t>
+      </w:r>
+      <w:r>
+        <w:t xml:space="preserve"> </w:t>
+      </w:r>
+      <w:r>
+        <w:t>부호만</w:t>
+      </w:r>
+      <w:r>
+        <w:t xml:space="preserve"> </w:t>
+      </w:r>
+      <w:r>
+        <w:t>뒤집히고</w:t>
+      </w:r>
+      <w:r>
+        <w:t xml:space="preserve"> </w:t>
+      </w:r>
+      <w:r>
+        <w:t>시간</w:t>
+      </w:r>
+      <w:r>
+        <w:t xml:space="preserve"> </w:t>
+      </w:r>
+      <w:r>
+        <w:t>손해는</w:t>
+      </w:r>
+      <w:r>
+        <w:t xml:space="preserve"> </w:t>
+      </w:r>
+      <w:r>
+        <w:t>그대로</w:t>
+      </w:r>
+      <w:r>
+        <w:t xml:space="preserve"> </w:t>
+      </w:r>
+      <w:r>
+        <w:t>더해진다</w:t>
+      </w:r>
+      <w:r>
+        <w:t>. x_e→0(</w:t>
+      </w:r>
+      <w:r>
+        <w:t>빠른</w:t>
+      </w:r>
+      <w:r>
+        <w:t xml:space="preserve"> </w:t>
+      </w:r>
+      <w:r>
+        <w:t>펴기</w:t>
+      </w:r>
+      <w:r>
+        <w:t>)</w:t>
+      </w:r>
+      <w:r>
+        <w:t>이면</w:t>
+      </w:r>
+      <w:r>
+        <w:t xml:space="preserve"> B→1·e^{</w:t>
+      </w:r>
+      <w:proofErr w:type="spellStart"/>
+      <w:r>
+        <w:t>x_e</w:t>
+      </w:r>
+      <w:proofErr w:type="spellEnd"/>
+      <w:r>
+        <w:t>}→1</w:t>
+      </w:r>
+      <w:r>
+        <w:t>로</w:t>
+      </w:r>
+      <w:r>
+        <w:t xml:space="preserve"> </w:t>
+      </w:r>
+      <w:r>
+        <w:t>손해가</w:t>
+      </w:r>
+      <w:r>
+        <w:t xml:space="preserve"> </w:t>
+      </w:r>
+      <w:r>
+        <w:t>최소화되므로</w:t>
+      </w:r>
+      <w:r>
+        <w:t xml:space="preserve"> '</w:t>
+      </w:r>
+      <w:r>
+        <w:t>빠르게</w:t>
+      </w:r>
+      <w:r>
+        <w:t xml:space="preserve"> </w:t>
+      </w:r>
+      <w:r>
+        <w:t>펴라</w:t>
+      </w:r>
+      <w:r>
+        <w:t>'</w:t>
+      </w:r>
+      <w:r>
+        <w:t>가</w:t>
+      </w:r>
+      <w:r>
+        <w:t xml:space="preserve"> </w:t>
+      </w:r>
+      <w:r>
+        <w:t>정량적으로</w:t>
+      </w:r>
+      <w:r>
+        <w:t xml:space="preserve"> </w:t>
+      </w:r>
+      <w:proofErr w:type="spellStart"/>
+      <w:r>
+        <w:t>정당화된다</w:t>
+      </w:r>
+      <w:proofErr w:type="spellEnd"/>
+      <w:r>
+        <w:t>.</w:t>
       </w:r>
     </w:p>
     <w:p>
       <w:pPr>
-        <w:pStyle w:val="Heading2"/>
+        <w:pStyle w:val="2"/>
       </w:pPr>
       <w:r>
-        <w:t xml:space="preserve">2.1 수치 검증 (마스터식 vs 결합 ODE 직접적분)</w:t>
+        <w:t>2.1 수치 검증 (마스터식 vs 결합 ODE 직접적분)</w:t>
       </w:r>
     </w:p>
     <w:p>
@@ -229,20 +2039,106 @@
         <w:spacing w:after="120"/>
       </w:pPr>
       <w:r>
-        <w:t xml:space="preserve">단일모드 ODE를 정밀적분해 A(T)를 구하고 위 닫힌형과 비교했다(λ=3.54, A₀=0.3, c=κ₂μ=1, δ_f=1). 모든 T에서 ~10⁻⁸ 일치.</w:t>
+        <w:t>단일모드</w:t>
+      </w:r>
+      <w:r>
+        <w:t xml:space="preserve"> ODE</w:t>
+      </w:r>
+      <w:r>
+        <w:t>를</w:t>
+      </w:r>
+      <w:r>
+        <w:t xml:space="preserve"> </w:t>
+      </w:r>
+      <w:r>
+        <w:t>정밀적분해</w:t>
+      </w:r>
+      <w:r>
+        <w:t xml:space="preserve"> A(T)</w:t>
+      </w:r>
+      <w:r>
+        <w:t>를</w:t>
+      </w:r>
+      <w:r>
+        <w:t xml:space="preserve"> </w:t>
+      </w:r>
+      <w:r>
+        <w:t>구하고</w:t>
+      </w:r>
+      <w:r>
+        <w:t xml:space="preserve"> </w:t>
+      </w:r>
+      <w:r>
+        <w:t>위</w:t>
+      </w:r>
+      <w:r>
+        <w:t xml:space="preserve"> </w:t>
+      </w:r>
+      <w:proofErr w:type="spellStart"/>
+      <w:r>
+        <w:t>닫힌형과</w:t>
+      </w:r>
+      <w:proofErr w:type="spellEnd"/>
+      <w:r>
+        <w:t xml:space="preserve"> </w:t>
+      </w:r>
+      <w:r>
+        <w:t>비교했다</w:t>
+      </w:r>
+      <w:r>
+        <w:t>(λ=3.54, A₀=0.3, c=</w:t>
+      </w:r>
+      <w:proofErr w:type="spellStart"/>
+      <w:r>
+        <w:t>κ₂μ</w:t>
+      </w:r>
+      <w:proofErr w:type="spellEnd"/>
+      <w:r>
+        <w:t xml:space="preserve">=1, </w:t>
+      </w:r>
+      <w:proofErr w:type="spellStart"/>
+      <w:r>
+        <w:t>δ_f</w:t>
+      </w:r>
+      <w:proofErr w:type="spellEnd"/>
+      <w:r>
+        <w:t xml:space="preserve">=1). </w:t>
+      </w:r>
+      <w:r>
+        <w:t>모든</w:t>
+      </w:r>
+      <w:r>
+        <w:t xml:space="preserve"> T</w:t>
+      </w:r>
+      <w:r>
+        <w:t>에서</w:t>
+      </w:r>
+      <w:r>
+        <w:t xml:space="preserve"> ~10⁻⁸ </w:t>
+      </w:r>
+      <w:r>
+        <w:t>일치</w:t>
+      </w:r>
+      <w:r>
+        <w:t>.</w:t>
       </w:r>
     </w:p>
     <w:tbl>
       <w:tblPr>
-        <w:tblW w:type="dxa" w:w="9240"/>
+        <w:tblW w:w="9240" w:type="dxa"/>
         <w:tblBorders>
-          <w:top w:val="single" w:color="auto" w:sz="4"/>
-          <w:left w:val="single" w:color="auto" w:sz="4"/>
-          <w:bottom w:val="single" w:color="auto" w:sz="4"/>
-          <w:right w:val="single" w:color="auto" w:sz="4"/>
-          <w:insideH w:val="single" w:color="auto" w:sz="4"/>
-          <w:insideV w:val="single" w:color="auto" w:sz="4"/>
+          <w:top w:val="single" w:sz="4" w:space="0" w:color="auto"/>
+          <w:left w:val="single" w:sz="4" w:space="0" w:color="auto"/>
+          <w:bottom w:val="single" w:sz="4" w:space="0" w:color="auto"/>
+          <w:right w:val="single" w:sz="4" w:space="0" w:color="auto"/>
+          <w:insideH w:val="single" w:sz="4" w:space="0" w:color="auto"/>
+          <w:insideV w:val="single" w:sz="4" w:space="0" w:color="auto"/>
         </w:tblBorders>
+        <w:tblCellMar>
+          <w:left w:w="10" w:type="dxa"/>
+          <w:right w:w="10" w:type="dxa"/>
+        </w:tblCellMar>
+        <w:tblLook w:val="04A0" w:firstRow="1" w:lastRow="0" w:firstColumn="1" w:lastColumn="0" w:noHBand="0" w:noVBand="1"/>
       </w:tblPr>
       <w:tblGrid>
         <w:gridCol w:w="1500"/>
@@ -251,21 +2147,27 @@
         <w:gridCol w:w="3120"/>
       </w:tblGrid>
       <w:tr>
+        <w:tblPrEx>
+          <w:tblCellMar>
+            <w:top w:w="0" w:type="dxa"/>
+            <w:bottom w:w="0" w:type="dxa"/>
+          </w:tblCellMar>
+        </w:tblPrEx>
         <w:tc>
           <w:tcPr>
-            <w:tcW w:type="dxa" w:w="1500"/>
+            <w:tcW w:w="1500" w:type="dxa"/>
             <w:tcBorders>
-              <w:top w:val="single" w:color="BBBBBB" w:sz="1"/>
-              <w:left w:val="single" w:color="BBBBBB" w:sz="1"/>
-              <w:bottom w:val="single" w:color="BBBBBB" w:sz="1"/>
-              <w:right w:val="single" w:color="BBBBBB" w:sz="1"/>
+              <w:top w:val="single" w:sz="1" w:space="0" w:color="BBBBBB"/>
+              <w:left w:val="single" w:sz="1" w:space="0" w:color="BBBBBB"/>
+              <w:bottom w:val="single" w:sz="1" w:space="0" w:color="BBBBBB"/>
+              <w:right w:val="single" w:sz="1" w:space="0" w:color="BBBBBB"/>
             </w:tcBorders>
-            <w:shd w:fill="D5E8F0" w:val="clear"/>
+            <w:shd w:val="clear" w:color="auto" w:fill="D5E8F0"/>
             <w:tcMar>
-              <w:top w:type="dxa" w:w="60"/>
-              <w:left w:type="dxa" w:w="100"/>
-              <w:bottom w:type="dxa" w:w="60"/>
-              <w:right w:type="dxa" w:w="100"/>
+              <w:top w:w="60" w:type="dxa"/>
+              <w:left w:w="100" w:type="dxa"/>
+              <w:bottom w:w="60" w:type="dxa"/>
+              <w:right w:w="100" w:type="dxa"/>
             </w:tcMar>
           </w:tcPr>
           <w:p>
@@ -276,25 +2178,25 @@
                 <w:sz w:val="18"/>
                 <w:szCs w:val="18"/>
               </w:rPr>
-              <w:t xml:space="preserve">T [s]</w:t>
+              <w:t>T [s]</w:t>
             </w:r>
           </w:p>
         </w:tc>
         <w:tc>
           <w:tcPr>
-            <w:tcW w:type="dxa" w:w="1500"/>
+            <w:tcW w:w="1500" w:type="dxa"/>
             <w:tcBorders>
-              <w:top w:val="single" w:color="BBBBBB" w:sz="1"/>
-              <w:left w:val="single" w:color="BBBBBB" w:sz="1"/>
-              <w:bottom w:val="single" w:color="BBBBBB" w:sz="1"/>
-              <w:right w:val="single" w:color="BBBBBB" w:sz="1"/>
+              <w:top w:val="single" w:sz="1" w:space="0" w:color="BBBBBB"/>
+              <w:left w:val="single" w:sz="1" w:space="0" w:color="BBBBBB"/>
+              <w:bottom w:val="single" w:sz="1" w:space="0" w:color="BBBBBB"/>
+              <w:right w:val="single" w:sz="1" w:space="0" w:color="BBBBBB"/>
             </w:tcBorders>
-            <w:shd w:fill="D5E8F0" w:val="clear"/>
+            <w:shd w:val="clear" w:color="auto" w:fill="D5E8F0"/>
             <w:tcMar>
-              <w:top w:type="dxa" w:w="60"/>
-              <w:left w:type="dxa" w:w="100"/>
-              <w:bottom w:type="dxa" w:w="60"/>
-              <w:right w:type="dxa" w:w="100"/>
+              <w:top w:w="60" w:type="dxa"/>
+              <w:left w:w="100" w:type="dxa"/>
+              <w:bottom w:w="60" w:type="dxa"/>
+              <w:right w:w="100" w:type="dxa"/>
             </w:tcMar>
           </w:tcPr>
           <w:p>
@@ -305,25 +2207,36 @@
                 <w:sz w:val="18"/>
                 <w:szCs w:val="18"/>
               </w:rPr>
-              <w:t xml:space="preserve">x=λT</w:t>
+              <w:t>x=</w:t>
             </w:r>
+            <w:proofErr w:type="spellStart"/>
+            <w:r>
+              <w:rPr>
+                <w:b/>
+                <w:bCs/>
+                <w:sz w:val="18"/>
+                <w:szCs w:val="18"/>
+              </w:rPr>
+              <w:t>λT</w:t>
+            </w:r>
+            <w:proofErr w:type="spellEnd"/>
           </w:p>
         </w:tc>
         <w:tc>
           <w:tcPr>
-            <w:tcW w:type="dxa" w:w="3120"/>
+            <w:tcW w:w="3120" w:type="dxa"/>
             <w:tcBorders>
-              <w:top w:val="single" w:color="BBBBBB" w:sz="1"/>
-              <w:left w:val="single" w:color="BBBBBB" w:sz="1"/>
-              <w:bottom w:val="single" w:color="BBBBBB" w:sz="1"/>
-              <w:right w:val="single" w:color="BBBBBB" w:sz="1"/>
+              <w:top w:val="single" w:sz="1" w:space="0" w:color="BBBBBB"/>
+              <w:left w:val="single" w:sz="1" w:space="0" w:color="BBBBBB"/>
+              <w:bottom w:val="single" w:sz="1" w:space="0" w:color="BBBBBB"/>
+              <w:right w:val="single" w:sz="1" w:space="0" w:color="BBBBBB"/>
             </w:tcBorders>
-            <w:shd w:fill="D5E8F0" w:val="clear"/>
+            <w:shd w:val="clear" w:color="auto" w:fill="D5E8F0"/>
             <w:tcMar>
-              <w:top w:type="dxa" w:w="60"/>
-              <w:left w:type="dxa" w:w="100"/>
-              <w:bottom w:type="dxa" w:w="60"/>
-              <w:right w:type="dxa" w:w="100"/>
+              <w:top w:w="60" w:type="dxa"/>
+              <w:left w:w="100" w:type="dxa"/>
+              <w:bottom w:w="60" w:type="dxa"/>
+              <w:right w:w="100" w:type="dxa"/>
             </w:tcMar>
           </w:tcPr>
           <w:p>
@@ -334,25 +2247,63 @@
                 <w:sz w:val="18"/>
                 <w:szCs w:val="18"/>
               </w:rPr>
-              <w:t xml:space="preserve">접기 A: ODE / 식</w:t>
+              <w:t>접기</w:t>
+            </w:r>
+            <w:r>
+              <w:rPr>
+                <w:b/>
+                <w:bCs/>
+                <w:sz w:val="18"/>
+                <w:szCs w:val="18"/>
+              </w:rPr>
+              <w:t xml:space="preserve"> A: </w:t>
+            </w:r>
+            <w:proofErr w:type="gramStart"/>
+            <w:r>
+              <w:rPr>
+                <w:b/>
+                <w:bCs/>
+                <w:sz w:val="18"/>
+                <w:szCs w:val="18"/>
+              </w:rPr>
+              <w:t>ODE /</w:t>
+            </w:r>
+            <w:proofErr w:type="gramEnd"/>
+            <w:r>
+              <w:rPr>
+                <w:b/>
+                <w:bCs/>
+                <w:sz w:val="18"/>
+                <w:szCs w:val="18"/>
+              </w:rPr>
+              <w:t xml:space="preserve"> </w:t>
+            </w:r>
+            <w:r>
+              <w:rPr>
+                <w:b/>
+                <w:bCs/>
+                <w:sz w:val="18"/>
+                <w:szCs w:val="18"/>
+              </w:rPr>
+              <w:t>식</w:t>
             </w:r>
           </w:p>
         </w:tc>
         <w:tc>
           <w:tcPr>
-            <w:tcW w:type="dxa" w:w="3120"/>
+            <w:tcW w:w="3120" w:type="dxa"/>
             <w:tcBorders>
-              <w:top w:val="single" w:color="BBBBBB" w:sz="1"/>
-              <w:left w:val="single" w:color="BBBBBB" w:sz="1"/>
-              <w:bottom w:val="single" w:color="BBBBBB" w:sz="1"/>
-              <w:right w:val="single" w:color="BBBBBB" w:sz="1"/>
+              <w:top w:val="single" w:sz="1" w:space="0" w:color="BBBBBB"/>
+              <w:left w:val="single" w:sz="1" w:space="0" w:color="BBBBBB"/>
+              <w:bottom w:val="single" w:sz="1" w:space="0" w:color="BBBBBB"/>
+              <w:right w:val="single" w:sz="1" w:space="0" w:color="BBBBBB"/>
             </w:tcBorders>
-            <w:shd w:fill="D5E8F0" w:val="clear"/>
+            <w:shd w:val="clear" w:color="auto" w:fill="D5E8F0"/>
             <w:tcMar>
-              <w:top w:type="dxa" w:w="60"/>
-              <w:left w:type="dxa" w:w="100"/>
-              <w:bottom w:type="dxa" w:w="60"/>
-              <w:right w:type="dxa" w:w="100"/>
+              <w:top w:w="60" w:type="dxa"/>
+              <w:left w:w="100" w:type="dxa"/>
+              <w:bottom w:w="60" w:type="dxa"/>
+              <w:right w:w="100" w:type="dxa"/>
             </w:tcMar>
           </w:tcPr>
           <w:p>
@@ -363,479 +2314,509 @@
                 <w:sz w:val="18"/>
                 <w:szCs w:val="18"/>
               </w:rPr>
-              <w:t xml:space="preserve">펴기 A: ODE / 식</w:t>
+              <w:t>펴기</w:t>
+            </w:r>
+            <w:r>
+              <w:rPr>
+                <w:b/>
+                <w:bCs/>
+                <w:sz w:val="18"/>
+                <w:szCs w:val="18"/>
+              </w:rPr>
+              <w:t xml:space="preserve"> A: </w:t>
+            </w:r>
+            <w:proofErr w:type="gramStart"/>
+            <w:r>
+              <w:rPr>
+                <w:b/>
+                <w:bCs/>
+                <w:sz w:val="18"/>
+                <w:szCs w:val="18"/>
+              </w:rPr>
+              <w:t>ODE /</w:t>
+            </w:r>
+            <w:proofErr w:type="gramEnd"/>
+            <w:r>
+              <w:rPr>
+                <w:b/>
+                <w:bCs/>
+                <w:sz w:val="18"/>
+                <w:szCs w:val="18"/>
+              </w:rPr>
+              <w:t xml:space="preserve"> </w:t>
+            </w:r>
+            <w:r>
+              <w:rPr>
+                <w:b/>
+                <w:bCs/>
+                <w:sz w:val="18"/>
+                <w:szCs w:val="18"/>
+              </w:rPr>
+              <w:t>식</w:t>
             </w:r>
           </w:p>
         </w:tc>
       </w:tr>
       <w:tr>
+        <w:tblPrEx>
+          <w:tblCellMar>
+            <w:top w:w="0" w:type="dxa"/>
+            <w:bottom w:w="0" w:type="dxa"/>
+          </w:tblCellMar>
+        </w:tblPrEx>
         <w:tc>
           <w:tcPr>
-            <w:tcW w:type="dxa" w:w="1500"/>
+            <w:tcW w:w="1500" w:type="dxa"/>
             <w:tcBorders>
-              <w:top w:val="single" w:color="BBBBBB" w:sz="1"/>
-              <w:left w:val="single" w:color="BBBBBB" w:sz="1"/>
-              <w:bottom w:val="single" w:color="BBBBBB" w:sz="1"/>
-              <w:right w:val="single" w:color="BBBBBB" w:sz="1"/>
+              <w:top w:val="single" w:sz="1" w:space="0" w:color="BBBBBB"/>
+              <w:left w:val="single" w:sz="1" w:space="0" w:color="BBBBBB"/>
+              <w:bottom w:val="single" w:sz="1" w:space="0" w:color="BBBBBB"/>
+              <w:right w:val="single" w:sz="1" w:space="0" w:color="BBBBBB"/>
             </w:tcBorders>
-            <w:shd w:fill="FFFFFF" w:val="clear"/>
+            <w:shd w:val="clear" w:color="auto" w:fill="FFFFFF"/>
             <w:tcMar>
-              <w:top w:type="dxa" w:w="60"/>
-              <w:left w:type="dxa" w:w="100"/>
-              <w:bottom w:type="dxa" w:w="60"/>
-              <w:right w:type="dxa" w:w="100"/>
+              <w:top w:w="60" w:type="dxa"/>
+              <w:left w:w="100" w:type="dxa"/>
+              <w:bottom w:w="60" w:type="dxa"/>
+              <w:right w:w="100" w:type="dxa"/>
             </w:tcMar>
           </w:tcPr>
           <w:p>
             <w:r>
               <w:rPr>
-                <w:b w:val="false"/>
-                <w:bCs w:val="false"/>
                 <w:sz w:val="18"/>
                 <w:szCs w:val="18"/>
               </w:rPr>
-              <w:t xml:space="preserve">0.05</w:t>
+              <w:t>0.05</w:t>
             </w:r>
           </w:p>
         </w:tc>
         <w:tc>
           <w:tcPr>
-            <w:tcW w:type="dxa" w:w="1500"/>
+            <w:tcW w:w="1500" w:type="dxa"/>
             <w:tcBorders>
-              <w:top w:val="single" w:color="BBBBBB" w:sz="1"/>
-              <w:left w:val="single" w:color="BBBBBB" w:sz="1"/>
-              <w:bottom w:val="single" w:color="BBBBBB" w:sz="1"/>
-              <w:right w:val="single" w:color="BBBBBB" w:sz="1"/>
+              <w:top w:val="single" w:sz="1" w:space="0" w:color="BBBBBB"/>
+              <w:left w:val="single" w:sz="1" w:space="0" w:color="BBBBBB"/>
+              <w:bottom w:val="single" w:sz="1" w:space="0" w:color="BBBBBB"/>
+              <w:right w:val="single" w:sz="1" w:space="0" w:color="BBBBBB"/>
             </w:tcBorders>
-            <w:shd w:fill="FFFFFF" w:val="clear"/>
+            <w:shd w:val="clear" w:color="auto" w:fill="FFFFFF"/>
             <w:tcMar>
-              <w:top w:type="dxa" w:w="60"/>
-              <w:left w:type="dxa" w:w="100"/>
-              <w:bottom w:type="dxa" w:w="60"/>
-              <w:right w:type="dxa" w:w="100"/>
+              <w:top w:w="60" w:type="dxa"/>
+              <w:left w:w="100" w:type="dxa"/>
+              <w:bottom w:w="60" w:type="dxa"/>
+              <w:right w:w="100" w:type="dxa"/>
             </w:tcMar>
           </w:tcPr>
           <w:p>
             <w:r>
               <w:rPr>
-                <w:b w:val="false"/>
-                <w:bCs w:val="false"/>
                 <w:sz w:val="18"/>
                 <w:szCs w:val="18"/>
               </w:rPr>
-              <w:t xml:space="preserve">0.177</w:t>
+              <w:t>0.177</w:t>
             </w:r>
           </w:p>
         </w:tc>
         <w:tc>
           <w:tcPr>
-            <w:tcW w:type="dxa" w:w="3120"/>
+            <w:tcW w:w="3120" w:type="dxa"/>
             <w:tcBorders>
-              <w:top w:val="single" w:color="BBBBBB" w:sz="1"/>
-              <w:left w:val="single" w:color="BBBBBB" w:sz="1"/>
-              <w:bottom w:val="single" w:color="BBBBBB" w:sz="1"/>
-              <w:right w:val="single" w:color="BBBBBB" w:sz="1"/>
+              <w:top w:val="single" w:sz="1" w:space="0" w:color="BBBBBB"/>
+              <w:left w:val="single" w:sz="1" w:space="0" w:color="BBBBBB"/>
+              <w:bottom w:val="single" w:sz="1" w:space="0" w:color="BBBBBB"/>
+              <w:right w:val="single" w:sz="1" w:space="0" w:color="BBBBBB"/>
             </w:tcBorders>
-            <w:shd w:fill="FFFFFF" w:val="clear"/>
+            <w:shd w:val="clear" w:color="auto" w:fill="FFFFFF"/>
             <w:tcMar>
-              <w:top w:type="dxa" w:w="60"/>
-              <w:left w:type="dxa" w:w="100"/>
-              <w:bottom w:type="dxa" w:w="60"/>
-              <w:right w:type="dxa" w:w="100"/>
+              <w:top w:w="60" w:type="dxa"/>
+              <w:left w:w="100" w:type="dxa"/>
+              <w:bottom w:w="60" w:type="dxa"/>
+              <w:right w:w="100" w:type="dxa"/>
             </w:tcMar>
           </w:tcPr>
           <w:p>
             <w:r>
               <w:rPr>
-                <w:b w:val="false"/>
-                <w:bCs w:val="false"/>
                 <w:sz w:val="18"/>
                 <w:szCs w:val="18"/>
               </w:rPr>
-              <w:t xml:space="preserve">−0.188534 / −0.188534</w:t>
+              <w:t>−0.188534 / −0.188534</w:t>
             </w:r>
           </w:p>
         </w:tc>
         <w:tc>
           <w:tcPr>
-            <w:tcW w:type="dxa" w:w="3120"/>
+            <w:tcW w:w="3120" w:type="dxa"/>
             <w:tcBorders>
-              <w:top w:val="single" w:color="BBBBBB" w:sz="1"/>
-              <w:left w:val="single" w:color="BBBBBB" w:sz="1"/>
-              <w:bottom w:val="single" w:color="BBBBBB" w:sz="1"/>
-              <w:right w:val="single" w:color="BBBBBB" w:sz="1"/>
+              <w:top w:val="single" w:sz="1" w:space="0" w:color="BBBBBB"/>
+              <w:left w:val="single" w:sz="1" w:space="0" w:color="BBBBBB"/>
+              <w:bottom w:val="single" w:sz="1" w:space="0" w:color="BBBBBB"/>
+              <w:right w:val="single" w:sz="1" w:space="0" w:color="BBBBBB"/>
             </w:tcBorders>
-            <w:shd w:fill="FFFFFF" w:val="clear"/>
+            <w:shd w:val="clear" w:color="auto" w:fill="FFFFFF"/>
             <w:tcMar>
-              <w:top w:type="dxa" w:w="60"/>
-              <w:left w:type="dxa" w:w="100"/>
-              <w:bottom w:type="dxa" w:w="60"/>
-              <w:right w:type="dxa" w:w="100"/>
+              <w:top w:w="60" w:type="dxa"/>
+              <w:left w:w="100" w:type="dxa"/>
+              <w:bottom w:w="60" w:type="dxa"/>
+              <w:right w:w="100" w:type="dxa"/>
             </w:tcMar>
           </w:tcPr>
           <w:p>
             <w:r>
               <w:rPr>
-                <w:b w:val="false"/>
-                <w:bCs w:val="false"/>
                 <w:sz w:val="18"/>
                 <w:szCs w:val="18"/>
               </w:rPr>
-              <w:t xml:space="preserve">0.904713 / 0.904713</w:t>
+              <w:t>0.904713 / 0.904713</w:t>
             </w:r>
           </w:p>
         </w:tc>
       </w:tr>
       <w:tr>
+        <w:tblPrEx>
+          <w:tblCellMar>
+            <w:top w:w="0" w:type="dxa"/>
+            <w:bottom w:w="0" w:type="dxa"/>
+          </w:tblCellMar>
+        </w:tblPrEx>
         <w:tc>
           <w:tcPr>
-            <w:tcW w:type="dxa" w:w="1500"/>
+            <w:tcW w:w="1500" w:type="dxa"/>
             <w:tcBorders>
-              <w:top w:val="single" w:color="BBBBBB" w:sz="1"/>
-              <w:left w:val="single" w:color="BBBBBB" w:sz="1"/>
-              <w:bottom w:val="single" w:color="BBBBBB" w:sz="1"/>
-              <w:right w:val="single" w:color="BBBBBB" w:sz="1"/>
+              <w:top w:val="single" w:sz="1" w:space="0" w:color="BBBBBB"/>
+              <w:left w:val="single" w:sz="1" w:space="0" w:color="BBBBBB"/>
+              <w:bottom w:val="single" w:sz="1" w:space="0" w:color="BBBBBB"/>
+              <w:right w:val="single" w:sz="1" w:space="0" w:color="BBBBBB"/>
             </w:tcBorders>
-            <w:shd w:fill="FFFFFF" w:val="clear"/>
+            <w:shd w:val="clear" w:color="auto" w:fill="FFFFFF"/>
             <w:tcMar>
-              <w:top w:type="dxa" w:w="60"/>
-              <w:left w:type="dxa" w:w="100"/>
-              <w:bottom w:type="dxa" w:w="60"/>
-              <w:right w:type="dxa" w:w="100"/>
+              <w:top w:w="60" w:type="dxa"/>
+              <w:left w:w="100" w:type="dxa"/>
+              <w:bottom w:w="60" w:type="dxa"/>
+              <w:right w:w="100" w:type="dxa"/>
             </w:tcMar>
           </w:tcPr>
           <w:p>
             <w:r>
               <w:rPr>
-                <w:b w:val="false"/>
-                <w:bCs w:val="false"/>
                 <w:sz w:val="18"/>
                 <w:szCs w:val="18"/>
               </w:rPr>
-              <w:t xml:space="preserve">0.10</w:t>
+              <w:t>0.10</w:t>
             </w:r>
           </w:p>
         </w:tc>
         <w:tc>
           <w:tcPr>
-            <w:tcW w:type="dxa" w:w="1500"/>
+            <w:tcW w:w="1500" w:type="dxa"/>
             <w:tcBorders>
-              <w:top w:val="single" w:color="BBBBBB" w:sz="1"/>
-              <w:left w:val="single" w:color="BBBBBB" w:sz="1"/>
-              <w:bottom w:val="single" w:color="BBBBBB" w:sz="1"/>
-              <w:right w:val="single" w:color="BBBBBB" w:sz="1"/>
+              <w:top w:val="single" w:sz="1" w:space="0" w:color="BBBBBB"/>
+              <w:left w:val="single" w:sz="1" w:space="0" w:color="BBBBBB"/>
+              <w:bottom w:val="single" w:sz="1" w:space="0" w:color="BBBBBB"/>
+              <w:right w:val="single" w:sz="1" w:space="0" w:color="BBBBBB"/>
             </w:tcBorders>
-            <w:shd w:fill="FFFFFF" w:val="clear"/>
+            <w:shd w:val="clear" w:color="auto" w:fill="FFFFFF"/>
             <w:tcMar>
-              <w:top w:type="dxa" w:w="60"/>
-              <w:left w:type="dxa" w:w="100"/>
-              <w:bottom w:type="dxa" w:w="60"/>
-              <w:right w:type="dxa" w:w="100"/>
+              <w:top w:w="60" w:type="dxa"/>
+              <w:left w:w="100" w:type="dxa"/>
+              <w:bottom w:w="60" w:type="dxa"/>
+              <w:right w:w="100" w:type="dxa"/>
             </w:tcMar>
           </w:tcPr>
           <w:p>
             <w:r>
               <w:rPr>
-                <w:b w:val="false"/>
-                <w:bCs w:val="false"/>
                 <w:sz w:val="18"/>
                 <w:szCs w:val="18"/>
               </w:rPr>
-              <w:t xml:space="preserve">0.354</w:t>
+              <w:t>0.354</w:t>
             </w:r>
           </w:p>
         </w:tc>
         <w:tc>
           <w:tcPr>
-            <w:tcW w:type="dxa" w:w="3120"/>
+            <w:tcW w:w="3120" w:type="dxa"/>
             <w:tcBorders>
-              <w:top w:val="single" w:color="BBBBBB" w:sz="1"/>
-              <w:left w:val="single" w:color="BBBBBB" w:sz="1"/>
-              <w:bottom w:val="single" w:color="BBBBBB" w:sz="1"/>
-              <w:right w:val="single" w:color="BBBBBB" w:sz="1"/>
+              <w:top w:val="single" w:sz="1" w:space="0" w:color="BBBBBB"/>
+              <w:left w:val="single" w:sz="1" w:space="0" w:color="BBBBBB"/>
+              <w:bottom w:val="single" w:sz="1" w:space="0" w:color="BBBBBB"/>
+              <w:right w:val="single" w:sz="1" w:space="0" w:color="BBBBBB"/>
             </w:tcBorders>
-            <w:shd w:fill="FFFFFF" w:val="clear"/>
+            <w:shd w:val="clear" w:color="auto" w:fill="FFFFFF"/>
             <w:tcMar>
-              <w:top w:type="dxa" w:w="60"/>
-              <w:left w:type="dxa" w:w="100"/>
-              <w:bottom w:type="dxa" w:w="60"/>
-              <w:right w:type="dxa" w:w="100"/>
+              <w:top w:w="60" w:type="dxa"/>
+              <w:left w:w="100" w:type="dxa"/>
+              <w:bottom w:w="60" w:type="dxa"/>
+              <w:right w:w="100" w:type="dxa"/>
             </w:tcMar>
           </w:tcPr>
           <w:p>
             <w:r>
               <w:rPr>
-                <w:b w:val="false"/>
-                <w:bCs w:val="false"/>
                 <w:sz w:val="18"/>
                 <w:szCs w:val="18"/>
               </w:rPr>
-              <w:t xml:space="preserve">−0.170949 / −0.170949</w:t>
+              <w:t>−0.170949 / −0.170949</w:t>
             </w:r>
           </w:p>
         </w:tc>
         <w:tc>
           <w:tcPr>
-            <w:tcW w:type="dxa" w:w="3120"/>
+            <w:tcW w:w="3120" w:type="dxa"/>
             <w:tcBorders>
-              <w:top w:val="single" w:color="BBBBBB" w:sz="1"/>
-              <w:left w:val="single" w:color="BBBBBB" w:sz="1"/>
-              <w:bottom w:val="single" w:color="BBBBBB" w:sz="1"/>
-              <w:right w:val="single" w:color="BBBBBB" w:sz="1"/>
+              <w:top w:val="single" w:sz="1" w:space="0" w:color="BBBBBB"/>
+              <w:left w:val="single" w:sz="1" w:space="0" w:color="BBBBBB"/>
+              <w:bottom w:val="single" w:sz="1" w:space="0" w:color="BBBBBB"/>
+              <w:right w:val="single" w:sz="1" w:space="0" w:color="BBBBBB"/>
             </w:tcBorders>
-            <w:shd w:fill="FFFFFF" w:val="clear"/>
+            <w:shd w:val="clear" w:color="auto" w:fill="FFFFFF"/>
             <w:tcMar>
-              <w:top w:type="dxa" w:w="60"/>
-              <w:left w:type="dxa" w:w="100"/>
-              <w:bottom w:type="dxa" w:w="60"/>
-              <w:right w:type="dxa" w:w="100"/>
+              <w:top w:w="60" w:type="dxa"/>
+              <w:left w:w="100" w:type="dxa"/>
+              <w:bottom w:w="60" w:type="dxa"/>
+              <w:right w:w="100" w:type="dxa"/>
             </w:tcMar>
           </w:tcPr>
           <w:p>
             <w:r>
               <w:rPr>
-                <w:b w:val="false"/>
-                <w:bCs w:val="false"/>
                 <w:sz w:val="18"/>
                 <w:szCs w:val="18"/>
               </w:rPr>
-              <w:t xml:space="preserve">1.025802 / 1.025802</w:t>
+              <w:t>1.025802 / 1.025802</w:t>
             </w:r>
           </w:p>
         </w:tc>
       </w:tr>
       <w:tr>
+        <w:tblPrEx>
+          <w:tblCellMar>
+            <w:top w:w="0" w:type="dxa"/>
+            <w:bottom w:w="0" w:type="dxa"/>
+          </w:tblCellMar>
+        </w:tblPrEx>
         <w:tc>
           <w:tcPr>
-            <w:tcW w:type="dxa" w:w="1500"/>
+            <w:tcW w:w="1500" w:type="dxa"/>
             <w:tcBorders>
-              <w:top w:val="single" w:color="BBBBBB" w:sz="1"/>
-              <w:left w:val="single" w:color="BBBBBB" w:sz="1"/>
-              <w:bottom w:val="single" w:color="BBBBBB" w:sz="1"/>
-              <w:right w:val="single" w:color="BBBBBB" w:sz="1"/>
+              <w:top w:val="single" w:sz="1" w:space="0" w:color="BBBBBB"/>
+              <w:left w:val="single" w:sz="1" w:space="0" w:color="BBBBBB"/>
+              <w:bottom w:val="single" w:sz="1" w:space="0" w:color="BBBBBB"/>
+              <w:right w:val="single" w:sz="1" w:space="0" w:color="BBBBBB"/>
             </w:tcBorders>
-            <w:shd w:fill="FFFFFF" w:val="clear"/>
+            <w:shd w:val="clear" w:color="auto" w:fill="FFFFFF"/>
             <w:tcMar>
-              <w:top w:type="dxa" w:w="60"/>
-              <w:left w:type="dxa" w:w="100"/>
-              <w:bottom w:type="dxa" w:w="60"/>
-              <w:right w:type="dxa" w:w="100"/>
+              <w:top w:w="60" w:type="dxa"/>
+              <w:left w:w="100" w:type="dxa"/>
+              <w:bottom w:w="60" w:type="dxa"/>
+              <w:right w:w="100" w:type="dxa"/>
             </w:tcMar>
           </w:tcPr>
           <w:p>
             <w:r>
               <w:rPr>
-                <w:b w:val="false"/>
-                <w:bCs w:val="false"/>
                 <w:sz w:val="18"/>
                 <w:szCs w:val="18"/>
               </w:rPr>
-              <w:t xml:space="preserve">0.20</w:t>
+              <w:t>0.20</w:t>
             </w:r>
           </w:p>
         </w:tc>
         <w:tc>
           <w:tcPr>
-            <w:tcW w:type="dxa" w:w="1500"/>
+            <w:tcW w:w="1500" w:type="dxa"/>
             <w:tcBorders>
-              <w:top w:val="single" w:color="BBBBBB" w:sz="1"/>
-              <w:left w:val="single" w:color="BBBBBB" w:sz="1"/>
-              <w:bottom w:val="single" w:color="BBBBBB" w:sz="1"/>
-              <w:right w:val="single" w:color="BBBBBB" w:sz="1"/>
+              <w:top w:val="single" w:sz="1" w:space="0" w:color="BBBBBB"/>
+              <w:left w:val="single" w:sz="1" w:space="0" w:color="BBBBBB"/>
+              <w:bottom w:val="single" w:sz="1" w:space="0" w:color="BBBBBB"/>
+              <w:right w:val="single" w:sz="1" w:space="0" w:color="BBBBBB"/>
             </w:tcBorders>
-            <w:shd w:fill="FFFFFF" w:val="clear"/>
+            <w:shd w:val="clear" w:color="auto" w:fill="FFFFFF"/>
             <w:tcMar>
-              <w:top w:type="dxa" w:w="60"/>
-              <w:left w:type="dxa" w:w="100"/>
-              <w:bottom w:type="dxa" w:w="60"/>
-              <w:right w:type="dxa" w:w="100"/>
+              <w:top w:w="60" w:type="dxa"/>
+              <w:left w:w="100" w:type="dxa"/>
+              <w:bottom w:w="60" w:type="dxa"/>
+              <w:right w:w="100" w:type="dxa"/>
             </w:tcMar>
           </w:tcPr>
           <w:p>
             <w:r>
               <w:rPr>
-                <w:b w:val="false"/>
-                <w:bCs w:val="false"/>
                 <w:sz w:val="18"/>
                 <w:szCs w:val="18"/>
               </w:rPr>
-              <w:t xml:space="preserve">0.708</w:t>
+              <w:t>0.708</w:t>
             </w:r>
           </w:p>
         </w:tc>
         <w:tc>
           <w:tcPr>
-            <w:tcW w:type="dxa" w:w="3120"/>
+            <w:tcW w:w="3120" w:type="dxa"/>
             <w:tcBorders>
-              <w:top w:val="single" w:color="BBBBBB" w:sz="1"/>
-              <w:left w:val="single" w:color="BBBBBB" w:sz="1"/>
-              <w:bottom w:val="single" w:color="BBBBBB" w:sz="1"/>
-              <w:right w:val="single" w:color="BBBBBB" w:sz="1"/>
+              <w:top w:val="single" w:sz="1" w:space="0" w:color="BBBBBB"/>
+              <w:left w:val="single" w:sz="1" w:space="0" w:color="BBBBBB"/>
+              <w:bottom w:val="single" w:sz="1" w:space="0" w:color="BBBBBB"/>
+              <w:right w:val="single" w:sz="1" w:space="0" w:color="BBBBBB"/>
             </w:tcBorders>
-            <w:shd w:fill="FFFFFF" w:val="clear"/>
+            <w:shd w:val="clear" w:color="auto" w:fill="FFFFFF"/>
             <w:tcMar>
-              <w:top w:type="dxa" w:w="60"/>
-              <w:left w:type="dxa" w:w="100"/>
-              <w:bottom w:type="dxa" w:w="60"/>
-              <w:right w:type="dxa" w:w="100"/>
+              <w:top w:w="60" w:type="dxa"/>
+              <w:left w:w="100" w:type="dxa"/>
+              <w:bottom w:w="60" w:type="dxa"/>
+              <w:right w:w="100" w:type="dxa"/>
             </w:tcMar>
           </w:tcPr>
           <w:p>
             <w:r>
               <w:rPr>
-                <w:b w:val="false"/>
-                <w:bCs w:val="false"/>
                 <w:sz w:val="18"/>
                 <w:szCs w:val="18"/>
               </w:rPr>
-              <w:t xml:space="preserve">−0.110870 / −0.110870</w:t>
+              <w:t>−0.110870 / −0.110870</w:t>
             </w:r>
           </w:p>
         </w:tc>
         <w:tc>
           <w:tcPr>
-            <w:tcW w:type="dxa" w:w="3120"/>
+            <w:tcW w:w="3120" w:type="dxa"/>
             <w:tcBorders>
-              <w:top w:val="single" w:color="BBBBBB" w:sz="1"/>
-              <w:left w:val="single" w:color="BBBBBB" w:sz="1"/>
-              <w:bottom w:val="single" w:color="BBBBBB" w:sz="1"/>
-              <w:right w:val="single" w:color="BBBBBB" w:sz="1"/>
+              <w:top w:val="single" w:sz="1" w:space="0" w:color="BBBBBB"/>
+              <w:left w:val="single" w:sz="1" w:space="0" w:color="BBBBBB"/>
+              <w:bottom w:val="single" w:sz="1" w:space="0" w:color="BBBBBB"/>
+              <w:right w:val="single" w:sz="1" w:space="0" w:color="BBBBBB"/>
             </w:tcBorders>
-            <w:shd w:fill="FFFFFF" w:val="clear"/>
+            <w:shd w:val="clear" w:color="auto" w:fill="FFFFFF"/>
             <w:tcMar>
-              <w:top w:type="dxa" w:w="60"/>
-              <w:left w:type="dxa" w:w="100"/>
-              <w:bottom w:type="dxa" w:w="60"/>
-              <w:right w:type="dxa" w:w="100"/>
+              <w:top w:w="60" w:type="dxa"/>
+              <w:left w:w="100" w:type="dxa"/>
+              <w:bottom w:w="60" w:type="dxa"/>
+              <w:right w:w="100" w:type="dxa"/>
             </w:tcMar>
           </w:tcPr>
           <w:p>
             <w:r>
               <w:rPr>
-                <w:b w:val="false"/>
-                <w:bCs w:val="false"/>
                 <w:sz w:val="18"/>
                 <w:szCs w:val="18"/>
               </w:rPr>
-              <w:t xml:space="preserve">1.328826 / 1.328826</w:t>
+              <w:t>1.328826 / 1.328826</w:t>
             </w:r>
           </w:p>
         </w:tc>
       </w:tr>
       <w:tr>
+        <w:tblPrEx>
+          <w:tblCellMar>
+            <w:top w:w="0" w:type="dxa"/>
+            <w:bottom w:w="0" w:type="dxa"/>
+          </w:tblCellMar>
+        </w:tblPrEx>
         <w:tc>
           <w:tcPr>
-            <w:tcW w:type="dxa" w:w="1500"/>
+            <w:tcW w:w="1500" w:type="dxa"/>
             <w:tcBorders>
-              <w:top w:val="single" w:color="BBBBBB" w:sz="1"/>
-              <w:left w:val="single" w:color="BBBBBB" w:sz="1"/>
-              <w:bottom w:val="single" w:color="BBBBBB" w:sz="1"/>
-              <w:right w:val="single" w:color="BBBBBB" w:sz="1"/>
+              <w:top w:val="single" w:sz="1" w:space="0" w:color="BBBBBB"/>
+              <w:left w:val="single" w:sz="1" w:space="0" w:color="BBBBBB"/>
+              <w:bottom w:val="single" w:sz="1" w:space="0" w:color="BBBBBB"/>
+              <w:right w:val="single" w:sz="1" w:space="0" w:color="BBBBBB"/>
             </w:tcBorders>
-            <w:shd w:fill="FFFFFF" w:val="clear"/>
+            <w:shd w:val="clear" w:color="auto" w:fill="FFFFFF"/>
             <w:tcMar>
-              <w:top w:type="dxa" w:w="60"/>
-              <w:left w:type="dxa" w:w="100"/>
-              <w:bottom w:type="dxa" w:w="60"/>
-              <w:right w:type="dxa" w:w="100"/>
+              <w:top w:w="60" w:type="dxa"/>
+              <w:left w:w="100" w:type="dxa"/>
+              <w:bottom w:w="60" w:type="dxa"/>
+              <w:right w:w="100" w:type="dxa"/>
             </w:tcMar>
           </w:tcPr>
           <w:p>
             <w:r>
               <w:rPr>
-                <w:b w:val="false"/>
-                <w:bCs w:val="false"/>
                 <w:sz w:val="18"/>
                 <w:szCs w:val="18"/>
               </w:rPr>
-              <w:t xml:space="preserve">0.30</w:t>
+              <w:t>0.30</w:t>
             </w:r>
           </w:p>
         </w:tc>
         <w:tc>
           <w:tcPr>
-            <w:tcW w:type="dxa" w:w="1500"/>
+            <w:tcW w:w="1500" w:type="dxa"/>
             <w:tcBorders>
-              <w:top w:val="single" w:color="BBBBBB" w:sz="1"/>
-              <w:left w:val="single" w:color="BBBBBB" w:sz="1"/>
-              <w:bottom w:val="single" w:color="BBBBBB" w:sz="1"/>
-              <w:right w:val="single" w:color="BBBBBB" w:sz="1"/>
+              <w:top w:val="single" w:sz="1" w:space="0" w:color="BBBBBB"/>
+              <w:left w:val="single" w:sz="1" w:space="0" w:color="BBBBBB"/>
+              <w:bottom w:val="single" w:sz="1" w:space="0" w:color="BBBBBB"/>
+              <w:right w:val="single" w:sz="1" w:space="0" w:color="BBBBBB"/>
             </w:tcBorders>
-            <w:shd w:fill="FFFFFF" w:val="clear"/>
+            <w:shd w:val="clear" w:color="auto" w:fill="FFFFFF"/>
             <w:tcMar>
-              <w:top w:type="dxa" w:w="60"/>
-              <w:left w:type="dxa" w:w="100"/>
-              <w:bottom w:type="dxa" w:w="60"/>
-              <w:right w:type="dxa" w:w="100"/>
+              <w:top w:w="60" w:type="dxa"/>
+              <w:left w:w="100" w:type="dxa"/>
+              <w:bottom w:w="60" w:type="dxa"/>
+              <w:right w:w="100" w:type="dxa"/>
             </w:tcMar>
           </w:tcPr>
           <w:p>
             <w:r>
               <w:rPr>
-                <w:b w:val="false"/>
-                <w:bCs w:val="false"/>
                 <w:sz w:val="18"/>
                 <w:szCs w:val="18"/>
               </w:rPr>
-              <w:t xml:space="preserve">1.062</w:t>
+              <w:t>1.062</w:t>
             </w:r>
           </w:p>
         </w:tc>
         <w:tc>
           <w:tcPr>
-            <w:tcW w:type="dxa" w:w="3120"/>
+            <w:tcW w:w="3120" w:type="dxa"/>
             <w:tcBorders>
-              <w:top w:val="single" w:color="BBBBBB" w:sz="1"/>
-              <w:left w:val="single" w:color="BBBBBB" w:sz="1"/>
-              <w:bottom w:val="single" w:color="BBBBBB" w:sz="1"/>
-              <w:right w:val="single" w:color="BBBBBB" w:sz="1"/>
+              <w:top w:val="single" w:sz="1" w:space="0" w:color="BBBBBB"/>
+              <w:left w:val="single" w:sz="1" w:space="0" w:color="BBBBBB"/>
+              <w:bottom w:val="single" w:sz="1" w:space="0" w:color="BBBBBB"/>
+              <w:right w:val="single" w:sz="1" w:space="0" w:color="BBBBBB"/>
             </w:tcBorders>
-            <w:shd w:fill="FFFFFF" w:val="clear"/>
+            <w:shd w:val="clear" w:color="auto" w:fill="FFFFFF"/>
             <w:tcMar>
-              <w:top w:type="dxa" w:w="60"/>
-              <w:left w:type="dxa" w:w="100"/>
-              <w:bottom w:type="dxa" w:w="60"/>
-              <w:right w:type="dxa" w:w="100"/>
+              <w:top w:w="60" w:type="dxa"/>
+              <w:left w:w="100" w:type="dxa"/>
+              <w:bottom w:w="60" w:type="dxa"/>
+              <w:right w:w="100" w:type="dxa"/>
             </w:tcMar>
           </w:tcPr>
           <w:p>
             <w:r>
               <w:rPr>
-                <w:b w:val="false"/>
-                <w:bCs w:val="false"/>
                 <w:sz w:val="18"/>
                 <w:szCs w:val="18"/>
               </w:rPr>
-              <w:t xml:space="preserve">−0.002840 / −0.002840</w:t>
+              <w:t>−0.002840 / −0.002840</w:t>
             </w:r>
           </w:p>
         </w:tc>
         <w:tc>
           <w:tcPr>
-            <w:tcW w:type="dxa" w:w="3120"/>
+            <w:tcW w:w="3120" w:type="dxa"/>
             <w:tcBorders>
-              <w:top w:val="single" w:color="BBBBBB" w:sz="1"/>
-              <w:left w:val="single" w:color="BBBBBB" w:sz="1"/>
-              <w:bottom w:val="single" w:color="BBBBBB" w:sz="1"/>
-              <w:right w:val="single" w:color="BBBBBB" w:sz="1"/>
+              <w:top w:val="single" w:sz="1" w:space="0" w:color="BBBBBB"/>
+              <w:left w:val="single" w:sz="1" w:space="0" w:color="BBBBBB"/>
+              <w:bottom w:val="single" w:sz="1" w:space="0" w:color="BBBBBB"/>
+              <w:right w:val="single" w:sz="1" w:space="0" w:color="BBBBBB"/>
             </w:tcBorders>
-            <w:shd w:fill="FFFFFF" w:val="clear"/>
+            <w:shd w:val="clear" w:color="auto" w:fill="FFFFFF"/>
             <w:tcMar>
-              <w:top w:type="dxa" w:w="60"/>
-              <w:left w:type="dxa" w:w="100"/>
-              <w:bottom w:type="dxa" w:w="60"/>
-              <w:right w:type="dxa" w:w="100"/>
+              <w:top w:w="60" w:type="dxa"/>
+              <w:left w:w="100" w:type="dxa"/>
+              <w:bottom w:w="60" w:type="dxa"/>
+              <w:right w:w="100" w:type="dxa"/>
             </w:tcMar>
           </w:tcPr>
           <w:p>
             <w:r>
               <w:rPr>
-                <w:b w:val="false"/>
-                <w:bCs w:val="false"/>
                 <w:sz w:val="18"/>
                 <w:szCs w:val="18"/>
               </w:rPr>
-              <w:t xml:space="preserve">1.738129 / 1.738129</w:t>
+              <w:t>1.738129 / 1.738129</w:t>
             </w:r>
           </w:p>
         </w:tc>
@@ -843,10 +2824,18 @@
     </w:tbl>
     <w:p>
       <w:pPr>
-        <w:pStyle w:val="Heading1"/>
+        <w:pStyle w:val="1"/>
       </w:pPr>
       <w:r>
-        <w:t xml:space="preserve">3. 유한시간 완전사이클 (임의상태, 닫힌형)</w:t>
+        <w:t xml:space="preserve">3. 유한시간 완전사이클 (임의상태, </w:t>
+      </w:r>
+      <w:proofErr w:type="spellStart"/>
+      <w:r>
+        <w:t>닫힌형</w:t>
+      </w:r>
+      <w:proofErr w:type="spellEnd"/>
+      <w:r>
+        <w:t>)</w:t>
       </w:r>
     </w:p>
     <w:p>
@@ -854,21 +2843,222 @@
         <w:spacing w:after="120"/>
       </w:pPr>
       <w:r>
-        <w:t xml:space="preserve">접기(T_f) → 대기(T_w, δ̈=0이라 순수 성장 e^{λT_w}) → 펴기(T_e)를 마스터식으로 연결하고 사이클 후 A=0을 풀면:</w:t>
+        <w:t>접기</w:t>
+      </w:r>
+      <w:r>
+        <w:t>(</w:t>
+      </w:r>
+      <w:proofErr w:type="spellStart"/>
+      <w:r>
+        <w:t>T_f</w:t>
+      </w:r>
+      <w:proofErr w:type="spellEnd"/>
+      <w:r>
+        <w:t xml:space="preserve">) → </w:t>
+      </w:r>
+      <w:r>
+        <w:t>대기</w:t>
+      </w:r>
+      <w:r>
+        <w:t>(</w:t>
+      </w:r>
+      <w:proofErr w:type="spellStart"/>
+      <w:r>
+        <w:t>T_w</w:t>
+      </w:r>
+      <w:proofErr w:type="spellEnd"/>
+      <w:r>
+        <w:t>, δ̈=0</w:t>
+      </w:r>
+      <w:r>
+        <w:t>이라</w:t>
+      </w:r>
+      <w:r>
+        <w:t xml:space="preserve"> </w:t>
+      </w:r>
+      <w:r>
+        <w:t>순수</w:t>
+      </w:r>
+      <w:r>
+        <w:t xml:space="preserve"> </w:t>
+      </w:r>
+      <w:r>
+        <w:t>성장</w:t>
+      </w:r>
+      <w:r>
+        <w:t xml:space="preserve"> e^{</w:t>
+      </w:r>
+      <w:proofErr w:type="spellStart"/>
+      <w:r>
+        <w:t>λT_w</w:t>
+      </w:r>
+      <w:proofErr w:type="spellEnd"/>
+      <w:r>
+        <w:t xml:space="preserve">}) → </w:t>
+      </w:r>
+      <w:r>
+        <w:t>펴기</w:t>
+      </w:r>
+      <w:r>
+        <w:t>(</w:t>
+      </w:r>
+      <w:proofErr w:type="spellStart"/>
+      <w:r>
+        <w:t>T_e</w:t>
+      </w:r>
+      <w:proofErr w:type="spellEnd"/>
+      <w:r>
+        <w:t>)</w:t>
+      </w:r>
+      <w:proofErr w:type="spellStart"/>
+      <w:r>
+        <w:t>를</w:t>
+      </w:r>
+      <w:proofErr w:type="spellEnd"/>
+      <w:r>
+        <w:t xml:space="preserve"> </w:t>
+      </w:r>
+      <w:r>
+        <w:t>마스터식으로</w:t>
+      </w:r>
+      <w:r>
+        <w:t xml:space="preserve"> </w:t>
+      </w:r>
+      <w:r>
+        <w:t>연결하고</w:t>
+      </w:r>
+      <w:r>
+        <w:t xml:space="preserve"> </w:t>
+      </w:r>
+      <w:r>
+        <w:t>사이클</w:t>
+      </w:r>
+      <w:r>
+        <w:t xml:space="preserve"> </w:t>
+      </w:r>
+      <w:r>
+        <w:t>후</w:t>
+      </w:r>
+      <w:r>
+        <w:t xml:space="preserve"> A=0</w:t>
+      </w:r>
+      <w:r>
+        <w:t>을</w:t>
+      </w:r>
+      <w:r>
+        <w:t xml:space="preserve"> </w:t>
+      </w:r>
+      <w:r>
+        <w:t>풀면</w:t>
+      </w:r>
+      <w:r>
+        <w:t>:</w:t>
       </w:r>
     </w:p>
     <w:p>
       <w:pPr>
-        <w:spacing w:after="120" w:before="60"/>
+        <w:spacing w:before="60" w:after="120"/>
         <w:jc w:val="center"/>
       </w:pPr>
-      <w:r>
-        <w:rPr>
-          <w:rFonts w:ascii="Cambria Math" w:cs="Cambria Math" w:eastAsia="Cambria Math" w:hAnsi="Cambria Math"/>
-          <w:i/>
-          <w:iCs/>
-        </w:rPr>
-        <w:t xml:space="preserve">δ_f* = e^{(x_f+x_w+x_e)}·A₀ / ( k·[ e^{(x_e+x_w)}·B(x_f) − B(x_e) ] )</w:t>
+      <w:proofErr w:type="spellStart"/>
+      <w:r>
+        <w:rPr>
+          <w:rFonts w:ascii="Cambria Math" w:eastAsia="Cambria Math" w:hAnsi="Cambria Math" w:cs="Cambria Math"/>
+          <w:i/>
+          <w:iCs/>
+        </w:rPr>
+        <w:t>δ_f</w:t>
+      </w:r>
+      <w:proofErr w:type="spellEnd"/>
+      <w:r>
+        <w:rPr>
+          <w:rFonts w:ascii="Cambria Math" w:eastAsia="Cambria Math" w:hAnsi="Cambria Math" w:cs="Cambria Math"/>
+          <w:i/>
+          <w:iCs/>
+        </w:rPr>
+        <w:t>* = e^{(</w:t>
+      </w:r>
+      <w:proofErr w:type="spellStart"/>
+      <w:r>
+        <w:rPr>
+          <w:rFonts w:ascii="Cambria Math" w:eastAsia="Cambria Math" w:hAnsi="Cambria Math" w:cs="Cambria Math"/>
+          <w:i/>
+          <w:iCs/>
+        </w:rPr>
+        <w:t>x_f+x_w+x_e</w:t>
+      </w:r>
+      <w:proofErr w:type="spellEnd"/>
+      <w:proofErr w:type="gramStart"/>
+      <w:r>
+        <w:rPr>
+          <w:rFonts w:ascii="Cambria Math" w:eastAsia="Cambria Math" w:hAnsi="Cambria Math" w:cs="Cambria Math"/>
+          <w:i/>
+          <w:iCs/>
+        </w:rPr>
+        <w:t>)}·</w:t>
+      </w:r>
+      <w:proofErr w:type="gramEnd"/>
+      <w:r>
+        <w:rPr>
+          <w:rFonts w:ascii="Cambria Math" w:eastAsia="Cambria Math" w:hAnsi="Cambria Math" w:cs="Cambria Math"/>
+          <w:i/>
+          <w:iCs/>
+        </w:rPr>
+        <w:t>A₀ / ( k·[ e^{(</w:t>
+      </w:r>
+      <w:proofErr w:type="spellStart"/>
+      <w:r>
+        <w:rPr>
+          <w:rFonts w:ascii="Cambria Math" w:eastAsia="Cambria Math" w:hAnsi="Cambria Math" w:cs="Cambria Math"/>
+          <w:i/>
+          <w:iCs/>
+        </w:rPr>
+        <w:t>x_e+x_w</w:t>
+      </w:r>
+      <w:proofErr w:type="spellEnd"/>
+      <w:r>
+        <w:rPr>
+          <w:rFonts w:ascii="Cambria Math" w:eastAsia="Cambria Math" w:hAnsi="Cambria Math" w:cs="Cambria Math"/>
+          <w:i/>
+          <w:iCs/>
+        </w:rPr>
+        <w:t>)}·B(</w:t>
+      </w:r>
+      <w:proofErr w:type="spellStart"/>
+      <w:r>
+        <w:rPr>
+          <w:rFonts w:ascii="Cambria Math" w:eastAsia="Cambria Math" w:hAnsi="Cambria Math" w:cs="Cambria Math"/>
+          <w:i/>
+          <w:iCs/>
+        </w:rPr>
+        <w:t>x_f</w:t>
+      </w:r>
+      <w:proofErr w:type="spellEnd"/>
+      <w:r>
+        <w:rPr>
+          <w:rFonts w:ascii="Cambria Math" w:eastAsia="Cambria Math" w:hAnsi="Cambria Math" w:cs="Cambria Math"/>
+          <w:i/>
+          <w:iCs/>
+        </w:rPr>
+        <w:t>) − B(</w:t>
+      </w:r>
+      <w:proofErr w:type="spellStart"/>
+      <w:r>
+        <w:rPr>
+          <w:rFonts w:ascii="Cambria Math" w:eastAsia="Cambria Math" w:hAnsi="Cambria Math" w:cs="Cambria Math"/>
+          <w:i/>
+          <w:iCs/>
+        </w:rPr>
+        <w:t>x_e</w:t>
+      </w:r>
+      <w:proofErr w:type="spellEnd"/>
+      <w:r>
+        <w:rPr>
+          <w:rFonts w:ascii="Cambria Math" w:eastAsia="Cambria Math" w:hAnsi="Cambria Math" w:cs="Cambria Math"/>
+          <w:i/>
+          <w:iCs/>
+        </w:rPr>
+        <w:t>) ] )</w:t>
       </w:r>
     </w:p>
     <w:p>
@@ -876,7 +3066,224 @@
         <w:spacing w:after="120"/>
       </w:pPr>
       <w:r>
-        <w:t xml:space="preserve">극한 검산: 모든 x→0, B→1이면 δ_f*=A₀/(k(1−e^{−x_w})) — 펴기효과 docx의 순간 완전사이클과 일치. 펴기 없는 단일접기 극한은 γ(x_f)=e^{x_f}/B(x_f)로 복원. (펴기효과 docx의 PV_e/PV_f 도식형과 지수 배치가 달랐는데, 본 마스터식이 정확형이며 수치로 검증된다.)</w:t>
+        <w:t>극한</w:t>
+      </w:r>
+      <w:r>
+        <w:t xml:space="preserve"> </w:t>
+      </w:r>
+      <w:r>
+        <w:t>검산</w:t>
+      </w:r>
+      <w:r>
+        <w:t xml:space="preserve">: </w:t>
+      </w:r>
+      <w:r>
+        <w:t>모든</w:t>
+      </w:r>
+      <w:r>
+        <w:t xml:space="preserve"> x→0, B→1</w:t>
+      </w:r>
+      <w:r>
+        <w:t>이면</w:t>
+      </w:r>
+      <w:r>
+        <w:t xml:space="preserve"> </w:t>
+      </w:r>
+      <w:proofErr w:type="spellStart"/>
+      <w:r>
+        <w:t>δ_f</w:t>
+      </w:r>
+      <w:proofErr w:type="spellEnd"/>
+      <w:r>
+        <w:t>*=A₀/(k(1−e^{−</w:t>
+      </w:r>
+      <w:proofErr w:type="spellStart"/>
+      <w:r>
+        <w:t>x_w</w:t>
+      </w:r>
+      <w:proofErr w:type="spellEnd"/>
+      <w:r>
+        <w:t xml:space="preserve">})) — </w:t>
+      </w:r>
+      <w:proofErr w:type="spellStart"/>
+      <w:r>
+        <w:t>펴기효과</w:t>
+      </w:r>
+      <w:proofErr w:type="spellEnd"/>
+      <w:r>
+        <w:t xml:space="preserve"> docx</w:t>
+      </w:r>
+      <w:r>
+        <w:t>의</w:t>
+      </w:r>
+      <w:r>
+        <w:t xml:space="preserve"> </w:t>
+      </w:r>
+      <w:r>
+        <w:t>순간</w:t>
+      </w:r>
+      <w:r>
+        <w:t xml:space="preserve"> </w:t>
+      </w:r>
+      <w:r>
+        <w:t>완전사이클과</w:t>
+      </w:r>
+      <w:r>
+        <w:t xml:space="preserve"> </w:t>
+      </w:r>
+      <w:r>
+        <w:t>일치</w:t>
+      </w:r>
+      <w:r>
+        <w:t xml:space="preserve">. </w:t>
+      </w:r>
+      <w:r>
+        <w:t>펴기</w:t>
+      </w:r>
+      <w:r>
+        <w:t xml:space="preserve"> </w:t>
+      </w:r>
+      <w:r>
+        <w:t>없는</w:t>
+      </w:r>
+      <w:r>
+        <w:t xml:space="preserve"> </w:t>
+      </w:r>
+      <w:proofErr w:type="spellStart"/>
+      <w:r>
+        <w:t>단일접기</w:t>
+      </w:r>
+      <w:proofErr w:type="spellEnd"/>
+      <w:r>
+        <w:t xml:space="preserve"> </w:t>
+      </w:r>
+      <w:r>
+        <w:t>극한은</w:t>
+      </w:r>
+      <w:r>
+        <w:t xml:space="preserve"> γ(</w:t>
+      </w:r>
+      <w:proofErr w:type="spellStart"/>
+      <w:r>
+        <w:t>x_f</w:t>
+      </w:r>
+      <w:proofErr w:type="spellEnd"/>
+      <w:r>
+        <w:t>)=e^{</w:t>
+      </w:r>
+      <w:proofErr w:type="spellStart"/>
+      <w:r>
+        <w:t>x_f</w:t>
+      </w:r>
+      <w:proofErr w:type="spellEnd"/>
+      <w:r>
+        <w:t>}/B(</w:t>
+      </w:r>
+      <w:proofErr w:type="spellStart"/>
+      <w:r>
+        <w:t>x_f</w:t>
+      </w:r>
+      <w:proofErr w:type="spellEnd"/>
+      <w:r>
+        <w:t>)</w:t>
+      </w:r>
+      <w:r>
+        <w:t>로</w:t>
+      </w:r>
+      <w:r>
+        <w:t xml:space="preserve"> </w:t>
+      </w:r>
+      <w:r>
+        <w:t>복원</w:t>
+      </w:r>
+      <w:r>
+        <w:t>. (</w:t>
+      </w:r>
+      <w:proofErr w:type="spellStart"/>
+      <w:r>
+        <w:t>펴기효과</w:t>
+      </w:r>
+      <w:proofErr w:type="spellEnd"/>
+      <w:r>
+        <w:t xml:space="preserve"> docx</w:t>
+      </w:r>
+      <w:r>
+        <w:t>의</w:t>
+      </w:r>
+      <w:r>
+        <w:t xml:space="preserve"> </w:t>
+      </w:r>
+      <w:proofErr w:type="spellStart"/>
+      <w:r>
+        <w:t>PV_e</w:t>
+      </w:r>
+      <w:proofErr w:type="spellEnd"/>
+      <w:r>
+        <w:t>/</w:t>
+      </w:r>
+      <w:proofErr w:type="spellStart"/>
+      <w:r>
+        <w:t>PV_f</w:t>
+      </w:r>
+      <w:proofErr w:type="spellEnd"/>
+      <w:r>
+        <w:t xml:space="preserve"> </w:t>
+      </w:r>
+      <w:r>
+        <w:t>도식형과</w:t>
+      </w:r>
+      <w:r>
+        <w:t xml:space="preserve"> </w:t>
+      </w:r>
+      <w:r>
+        <w:t>지수</w:t>
+      </w:r>
+      <w:r>
+        <w:t xml:space="preserve"> </w:t>
+      </w:r>
+      <w:r>
+        <w:t>배치가</w:t>
+      </w:r>
+      <w:r>
+        <w:t xml:space="preserve"> </w:t>
+      </w:r>
+      <w:r>
+        <w:t>달랐는데</w:t>
+      </w:r>
+      <w:r>
+        <w:t xml:space="preserve">, </w:t>
+      </w:r>
+      <w:r>
+        <w:t>본</w:t>
+      </w:r>
+      <w:r>
+        <w:t xml:space="preserve"> </w:t>
+      </w:r>
+      <w:r>
+        <w:t>마스터식이</w:t>
+      </w:r>
+      <w:r>
+        <w:t xml:space="preserve"> </w:t>
+      </w:r>
+      <w:proofErr w:type="spellStart"/>
+      <w:r>
+        <w:t>정확형이며</w:t>
+      </w:r>
+      <w:proofErr w:type="spellEnd"/>
+      <w:r>
+        <w:t xml:space="preserve"> </w:t>
+      </w:r>
+      <w:r>
+        <w:t>수치로</w:t>
+      </w:r>
+      <w:r>
+        <w:t xml:space="preserve"> </w:t>
+      </w:r>
+      <w:r>
+        <w:t>검증된다</w:t>
+      </w:r>
+      <w:r>
+        <w:t>.)</w:t>
       </w:r>
     </w:p>
     <w:p>
@@ -884,19 +3291,142 @@
         <w:spacing w:after="120"/>
       </w:pPr>
       <w:r>
-        <w:rPr>
-          <w:b w:val="false"/>
-          <w:bCs w:val="false"/>
-        </w:rPr>
-        <w:t xml:space="preserve">검증 (사람스케일 R=0.7, β_i=2°, T_f=T_e=0.15s, T_w=1·T_osc=0.997s): ω_eff=6.302, λ_eff=3.538, r=−2.119. 닫힌형 δ_f*=34.37°, 결합 (φ,β) 수치적분의 root-find 값과 차이 0.000%, 사이클 후 A_final≈−3×10⁻⁸.</w:t>
+        <w:t>검증</w:t>
+      </w:r>
+      <w:r>
+        <w:t xml:space="preserve"> (</w:t>
+      </w:r>
+      <w:proofErr w:type="spellStart"/>
+      <w:r>
+        <w:t>사람스케일</w:t>
+      </w:r>
+      <w:proofErr w:type="spellEnd"/>
+      <w:r>
+        <w:t xml:space="preserve"> R=0.7, β_</w:t>
+      </w:r>
+      <w:proofErr w:type="spellStart"/>
+      <w:r>
+        <w:t>i</w:t>
+      </w:r>
+      <w:proofErr w:type="spellEnd"/>
+      <w:r>
+        <w:t xml:space="preserve">=2°, </w:t>
+      </w:r>
+      <w:proofErr w:type="spellStart"/>
+      <w:r>
+        <w:t>T_f</w:t>
+      </w:r>
+      <w:proofErr w:type="spellEnd"/>
+      <w:r>
+        <w:t>=</w:t>
+      </w:r>
+      <w:proofErr w:type="spellStart"/>
+      <w:r>
+        <w:t>T_e</w:t>
+      </w:r>
+      <w:proofErr w:type="spellEnd"/>
+      <w:r>
+        <w:t xml:space="preserve">=0.15s, </w:t>
+      </w:r>
+      <w:proofErr w:type="spellStart"/>
+      <w:r>
+        <w:t>T_w</w:t>
+      </w:r>
+      <w:proofErr w:type="spellEnd"/>
+      <w:r>
+        <w:t xml:space="preserve">=1·T_osc=0.997s): </w:t>
+      </w:r>
+      <w:proofErr w:type="spellStart"/>
+      <w:r>
+        <w:t>ω_eff</w:t>
+      </w:r>
+      <w:proofErr w:type="spellEnd"/>
+      <w:r>
+        <w:t xml:space="preserve">=6.302, </w:t>
+      </w:r>
+      <w:proofErr w:type="spellStart"/>
+      <w:r>
+        <w:t>λ_eff</w:t>
+      </w:r>
+      <w:proofErr w:type="spellEnd"/>
+      <w:r>
+        <w:t xml:space="preserve">=3.538, r=−2.119. </w:t>
+      </w:r>
+      <w:proofErr w:type="spellStart"/>
+      <w:r>
+        <w:t>닫힌형</w:t>
+      </w:r>
+      <w:proofErr w:type="spellEnd"/>
+      <w:r>
+        <w:t xml:space="preserve"> </w:t>
+      </w:r>
+      <w:proofErr w:type="spellStart"/>
+      <w:r>
+        <w:t>δ_f</w:t>
+      </w:r>
+      <w:proofErr w:type="spellEnd"/>
+      <w:r>
+        <w:t xml:space="preserve">*=34.37°, </w:t>
+      </w:r>
+      <w:r>
+        <w:t>결합</w:t>
+      </w:r>
+      <w:r>
+        <w:t xml:space="preserve"> (</w:t>
+      </w:r>
+      <w:proofErr w:type="gramStart"/>
+      <w:r>
+        <w:t>φ,β</w:t>
+      </w:r>
+      <w:proofErr w:type="gramEnd"/>
+      <w:r>
+        <w:t xml:space="preserve">) </w:t>
+      </w:r>
+      <w:r>
+        <w:t>수치적분의</w:t>
+      </w:r>
+      <w:r>
+        <w:t xml:space="preserve"> root-find </w:t>
+      </w:r>
+      <w:r>
+        <w:t>값과</w:t>
+      </w:r>
+      <w:r>
+        <w:t xml:space="preserve"> </w:t>
+      </w:r>
+      <w:r>
+        <w:t>차이</w:t>
+      </w:r>
+      <w:r>
+        <w:t xml:space="preserve"> 0.000%, </w:t>
+      </w:r>
+      <w:r>
+        <w:t>사이클</w:t>
+      </w:r>
+      <w:r>
+        <w:t xml:space="preserve"> </w:t>
+      </w:r>
+      <w:r>
+        <w:t>후</w:t>
+      </w:r>
+      <w:r>
+        <w:t xml:space="preserve"> </w:t>
+      </w:r>
+      <w:proofErr w:type="spellStart"/>
+      <w:r>
+        <w:t>A_final</w:t>
+      </w:r>
+      <w:proofErr w:type="spellEnd"/>
+      <w:r>
+        <w:t>≈−3×10⁻⁸.</w:t>
       </w:r>
     </w:p>
     <w:p>
       <w:pPr>
-        <w:pStyle w:val="Heading1"/>
+        <w:pStyle w:val="1"/>
       </w:pPr>
       <w:r>
-        <w:t xml:space="preserve">4. (φ, β) 상태공간 궤적</w:t>
+        <w:t>4. (φ, β) 상태공간 궤적</w:t>
       </w:r>
     </w:p>
     <w:p>
@@ -904,19 +3434,189 @@
         <w:spacing w:after="120"/>
       </w:pPr>
       <w:r>
-        <w:t xml:space="preserve">순간동작은 무게중심 등고선(R·Δφ+h·Δβ=0, 기울기 −h/R)을 따라 점프(텔레포트)한다. 유한시간동작은 δ(t)가 결합 (φ,β)를 구동하므로 곡선 궤적을 그린다. 그림 1(a)는 한 완전사이클을 (β, φ) 평면에 그린 것이다.</w:t>
+        <w:t>순간동작은</w:t>
+      </w:r>
+      <w:r>
+        <w:t xml:space="preserve"> </w:t>
+      </w:r>
+      <w:r>
+        <w:t>무게중심</w:t>
+      </w:r>
+      <w:r>
+        <w:t xml:space="preserve"> </w:t>
+      </w:r>
+      <w:r>
+        <w:t>등고선</w:t>
+      </w:r>
+      <w:r>
+        <w:t>(</w:t>
+      </w:r>
+      <w:proofErr w:type="spellStart"/>
+      <w:r>
+        <w:t>R·Δφ+h·Δ</w:t>
+      </w:r>
+      <w:proofErr w:type="spellEnd"/>
+      <w:r>
+        <w:t xml:space="preserve">β=0, </w:t>
+      </w:r>
+      <w:r>
+        <w:t>기울기</w:t>
+      </w:r>
+      <w:r>
+        <w:t xml:space="preserve"> −h/R)</w:t>
+      </w:r>
+      <w:r>
+        <w:t>을</w:t>
+      </w:r>
+      <w:r>
+        <w:t xml:space="preserve"> </w:t>
+      </w:r>
+      <w:r>
+        <w:t>따라</w:t>
+      </w:r>
+      <w:r>
+        <w:t xml:space="preserve"> </w:t>
+      </w:r>
+      <w:r>
+        <w:t>점프</w:t>
+      </w:r>
+      <w:r>
+        <w:t>(</w:t>
+      </w:r>
+      <w:proofErr w:type="spellStart"/>
+      <w:r>
+        <w:t>텔레포트</w:t>
+      </w:r>
+      <w:proofErr w:type="spellEnd"/>
+      <w:r>
+        <w:t>)</w:t>
+      </w:r>
+      <w:r>
+        <w:t>한다</w:t>
+      </w:r>
+      <w:r>
+        <w:t xml:space="preserve">. </w:t>
+      </w:r>
+      <w:r>
+        <w:t>유한시간동작은</w:t>
+      </w:r>
+      <w:r>
+        <w:t xml:space="preserve"> δ(t)</w:t>
+      </w:r>
+      <w:r>
+        <w:t>가</w:t>
+      </w:r>
+      <w:r>
+        <w:t xml:space="preserve"> </w:t>
+      </w:r>
+      <w:r>
+        <w:t>결합</w:t>
+      </w:r>
+      <w:r>
+        <w:t xml:space="preserve"> (</w:t>
+      </w:r>
+      <w:proofErr w:type="gramStart"/>
+      <w:r>
+        <w:t>φ,β</w:t>
+      </w:r>
+      <w:proofErr w:type="gramEnd"/>
+      <w:r>
+        <w:t>)</w:t>
+      </w:r>
+      <w:r>
+        <w:t>를</w:t>
+      </w:r>
+      <w:r>
+        <w:t xml:space="preserve"> </w:t>
+      </w:r>
+      <w:r>
+        <w:t>구동하므로</w:t>
+      </w:r>
+      <w:r>
+        <w:t xml:space="preserve"> </w:t>
+      </w:r>
+      <w:r>
+        <w:t>곡선</w:t>
+      </w:r>
+      <w:r>
+        <w:t xml:space="preserve"> </w:t>
+      </w:r>
+      <w:r>
+        <w:t>궤적을</w:t>
+      </w:r>
+      <w:r>
+        <w:t xml:space="preserve"> </w:t>
+      </w:r>
+      <w:r>
+        <w:t>그린다</w:t>
+      </w:r>
+      <w:r>
+        <w:t xml:space="preserve">. </w:t>
+      </w:r>
+      <w:r>
+        <w:t>그림</w:t>
+      </w:r>
+      <w:r>
+        <w:t xml:space="preserve"> 1(a)</w:t>
+      </w:r>
+      <w:r>
+        <w:t>는</w:t>
+      </w:r>
+      <w:r>
+        <w:t xml:space="preserve"> </w:t>
+      </w:r>
+      <w:r>
+        <w:t>한</w:t>
+      </w:r>
+      <w:r>
+        <w:t xml:space="preserve"> </w:t>
+      </w:r>
+      <w:r>
+        <w:t>완전사이클을</w:t>
+      </w:r>
+      <w:r>
+        <w:t xml:space="preserve"> (β, φ) </w:t>
+      </w:r>
+      <w:r>
+        <w:t>평면에</w:t>
+      </w:r>
+      <w:r>
+        <w:t xml:space="preserve"> </w:t>
+      </w:r>
+      <w:r>
+        <w:t>그린</w:t>
+      </w:r>
+      <w:r>
+        <w:t xml:space="preserve"> </w:t>
+      </w:r>
+      <w:r>
+        <w:t>것이다</w:t>
+      </w:r>
+      <w:r>
+        <w:t>.</w:t>
       </w:r>
     </w:p>
     <w:p>
       <w:pPr>
-        <w:spacing w:after="80" w:before="120"/>
+        <w:spacing w:before="120" w:after="80"/>
         <w:jc w:val="center"/>
       </w:pPr>
       <w:r>
+        <w:rPr>
+          <w:rFonts w:hint="eastAsia"/>
+          <w:noProof/>
+        </w:rPr>
+        <w:lastRenderedPageBreak/>
+        <w:t xml:space="preserve"> </w:t>
+      </w:r>
+      <w:r>
+        <w:rPr>
+          <w:noProof/>
+        </w:rPr>
         <w:drawing>
-          <wp:inline distT="0" distB="0" distL="0" distR="0">
+          <wp:inline distT="0" distB="0" distL="0" distR="0" wp14:anchorId="0F8E61D2" wp14:editId="0F8E61D3">
             <wp:extent cx="5943600" cy="2800350"/>
-            <wp:effectExtent t="0" r="0" b="0" l="0"/>
+            <wp:effectExtent l="0" t="0" r="0" b="0"/>
             <wp:docPr id="1" name="fwe_traj" descr="finite-time fold-wait-extend in (beta,phi)" title="FWE state-space trajectory"/>
             <wp:cNvGraphicFramePr>
               <a:graphicFrameLocks xmlns:a="http://schemas.openxmlformats.org/drawingml/2006/main" noChangeAspect="1"/>
@@ -925,13 +3625,13 @@
               <a:graphicData uri="http://schemas.openxmlformats.org/drawingml/2006/picture">
                 <pic:pic xmlns:pic="http://schemas.openxmlformats.org/drawingml/2006/picture">
                   <pic:nvPicPr>
-                    <pic:cNvPr id="0" name="" descr=""/>
+                    <pic:cNvPr id="0" name=""/>
                     <pic:cNvPicPr>
                       <a:picLocks noChangeAspect="1" noChangeArrowheads="1"/>
                     </pic:cNvPicPr>
                   </pic:nvPicPr>
                   <pic:blipFill>
-                    <a:blip r:embed="rId7" cstate="none"/>
+                    <a:blip r:embed="rId7"/>
                     <a:srcRect/>
                     <a:stretch>
                       <a:fillRect/>
@@ -965,7 +3665,625 @@
           <w:sz w:val="16"/>
           <w:szCs w:val="16"/>
         </w:rPr>
-        <w:t xml:space="preserve">그림 1. (a) (β, φ) 상태공간의 유한시간 완전사이클: 접기(빨강)·대기(파랑)·펴기(주황) 곡선, 순간접기 텔레포트(회색 화살표), 사이클 후 유계 진동(보라). 안정모드선 φ=r·β(초록 점선)·무게중심 등고선(회색). (b) 시계열: δ가 접혔다 0으로 복귀하는 동안 φ,β는 유계.</w:t>
+        <w:t>그림</w:t>
+      </w:r>
+      <w:r>
+        <w:rPr>
+          <w:i/>
+          <w:iCs/>
+          <w:sz w:val="16"/>
+          <w:szCs w:val="16"/>
+        </w:rPr>
+        <w:t xml:space="preserve"> 1. (a) (β, φ) </w:t>
+      </w:r>
+      <w:r>
+        <w:rPr>
+          <w:i/>
+          <w:iCs/>
+          <w:sz w:val="16"/>
+          <w:szCs w:val="16"/>
+        </w:rPr>
+        <w:t>상태공간의</w:t>
+      </w:r>
+      <w:r>
+        <w:rPr>
+          <w:i/>
+          <w:iCs/>
+          <w:sz w:val="16"/>
+          <w:szCs w:val="16"/>
+        </w:rPr>
+        <w:t xml:space="preserve"> </w:t>
+      </w:r>
+      <w:r>
+        <w:rPr>
+          <w:i/>
+          <w:iCs/>
+          <w:sz w:val="16"/>
+          <w:szCs w:val="16"/>
+        </w:rPr>
+        <w:t>유한시간</w:t>
+      </w:r>
+      <w:r>
+        <w:rPr>
+          <w:i/>
+          <w:iCs/>
+          <w:sz w:val="16"/>
+          <w:szCs w:val="16"/>
+        </w:rPr>
+        <w:t xml:space="preserve"> </w:t>
+      </w:r>
+      <w:r>
+        <w:rPr>
+          <w:i/>
+          <w:iCs/>
+          <w:sz w:val="16"/>
+          <w:szCs w:val="16"/>
+        </w:rPr>
+        <w:t>완전사이클</w:t>
+      </w:r>
+      <w:r>
+        <w:rPr>
+          <w:i/>
+          <w:iCs/>
+          <w:sz w:val="16"/>
+          <w:szCs w:val="16"/>
+        </w:rPr>
+        <w:t xml:space="preserve">: </w:t>
+      </w:r>
+      <w:r>
+        <w:rPr>
+          <w:i/>
+          <w:iCs/>
+          <w:sz w:val="16"/>
+          <w:szCs w:val="16"/>
+        </w:rPr>
+        <w:t>접기</w:t>
+      </w:r>
+      <w:r>
+        <w:rPr>
+          <w:i/>
+          <w:iCs/>
+          <w:sz w:val="16"/>
+          <w:szCs w:val="16"/>
+        </w:rPr>
+        <w:t>(</w:t>
+      </w:r>
+      <w:r>
+        <w:rPr>
+          <w:i/>
+          <w:iCs/>
+          <w:sz w:val="16"/>
+          <w:szCs w:val="16"/>
+        </w:rPr>
+        <w:t>빨강</w:t>
+      </w:r>
+      <w:r>
+        <w:rPr>
+          <w:i/>
+          <w:iCs/>
+          <w:sz w:val="16"/>
+          <w:szCs w:val="16"/>
+        </w:rPr>
+        <w:t>)·</w:t>
+      </w:r>
+      <w:r>
+        <w:rPr>
+          <w:i/>
+          <w:iCs/>
+          <w:sz w:val="16"/>
+          <w:szCs w:val="16"/>
+        </w:rPr>
+        <w:t>대기</w:t>
+      </w:r>
+      <w:r>
+        <w:rPr>
+          <w:i/>
+          <w:iCs/>
+          <w:sz w:val="16"/>
+          <w:szCs w:val="16"/>
+        </w:rPr>
+        <w:t>(</w:t>
+      </w:r>
+      <w:r>
+        <w:rPr>
+          <w:i/>
+          <w:iCs/>
+          <w:sz w:val="16"/>
+          <w:szCs w:val="16"/>
+        </w:rPr>
+        <w:t>파랑</w:t>
+      </w:r>
+      <w:r>
+        <w:rPr>
+          <w:i/>
+          <w:iCs/>
+          <w:sz w:val="16"/>
+          <w:szCs w:val="16"/>
+        </w:rPr>
+        <w:t>)·</w:t>
+      </w:r>
+      <w:r>
+        <w:rPr>
+          <w:i/>
+          <w:iCs/>
+          <w:sz w:val="16"/>
+          <w:szCs w:val="16"/>
+        </w:rPr>
+        <w:t>펴기</w:t>
+      </w:r>
+      <w:r>
+        <w:rPr>
+          <w:i/>
+          <w:iCs/>
+          <w:sz w:val="16"/>
+          <w:szCs w:val="16"/>
+        </w:rPr>
+        <w:t>(</w:t>
+      </w:r>
+      <w:r>
+        <w:rPr>
+          <w:i/>
+          <w:iCs/>
+          <w:sz w:val="16"/>
+          <w:szCs w:val="16"/>
+        </w:rPr>
+        <w:t>주황</w:t>
+      </w:r>
+      <w:r>
+        <w:rPr>
+          <w:i/>
+          <w:iCs/>
+          <w:sz w:val="16"/>
+          <w:szCs w:val="16"/>
+        </w:rPr>
+        <w:t xml:space="preserve">) </w:t>
+      </w:r>
+      <w:r>
+        <w:rPr>
+          <w:i/>
+          <w:iCs/>
+          <w:sz w:val="16"/>
+          <w:szCs w:val="16"/>
+        </w:rPr>
+        <w:t>곡선</w:t>
+      </w:r>
+      <w:r>
+        <w:rPr>
+          <w:i/>
+          <w:iCs/>
+          <w:sz w:val="16"/>
+          <w:szCs w:val="16"/>
+        </w:rPr>
+        <w:t xml:space="preserve">, </w:t>
+      </w:r>
+      <w:r>
+        <w:rPr>
+          <w:i/>
+          <w:iCs/>
+          <w:sz w:val="16"/>
+          <w:szCs w:val="16"/>
+        </w:rPr>
+        <w:t>순간접기</w:t>
+      </w:r>
+      <w:r>
+        <w:rPr>
+          <w:i/>
+          <w:iCs/>
+          <w:sz w:val="16"/>
+          <w:szCs w:val="16"/>
+        </w:rPr>
+        <w:t xml:space="preserve"> </w:t>
+      </w:r>
+      <w:proofErr w:type="spellStart"/>
+      <w:r>
+        <w:rPr>
+          <w:i/>
+          <w:iCs/>
+          <w:sz w:val="16"/>
+          <w:szCs w:val="16"/>
+        </w:rPr>
+        <w:t>텔레포트</w:t>
+      </w:r>
+      <w:proofErr w:type="spellEnd"/>
+      <w:r>
+        <w:rPr>
+          <w:i/>
+          <w:iCs/>
+          <w:sz w:val="16"/>
+          <w:szCs w:val="16"/>
+        </w:rPr>
+        <w:t>(</w:t>
+      </w:r>
+      <w:r>
+        <w:rPr>
+          <w:i/>
+          <w:iCs/>
+          <w:sz w:val="16"/>
+          <w:szCs w:val="16"/>
+        </w:rPr>
+        <w:t>회색</w:t>
+      </w:r>
+      <w:r>
+        <w:rPr>
+          <w:i/>
+          <w:iCs/>
+          <w:sz w:val="16"/>
+          <w:szCs w:val="16"/>
+        </w:rPr>
+        <w:t xml:space="preserve"> </w:t>
+      </w:r>
+      <w:r>
+        <w:rPr>
+          <w:i/>
+          <w:iCs/>
+          <w:sz w:val="16"/>
+          <w:szCs w:val="16"/>
+        </w:rPr>
+        <w:t>화살표</w:t>
+      </w:r>
+      <w:r>
+        <w:rPr>
+          <w:i/>
+          <w:iCs/>
+          <w:sz w:val="16"/>
+          <w:szCs w:val="16"/>
+        </w:rPr>
+        <w:t xml:space="preserve">), </w:t>
+      </w:r>
+      <w:r>
+        <w:rPr>
+          <w:i/>
+          <w:iCs/>
+          <w:sz w:val="16"/>
+          <w:szCs w:val="16"/>
+        </w:rPr>
+        <w:t>사이클</w:t>
+      </w:r>
+      <w:r>
+        <w:rPr>
+          <w:i/>
+          <w:iCs/>
+          <w:sz w:val="16"/>
+          <w:szCs w:val="16"/>
+        </w:rPr>
+        <w:t xml:space="preserve"> </w:t>
+      </w:r>
+      <w:r>
+        <w:rPr>
+          <w:i/>
+          <w:iCs/>
+          <w:sz w:val="16"/>
+          <w:szCs w:val="16"/>
+        </w:rPr>
+        <w:t>후</w:t>
+      </w:r>
+      <w:r>
+        <w:rPr>
+          <w:i/>
+          <w:iCs/>
+          <w:sz w:val="16"/>
+          <w:szCs w:val="16"/>
+        </w:rPr>
+        <w:t xml:space="preserve"> </w:t>
+      </w:r>
+      <w:r>
+        <w:rPr>
+          <w:i/>
+          <w:iCs/>
+          <w:sz w:val="16"/>
+          <w:szCs w:val="16"/>
+        </w:rPr>
+        <w:t>유계</w:t>
+      </w:r>
+      <w:r>
+        <w:rPr>
+          <w:i/>
+          <w:iCs/>
+          <w:sz w:val="16"/>
+          <w:szCs w:val="16"/>
+        </w:rPr>
+        <w:t xml:space="preserve"> </w:t>
+      </w:r>
+      <w:r>
+        <w:rPr>
+          <w:i/>
+          <w:iCs/>
+          <w:sz w:val="16"/>
+          <w:szCs w:val="16"/>
+        </w:rPr>
+        <w:t>진동</w:t>
+      </w:r>
+      <w:r>
+        <w:rPr>
+          <w:i/>
+          <w:iCs/>
+          <w:sz w:val="16"/>
+          <w:szCs w:val="16"/>
+        </w:rPr>
+        <w:t>(</w:t>
+      </w:r>
+      <w:r>
+        <w:rPr>
+          <w:i/>
+          <w:iCs/>
+          <w:sz w:val="16"/>
+          <w:szCs w:val="16"/>
+        </w:rPr>
+        <w:t>보라</w:t>
+      </w:r>
+      <w:r>
+        <w:rPr>
+          <w:i/>
+          <w:iCs/>
+          <w:sz w:val="16"/>
+          <w:szCs w:val="16"/>
+        </w:rPr>
+        <w:t xml:space="preserve">). </w:t>
+      </w:r>
+      <w:proofErr w:type="spellStart"/>
+      <w:r>
+        <w:rPr>
+          <w:i/>
+          <w:iCs/>
+          <w:sz w:val="16"/>
+          <w:szCs w:val="16"/>
+        </w:rPr>
+        <w:t>안정모드선</w:t>
+      </w:r>
+      <w:proofErr w:type="spellEnd"/>
+      <w:r>
+        <w:rPr>
+          <w:i/>
+          <w:iCs/>
+          <w:sz w:val="16"/>
+          <w:szCs w:val="16"/>
+        </w:rPr>
+        <w:t xml:space="preserve"> φ=r·β(</w:t>
+      </w:r>
+      <w:r>
+        <w:rPr>
+          <w:i/>
+          <w:iCs/>
+          <w:sz w:val="16"/>
+          <w:szCs w:val="16"/>
+        </w:rPr>
+        <w:t>초록</w:t>
+      </w:r>
+      <w:r>
+        <w:rPr>
+          <w:i/>
+          <w:iCs/>
+          <w:sz w:val="16"/>
+          <w:szCs w:val="16"/>
+        </w:rPr>
+        <w:t xml:space="preserve"> </w:t>
+      </w:r>
+      <w:r>
+        <w:rPr>
+          <w:i/>
+          <w:iCs/>
+          <w:sz w:val="16"/>
+          <w:szCs w:val="16"/>
+        </w:rPr>
+        <w:t>점선</w:t>
+      </w:r>
+      <w:r>
+        <w:rPr>
+          <w:i/>
+          <w:iCs/>
+          <w:sz w:val="16"/>
+          <w:szCs w:val="16"/>
+        </w:rPr>
+        <w:t>)·</w:t>
+      </w:r>
+      <w:r>
+        <w:rPr>
+          <w:i/>
+          <w:iCs/>
+          <w:sz w:val="16"/>
+          <w:szCs w:val="16"/>
+        </w:rPr>
+        <w:t>무게중심</w:t>
+      </w:r>
+      <w:r>
+        <w:rPr>
+          <w:i/>
+          <w:iCs/>
+          <w:sz w:val="16"/>
+          <w:szCs w:val="16"/>
+        </w:rPr>
+        <w:t xml:space="preserve"> </w:t>
+      </w:r>
+      <w:r>
+        <w:rPr>
+          <w:i/>
+          <w:iCs/>
+          <w:sz w:val="16"/>
+          <w:szCs w:val="16"/>
+        </w:rPr>
+        <w:t>등고선</w:t>
+      </w:r>
+      <w:r>
+        <w:rPr>
+          <w:i/>
+          <w:iCs/>
+          <w:sz w:val="16"/>
+          <w:szCs w:val="16"/>
+        </w:rPr>
+        <w:t>(</w:t>
+      </w:r>
+      <w:r>
+        <w:rPr>
+          <w:i/>
+          <w:iCs/>
+          <w:sz w:val="16"/>
+          <w:szCs w:val="16"/>
+        </w:rPr>
+        <w:t>회색</w:t>
+      </w:r>
+      <w:r>
+        <w:rPr>
+          <w:i/>
+          <w:iCs/>
+          <w:sz w:val="16"/>
+          <w:szCs w:val="16"/>
+        </w:rPr>
+        <w:t xml:space="preserve">). (b) </w:t>
+      </w:r>
+      <w:r>
+        <w:rPr>
+          <w:i/>
+          <w:iCs/>
+          <w:sz w:val="16"/>
+          <w:szCs w:val="16"/>
+        </w:rPr>
+        <w:t>시계열</w:t>
+      </w:r>
+      <w:r>
+        <w:rPr>
+          <w:i/>
+          <w:iCs/>
+          <w:sz w:val="16"/>
+          <w:szCs w:val="16"/>
+        </w:rPr>
+        <w:t>: δ</w:t>
+      </w:r>
+      <w:r>
+        <w:rPr>
+          <w:i/>
+          <w:iCs/>
+          <w:sz w:val="16"/>
+          <w:szCs w:val="16"/>
+        </w:rPr>
+        <w:t>가</w:t>
+      </w:r>
+      <w:r>
+        <w:rPr>
+          <w:i/>
+          <w:iCs/>
+          <w:sz w:val="16"/>
+          <w:szCs w:val="16"/>
+        </w:rPr>
+        <w:t xml:space="preserve"> </w:t>
+      </w:r>
+      <w:r>
+        <w:rPr>
+          <w:i/>
+          <w:iCs/>
+          <w:sz w:val="16"/>
+          <w:szCs w:val="16"/>
+        </w:rPr>
+        <w:t>접혔다</w:t>
+      </w:r>
+      <w:r>
+        <w:rPr>
+          <w:i/>
+          <w:iCs/>
+          <w:sz w:val="16"/>
+          <w:szCs w:val="16"/>
+        </w:rPr>
+        <w:t xml:space="preserve"> 0</w:t>
+      </w:r>
+      <w:r>
+        <w:rPr>
+          <w:i/>
+          <w:iCs/>
+          <w:sz w:val="16"/>
+          <w:szCs w:val="16"/>
+        </w:rPr>
+        <w:t>으로</w:t>
+      </w:r>
+      <w:r>
+        <w:rPr>
+          <w:i/>
+          <w:iCs/>
+          <w:sz w:val="16"/>
+          <w:szCs w:val="16"/>
+        </w:rPr>
+        <w:t xml:space="preserve"> </w:t>
+      </w:r>
+      <w:r>
+        <w:rPr>
+          <w:i/>
+          <w:iCs/>
+          <w:sz w:val="16"/>
+          <w:szCs w:val="16"/>
+        </w:rPr>
+        <w:t>복귀하는</w:t>
+      </w:r>
+      <w:r>
+        <w:rPr>
+          <w:i/>
+          <w:iCs/>
+          <w:sz w:val="16"/>
+          <w:szCs w:val="16"/>
+        </w:rPr>
+        <w:t xml:space="preserve"> </w:t>
+      </w:r>
+      <w:r>
+        <w:rPr>
+          <w:i/>
+          <w:iCs/>
+          <w:sz w:val="16"/>
+          <w:szCs w:val="16"/>
+        </w:rPr>
+        <w:t>동안</w:t>
+      </w:r>
+      <w:r>
+        <w:rPr>
+          <w:i/>
+          <w:iCs/>
+          <w:sz w:val="16"/>
+          <w:szCs w:val="16"/>
+        </w:rPr>
+        <w:t xml:space="preserve"> </w:t>
+      </w:r>
+      <w:proofErr w:type="gramStart"/>
+      <w:r>
+        <w:rPr>
+          <w:i/>
+          <w:iCs/>
+          <w:sz w:val="16"/>
+          <w:szCs w:val="16"/>
+        </w:rPr>
+        <w:t>φ,β</w:t>
+      </w:r>
+      <w:proofErr w:type="gramEnd"/>
+      <w:r>
+        <w:rPr>
+          <w:i/>
+          <w:iCs/>
+          <w:sz w:val="16"/>
+          <w:szCs w:val="16"/>
+        </w:rPr>
+        <w:t>는</w:t>
+      </w:r>
+      <w:r>
+        <w:rPr>
+          <w:i/>
+          <w:iCs/>
+          <w:sz w:val="16"/>
+          <w:szCs w:val="16"/>
+        </w:rPr>
+        <w:t xml:space="preserve"> </w:t>
+      </w:r>
+      <w:r>
+        <w:rPr>
+          <w:i/>
+          <w:iCs/>
+          <w:sz w:val="16"/>
+          <w:szCs w:val="16"/>
+        </w:rPr>
+        <w:t>유계</w:t>
+      </w:r>
+      <w:r>
+        <w:rPr>
+          <w:i/>
+          <w:iCs/>
+          <w:sz w:val="16"/>
+          <w:szCs w:val="16"/>
+        </w:rPr>
+        <w:t>.</w:t>
       </w:r>
     </w:p>
     <w:p>
@@ -973,33 +4291,579 @@
         <w:spacing w:after="120"/>
       </w:pPr>
       <w:r>
-        <w:t xml:space="preserve">읽는 법: 접기 곡선이 무게중심 등고선을 가로질러 안정선 너머로 과접기(over-fold)하고, 대기 동안 불안정 성분이 e^{λT_w}로 자라며, 펴기 곡선이 평행 등고선을 따라 되돌려 사이클 후 발산 성분 A≈0으로 마감한다. 몸은 펴져 있고(δ=0), 이후 (φ,β)는 발산 없이 유계 진동(보라)한다. 같은 δ_f의 순간접기(회색 화살표)는 같은 등고선 위 다른 점에 도달 — 유한시간은 그만큼 더 접어야(γ) 함을 시각화한다. 단일 ε* 접기(회색 점선)도 유계이지만 몸이 접힌 채 남는 반면, 완전사이클은 직립까지 회복한다.</w:t>
+        <w:t>읽는</w:t>
+      </w:r>
+      <w:r>
+        <w:t xml:space="preserve"> </w:t>
+      </w:r>
+      <w:r>
+        <w:t>법</w:t>
+      </w:r>
+      <w:r>
+        <w:t xml:space="preserve">: </w:t>
+      </w:r>
+      <w:r>
+        <w:t>접기</w:t>
+      </w:r>
+      <w:r>
+        <w:t xml:space="preserve"> </w:t>
+      </w:r>
+      <w:r>
+        <w:t>곡선이</w:t>
+      </w:r>
+      <w:r>
+        <w:t xml:space="preserve"> </w:t>
+      </w:r>
+      <w:r>
+        <w:t>무게중심</w:t>
+      </w:r>
+      <w:r>
+        <w:t xml:space="preserve"> </w:t>
+      </w:r>
+      <w:r>
+        <w:t>등고선을</w:t>
+      </w:r>
+      <w:r>
+        <w:t xml:space="preserve"> </w:t>
+      </w:r>
+      <w:r>
+        <w:t>가로질러</w:t>
+      </w:r>
+      <w:r>
+        <w:t xml:space="preserve"> </w:t>
+      </w:r>
+      <w:r>
+        <w:t>안정선</w:t>
+      </w:r>
+      <w:r>
+        <w:t xml:space="preserve"> </w:t>
+      </w:r>
+      <w:r>
+        <w:t>너머로</w:t>
+      </w:r>
+      <w:r>
+        <w:t xml:space="preserve"> </w:t>
+      </w:r>
+      <w:proofErr w:type="spellStart"/>
+      <w:r>
+        <w:t>과접기</w:t>
+      </w:r>
+      <w:proofErr w:type="spellEnd"/>
+      <w:r>
+        <w:t>(over-fold)</w:t>
+      </w:r>
+      <w:r>
+        <w:t>하고</w:t>
+      </w:r>
+      <w:r>
+        <w:t xml:space="preserve">, </w:t>
+      </w:r>
+      <w:r>
+        <w:t>대기</w:t>
+      </w:r>
+      <w:r>
+        <w:t xml:space="preserve"> </w:t>
+      </w:r>
+      <w:r>
+        <w:t>동안</w:t>
+      </w:r>
+      <w:r>
+        <w:t xml:space="preserve"> </w:t>
+      </w:r>
+      <w:r>
+        <w:t>불안정</w:t>
+      </w:r>
+      <w:r>
+        <w:t xml:space="preserve"> </w:t>
+      </w:r>
+      <w:r>
+        <w:t>성분이</w:t>
+      </w:r>
+      <w:r>
+        <w:t xml:space="preserve"> e^{</w:t>
+      </w:r>
+      <w:proofErr w:type="spellStart"/>
+      <w:r>
+        <w:t>λT_w</w:t>
+      </w:r>
+      <w:proofErr w:type="spellEnd"/>
+      <w:r>
+        <w:t>}</w:t>
+      </w:r>
+      <w:r>
+        <w:t>로</w:t>
+      </w:r>
+      <w:r>
+        <w:t xml:space="preserve"> </w:t>
+      </w:r>
+      <w:r>
+        <w:t>자라며</w:t>
+      </w:r>
+      <w:r>
+        <w:t xml:space="preserve">, </w:t>
+      </w:r>
+      <w:r>
+        <w:t>펴기</w:t>
+      </w:r>
+      <w:r>
+        <w:t xml:space="preserve"> </w:t>
+      </w:r>
+      <w:r>
+        <w:t>곡선이</w:t>
+      </w:r>
+      <w:r>
+        <w:t xml:space="preserve"> </w:t>
+      </w:r>
+      <w:r>
+        <w:t>평행</w:t>
+      </w:r>
+      <w:r>
+        <w:t xml:space="preserve"> </w:t>
+      </w:r>
+      <w:r>
+        <w:t>등고선을</w:t>
+      </w:r>
+      <w:r>
+        <w:t xml:space="preserve"> </w:t>
+      </w:r>
+      <w:r>
+        <w:t>따라</w:t>
+      </w:r>
+      <w:r>
+        <w:t xml:space="preserve"> </w:t>
+      </w:r>
+      <w:r>
+        <w:t>되돌려</w:t>
+      </w:r>
+      <w:r>
+        <w:t xml:space="preserve"> </w:t>
+      </w:r>
+      <w:r>
+        <w:t>사이클</w:t>
+      </w:r>
+      <w:r>
+        <w:t xml:space="preserve"> </w:t>
+      </w:r>
+      <w:r>
+        <w:t>후</w:t>
+      </w:r>
+      <w:r>
+        <w:t xml:space="preserve"> </w:t>
+      </w:r>
+      <w:r>
+        <w:t>발산</w:t>
+      </w:r>
+      <w:r>
+        <w:t xml:space="preserve"> </w:t>
+      </w:r>
+      <w:r>
+        <w:t>성분</w:t>
+      </w:r>
+      <w:r>
+        <w:t xml:space="preserve"> A≈0</w:t>
+      </w:r>
+      <w:r>
+        <w:t>으로</w:t>
+      </w:r>
+      <w:r>
+        <w:t xml:space="preserve"> </w:t>
+      </w:r>
+      <w:r>
+        <w:t>마감한다</w:t>
+      </w:r>
+      <w:r>
+        <w:t xml:space="preserve">. </w:t>
+      </w:r>
+      <w:r>
+        <w:t>몸은</w:t>
+      </w:r>
+      <w:r>
+        <w:t xml:space="preserve"> </w:t>
+      </w:r>
+      <w:r>
+        <w:t>펴져</w:t>
+      </w:r>
+      <w:r>
+        <w:t xml:space="preserve"> </w:t>
+      </w:r>
+      <w:r>
+        <w:t>있고</w:t>
+      </w:r>
+      <w:r>
+        <w:t xml:space="preserve">(δ=0), </w:t>
+      </w:r>
+      <w:r>
+        <w:t>이후</w:t>
+      </w:r>
+      <w:r>
+        <w:t xml:space="preserve"> (</w:t>
+      </w:r>
+      <w:proofErr w:type="gramStart"/>
+      <w:r>
+        <w:t>φ,β</w:t>
+      </w:r>
+      <w:proofErr w:type="gramEnd"/>
+      <w:r>
+        <w:t>)</w:t>
+      </w:r>
+      <w:r>
+        <w:t>는</w:t>
+      </w:r>
+      <w:r>
+        <w:t xml:space="preserve"> </w:t>
+      </w:r>
+      <w:r>
+        <w:t>발산</w:t>
+      </w:r>
+      <w:r>
+        <w:t xml:space="preserve"> </w:t>
+      </w:r>
+      <w:r>
+        <w:t>없이</w:t>
+      </w:r>
+      <w:r>
+        <w:t xml:space="preserve"> </w:t>
+      </w:r>
+      <w:r>
+        <w:t>유계</w:t>
+      </w:r>
+      <w:r>
+        <w:t xml:space="preserve"> </w:t>
+      </w:r>
+      <w:r>
+        <w:t>진동</w:t>
+      </w:r>
+      <w:r>
+        <w:t>(</w:t>
+      </w:r>
+      <w:r>
+        <w:t>보라</w:t>
+      </w:r>
+      <w:r>
+        <w:t>)</w:t>
+      </w:r>
+      <w:r>
+        <w:t>한다</w:t>
+      </w:r>
+      <w:r>
+        <w:t xml:space="preserve">. </w:t>
+      </w:r>
+      <w:r>
+        <w:t>같은</w:t>
+      </w:r>
+      <w:r>
+        <w:t xml:space="preserve"> </w:t>
+      </w:r>
+      <w:proofErr w:type="spellStart"/>
+      <w:r>
+        <w:t>δ_f</w:t>
+      </w:r>
+      <w:proofErr w:type="spellEnd"/>
+      <w:r>
+        <w:t>의</w:t>
+      </w:r>
+      <w:r>
+        <w:t xml:space="preserve"> </w:t>
+      </w:r>
+      <w:r>
+        <w:t>순간접기</w:t>
+      </w:r>
+      <w:r>
+        <w:t>(</w:t>
+      </w:r>
+      <w:r>
+        <w:t>회색</w:t>
+      </w:r>
+      <w:r>
+        <w:t xml:space="preserve"> </w:t>
+      </w:r>
+      <w:r>
+        <w:t>화살표</w:t>
+      </w:r>
+      <w:r>
+        <w:t>)</w:t>
+      </w:r>
+      <w:r>
+        <w:t>는</w:t>
+      </w:r>
+      <w:r>
+        <w:t xml:space="preserve"> </w:t>
+      </w:r>
+      <w:r>
+        <w:t>같은</w:t>
+      </w:r>
+      <w:r>
+        <w:t xml:space="preserve"> </w:t>
+      </w:r>
+      <w:r>
+        <w:t>등고선</w:t>
+      </w:r>
+      <w:r>
+        <w:t xml:space="preserve"> </w:t>
+      </w:r>
+      <w:r>
+        <w:t>위</w:t>
+      </w:r>
+      <w:r>
+        <w:t xml:space="preserve"> </w:t>
+      </w:r>
+      <w:r>
+        <w:t>다른</w:t>
+      </w:r>
+      <w:r>
+        <w:t xml:space="preserve"> </w:t>
+      </w:r>
+      <w:r>
+        <w:t>점에</w:t>
+      </w:r>
+      <w:r>
+        <w:t xml:space="preserve"> </w:t>
+      </w:r>
+      <w:r>
+        <w:t>도달</w:t>
+      </w:r>
+      <w:r>
+        <w:t xml:space="preserve"> — </w:t>
+      </w:r>
+      <w:r>
+        <w:t>유한시간은</w:t>
+      </w:r>
+      <w:r>
+        <w:t xml:space="preserve"> </w:t>
+      </w:r>
+      <w:r>
+        <w:t>그만큼</w:t>
+      </w:r>
+      <w:r>
+        <w:t xml:space="preserve"> </w:t>
+      </w:r>
+      <w:r>
+        <w:t>더</w:t>
+      </w:r>
+      <w:r>
+        <w:t xml:space="preserve"> </w:t>
+      </w:r>
+      <w:r>
+        <w:t>접어야</w:t>
+      </w:r>
+      <w:r>
+        <w:t xml:space="preserve">(γ) </w:t>
+      </w:r>
+      <w:r>
+        <w:t>함을</w:t>
+      </w:r>
+      <w:r>
+        <w:t xml:space="preserve"> </w:t>
+      </w:r>
+      <w:proofErr w:type="spellStart"/>
+      <w:r>
+        <w:t>시각화한다</w:t>
+      </w:r>
+      <w:proofErr w:type="spellEnd"/>
+      <w:r>
+        <w:t xml:space="preserve">. </w:t>
+      </w:r>
+      <w:r>
+        <w:t>단일</w:t>
+      </w:r>
+      <w:r>
+        <w:t xml:space="preserve"> ε* </w:t>
+      </w:r>
+      <w:r>
+        <w:t>접기</w:t>
+      </w:r>
+      <w:r>
+        <w:t>(</w:t>
+      </w:r>
+      <w:r>
+        <w:t>회색</w:t>
+      </w:r>
+      <w:r>
+        <w:t xml:space="preserve"> </w:t>
+      </w:r>
+      <w:r>
+        <w:t>점선</w:t>
+      </w:r>
+      <w:r>
+        <w:t>)</w:t>
+      </w:r>
+      <w:r>
+        <w:t>도</w:t>
+      </w:r>
+      <w:r>
+        <w:t xml:space="preserve"> </w:t>
+      </w:r>
+      <w:r>
+        <w:t>유계이지만</w:t>
+      </w:r>
+      <w:r>
+        <w:t xml:space="preserve"> </w:t>
+      </w:r>
+      <w:r>
+        <w:t>몸이</w:t>
+      </w:r>
+      <w:r>
+        <w:t xml:space="preserve"> </w:t>
+      </w:r>
+      <w:r>
+        <w:t>접힌</w:t>
+      </w:r>
+      <w:r>
+        <w:t xml:space="preserve"> </w:t>
+      </w:r>
+      <w:r>
+        <w:t>채</w:t>
+      </w:r>
+      <w:r>
+        <w:t xml:space="preserve"> </w:t>
+      </w:r>
+      <w:r>
+        <w:t>남는</w:t>
+      </w:r>
+      <w:r>
+        <w:t xml:space="preserve"> </w:t>
+      </w:r>
+      <w:r>
+        <w:t>반면</w:t>
+      </w:r>
+      <w:r>
+        <w:t xml:space="preserve">, </w:t>
+      </w:r>
+      <w:r>
+        <w:t>완전사이클은</w:t>
+      </w:r>
+      <w:r>
+        <w:t xml:space="preserve"> </w:t>
+      </w:r>
+      <w:r>
+        <w:t>직립까지</w:t>
+      </w:r>
+      <w:r>
+        <w:t xml:space="preserve"> </w:t>
+      </w:r>
+      <w:r>
+        <w:t>회복한다</w:t>
+      </w:r>
+      <w:r>
+        <w:t>.</w:t>
       </w:r>
     </w:p>
     <w:p>
       <w:pPr>
-        <w:pStyle w:val="Heading1"/>
+        <w:pStyle w:val="1"/>
       </w:pPr>
       <w:r>
-        <w:t xml:space="preserve">5. 한계와 다음 단계</w:t>
+        <w:t>5. 한계와 다음 단계</w:t>
       </w:r>
     </w:p>
     <w:p>
       <w:pPr>
-        <w:pStyle w:val="ListParagraph"/>
+        <w:pStyle w:val="a4"/>
         <w:numPr>
           <w:ilvl w:val="0"/>
           <w:numId w:val="2"/>
         </w:numPr>
         <w:spacing w:after="80"/>
       </w:pPr>
-      <w:r>
-        <w:t xml:space="preserve">δ_f*=34°는 크다 → 소각근사가 늘어난다(δ, φ가 10° 이상). 정량검증은 R≥0.7·작은 β_i에서, 큰 외란은 반복 사이클로.</w:t>
+      <w:proofErr w:type="spellStart"/>
+      <w:r>
+        <w:t>δ_f</w:t>
+      </w:r>
+      <w:proofErr w:type="spellEnd"/>
+      <w:r>
+        <w:t>*=34°</w:t>
+      </w:r>
+      <w:r>
+        <w:t>는</w:t>
+      </w:r>
+      <w:r>
+        <w:t xml:space="preserve"> </w:t>
+      </w:r>
+      <w:r>
+        <w:t>크다</w:t>
+      </w:r>
+      <w:r>
+        <w:t xml:space="preserve"> → </w:t>
+      </w:r>
+      <w:proofErr w:type="spellStart"/>
+      <w:r>
+        <w:t>소각근사가</w:t>
+      </w:r>
+      <w:proofErr w:type="spellEnd"/>
+      <w:r>
+        <w:t xml:space="preserve"> </w:t>
+      </w:r>
+      <w:r>
+        <w:t>늘어난다</w:t>
+      </w:r>
+      <w:r>
+        <w:t>(δ, φ</w:t>
+      </w:r>
+      <w:r>
+        <w:t>가</w:t>
+      </w:r>
+      <w:r>
+        <w:t xml:space="preserve"> 10° </w:t>
+      </w:r>
+      <w:r>
+        <w:t>이상</w:t>
+      </w:r>
+      <w:r>
+        <w:t xml:space="preserve">). </w:t>
+      </w:r>
+      <w:r>
+        <w:t>정량검증은</w:t>
+      </w:r>
+      <w:r>
+        <w:t xml:space="preserve"> R≥0.7·</w:t>
+      </w:r>
+      <w:r>
+        <w:t>작은</w:t>
+      </w:r>
+      <w:r>
+        <w:t xml:space="preserve"> β_</w:t>
+      </w:r>
+      <w:proofErr w:type="spellStart"/>
+      <w:r>
+        <w:t>i</w:t>
+      </w:r>
+      <w:proofErr w:type="spellEnd"/>
+      <w:r>
+        <w:t>에서</w:t>
+      </w:r>
+      <w:r>
+        <w:t xml:space="preserve">, </w:t>
+      </w:r>
+      <w:r>
+        <w:t>큰</w:t>
+      </w:r>
+      <w:r>
+        <w:t xml:space="preserve"> </w:t>
+      </w:r>
+      <w:proofErr w:type="spellStart"/>
+      <w:r>
+        <w:t>외란은</w:t>
+      </w:r>
+      <w:proofErr w:type="spellEnd"/>
+      <w:r>
+        <w:t xml:space="preserve"> </w:t>
+      </w:r>
+      <w:r>
+        <w:t>반복</w:t>
+      </w:r>
+      <w:r>
+        <w:t xml:space="preserve"> </w:t>
+      </w:r>
+      <w:r>
+        <w:t>사이클로</w:t>
+      </w:r>
+      <w:r>
+        <w:t>.</w:t>
       </w:r>
     </w:p>
     <w:p>
       <w:pPr>
-        <w:pStyle w:val="ListParagraph"/>
+        <w:pStyle w:val="a4"/>
         <w:numPr>
           <w:ilvl w:val="0"/>
           <w:numId w:val="2"/>
@@ -1007,25 +4871,337 @@
         <w:spacing w:after="80"/>
       </w:pPr>
       <w:r>
-        <w:t xml:space="preserve">안정 모드: 접기 킥은 안정 성분도 흔든다. T_w=n·T_osc에서 펴기가 그 성분을 지워 사이클 후 진폭 최소 — 본 궤적도 이 선택을 따른다(정량 재확인은 추후).</w:t>
+        <w:t>안정</w:t>
+      </w:r>
+      <w:r>
+        <w:t xml:space="preserve"> </w:t>
+      </w:r>
+      <w:r>
+        <w:t>모드</w:t>
+      </w:r>
+      <w:r>
+        <w:t xml:space="preserve">: </w:t>
+      </w:r>
+      <w:r>
+        <w:t>접기</w:t>
+      </w:r>
+      <w:r>
+        <w:t xml:space="preserve"> </w:t>
+      </w:r>
+      <w:r>
+        <w:t>킥은</w:t>
+      </w:r>
+      <w:r>
+        <w:t xml:space="preserve"> </w:t>
+      </w:r>
+      <w:r>
+        <w:t>안정</w:t>
+      </w:r>
+      <w:r>
+        <w:t xml:space="preserve"> </w:t>
+      </w:r>
+      <w:r>
+        <w:t>성분도</w:t>
+      </w:r>
+      <w:r>
+        <w:t xml:space="preserve"> </w:t>
+      </w:r>
+      <w:r>
+        <w:t>흔든다</w:t>
+      </w:r>
+      <w:r>
+        <w:t xml:space="preserve">. </w:t>
+      </w:r>
+      <w:proofErr w:type="spellStart"/>
+      <w:r>
+        <w:t>T_w</w:t>
+      </w:r>
+      <w:proofErr w:type="spellEnd"/>
+      <w:r>
+        <w:t>=</w:t>
+      </w:r>
+      <w:proofErr w:type="spellStart"/>
+      <w:r>
+        <w:t>n·T_osc</w:t>
+      </w:r>
+      <w:proofErr w:type="spellEnd"/>
+      <w:r>
+        <w:t>에서</w:t>
+      </w:r>
+      <w:r>
+        <w:t xml:space="preserve"> </w:t>
+      </w:r>
+      <w:r>
+        <w:t>펴기가</w:t>
+      </w:r>
+      <w:r>
+        <w:t xml:space="preserve"> </w:t>
+      </w:r>
+      <w:r>
+        <w:t>그</w:t>
+      </w:r>
+      <w:r>
+        <w:t xml:space="preserve"> </w:t>
+      </w:r>
+      <w:r>
+        <w:t>성분을</w:t>
+      </w:r>
+      <w:r>
+        <w:t xml:space="preserve"> </w:t>
+      </w:r>
+      <w:r>
+        <w:t>지워</w:t>
+      </w:r>
+      <w:r>
+        <w:t xml:space="preserve"> </w:t>
+      </w:r>
+      <w:r>
+        <w:t>사이클</w:t>
+      </w:r>
+      <w:r>
+        <w:t xml:space="preserve"> </w:t>
+      </w:r>
+      <w:r>
+        <w:t>후</w:t>
+      </w:r>
+      <w:r>
+        <w:t xml:space="preserve"> </w:t>
+      </w:r>
+      <w:r>
+        <w:t>진폭</w:t>
+      </w:r>
+      <w:r>
+        <w:t xml:space="preserve"> </w:t>
+      </w:r>
+      <w:r>
+        <w:t>최소</w:t>
+      </w:r>
+      <w:r>
+        <w:t xml:space="preserve"> — </w:t>
+      </w:r>
+      <w:r>
+        <w:t>본</w:t>
+      </w:r>
+      <w:r>
+        <w:t xml:space="preserve"> </w:t>
+      </w:r>
+      <w:r>
+        <w:t>궤적도</w:t>
+      </w:r>
+      <w:r>
+        <w:t xml:space="preserve"> </w:t>
+      </w:r>
+      <w:r>
+        <w:t>이</w:t>
+      </w:r>
+      <w:r>
+        <w:t xml:space="preserve"> </w:t>
+      </w:r>
+      <w:r>
+        <w:t>선택을</w:t>
+      </w:r>
+      <w:r>
+        <w:t xml:space="preserve"> </w:t>
+      </w:r>
+      <w:r>
+        <w:t>따른다</w:t>
+      </w:r>
+      <w:r>
+        <w:t>(</w:t>
+      </w:r>
+      <w:r>
+        <w:t>정량</w:t>
+      </w:r>
+      <w:r>
+        <w:t xml:space="preserve"> </w:t>
+      </w:r>
+      <w:r>
+        <w:t>재확인은</w:t>
+      </w:r>
+      <w:r>
+        <w:t xml:space="preserve"> </w:t>
+      </w:r>
+      <w:r>
+        <w:t>추후</w:t>
+      </w:r>
+      <w:r>
+        <w:t>).</w:t>
       </w:r>
     </w:p>
     <w:p>
       <w:pPr>
-        <w:pStyle w:val="ListParagraph"/>
+        <w:pStyle w:val="a4"/>
         <w:numPr>
           <w:ilvl w:val="0"/>
           <w:numId w:val="2"/>
         </w:numPr>
         <w:spacing w:after="80"/>
       </w:pPr>
-      <w:r>
-        <w:t xml:space="preserve">MuJoCo 전물리 완전사이클 검증: 접기 프로파일 구동 → 대기 → 펴기 구동의 전 과정에서 생존 띠 중심이 δ_f*(T_w) 곡선을 따르는지, T_w=T_osc에서 진폭 최소가 재현되는지.</w:t>
+      <w:proofErr w:type="spellStart"/>
+      <w:r>
+        <w:t>MuJoCo</w:t>
+      </w:r>
+      <w:proofErr w:type="spellEnd"/>
+      <w:r>
+        <w:t xml:space="preserve"> </w:t>
+      </w:r>
+      <w:proofErr w:type="spellStart"/>
+      <w:r>
+        <w:t>전물리</w:t>
+      </w:r>
+      <w:proofErr w:type="spellEnd"/>
+      <w:r>
+        <w:t xml:space="preserve"> </w:t>
+      </w:r>
+      <w:r>
+        <w:t>완전사이클</w:t>
+      </w:r>
+      <w:r>
+        <w:t xml:space="preserve"> </w:t>
+      </w:r>
+      <w:r>
+        <w:t>검증</w:t>
+      </w:r>
+      <w:r>
+        <w:t xml:space="preserve">: </w:t>
+      </w:r>
+      <w:r>
+        <w:t>접기</w:t>
+      </w:r>
+      <w:r>
+        <w:t xml:space="preserve"> </w:t>
+      </w:r>
+      <w:r>
+        <w:t>프로파일</w:t>
+      </w:r>
+      <w:r>
+        <w:t xml:space="preserve"> </w:t>
+      </w:r>
+      <w:r>
+        <w:t>구동</w:t>
+      </w:r>
+      <w:r>
+        <w:t xml:space="preserve"> → </w:t>
+      </w:r>
+      <w:r>
+        <w:t>대기</w:t>
+      </w:r>
+      <w:r>
+        <w:t xml:space="preserve"> → </w:t>
+      </w:r>
+      <w:r>
+        <w:t>펴기</w:t>
+      </w:r>
+      <w:r>
+        <w:t xml:space="preserve"> </w:t>
+      </w:r>
+      <w:r>
+        <w:t>구동의</w:t>
+      </w:r>
+      <w:r>
+        <w:t xml:space="preserve"> </w:t>
+      </w:r>
+      <w:r>
+        <w:t>전</w:t>
+      </w:r>
+      <w:r>
+        <w:t xml:space="preserve"> </w:t>
+      </w:r>
+      <w:r>
+        <w:t>과정에서</w:t>
+      </w:r>
+      <w:r>
+        <w:t xml:space="preserve"> </w:t>
+      </w:r>
+      <w:r>
+        <w:t>생존</w:t>
+      </w:r>
+      <w:r>
+        <w:t xml:space="preserve"> </w:t>
+      </w:r>
+      <w:r>
+        <w:t>띠</w:t>
+      </w:r>
+      <w:r>
+        <w:t xml:space="preserve"> </w:t>
+      </w:r>
+      <w:r>
+        <w:t>중심이</w:t>
+      </w:r>
+      <w:r>
+        <w:t xml:space="preserve"> </w:t>
+      </w:r>
+      <w:proofErr w:type="spellStart"/>
+      <w:r>
+        <w:t>δ_f</w:t>
+      </w:r>
+      <w:proofErr w:type="spellEnd"/>
+      <w:r>
+        <w:t>*(</w:t>
+      </w:r>
+      <w:proofErr w:type="spellStart"/>
+      <w:r>
+        <w:t>T_w</w:t>
+      </w:r>
+      <w:proofErr w:type="spellEnd"/>
+      <w:r>
+        <w:t xml:space="preserve">) </w:t>
+      </w:r>
+      <w:r>
+        <w:t>곡선을</w:t>
+      </w:r>
+      <w:r>
+        <w:t xml:space="preserve"> </w:t>
+      </w:r>
+      <w:proofErr w:type="spellStart"/>
+      <w:r>
+        <w:t>따르는지</w:t>
+      </w:r>
+      <w:proofErr w:type="spellEnd"/>
+      <w:r>
+        <w:t xml:space="preserve">, </w:t>
+      </w:r>
+      <w:proofErr w:type="spellStart"/>
+      <w:r>
+        <w:t>T_w</w:t>
+      </w:r>
+      <w:proofErr w:type="spellEnd"/>
+      <w:r>
+        <w:t>=</w:t>
+      </w:r>
+      <w:proofErr w:type="spellStart"/>
+      <w:r>
+        <w:t>T_osc</w:t>
+      </w:r>
+      <w:proofErr w:type="spellEnd"/>
+      <w:r>
+        <w:t>에서</w:t>
+      </w:r>
+      <w:r>
+        <w:t xml:space="preserve"> </w:t>
+      </w:r>
+      <w:r>
+        <w:t>진폭</w:t>
+      </w:r>
+      <w:r>
+        <w:t xml:space="preserve"> </w:t>
+      </w:r>
+      <w:r>
+        <w:t>최소가</w:t>
+      </w:r>
+      <w:r>
+        <w:t xml:space="preserve"> </w:t>
+      </w:r>
+      <w:r>
+        <w:t>재현되는지</w:t>
+      </w:r>
+      <w:r>
+        <w:t>.</w:t>
       </w:r>
     </w:p>
     <w:p>
       <w:pPr>
-        <w:pStyle w:val="ListParagraph"/>
+        <w:pStyle w:val="a4"/>
         <w:numPr>
           <w:ilvl w:val="0"/>
           <w:numId w:val="2"/>
@@ -1033,36 +5209,50 @@
         <w:spacing w:after="80"/>
       </w:pPr>
       <w:r>
-        <w:t xml:space="preserve">스크립트: analysis/fwe_finite_state_space.py (이 그림·수치 재현).</w:t>
+        <w:t>스크립트</w:t>
+      </w:r>
+      <w:r>
+        <w:t>: analysis/fwe_finite_state_space.py (</w:t>
+      </w:r>
+      <w:r>
+        <w:t>이</w:t>
+      </w:r>
+      <w:r>
+        <w:t xml:space="preserve"> </w:t>
+      </w:r>
+      <w:r>
+        <w:t>그림</w:t>
+      </w:r>
+      <w:r>
+        <w:t>·</w:t>
+      </w:r>
+      <w:r>
+        <w:t>수치</w:t>
+      </w:r>
+      <w:r>
+        <w:t xml:space="preserve"> </w:t>
+      </w:r>
+      <w:r>
+        <w:t>재현</w:t>
+      </w:r>
+      <w:r>
+        <w:t>).</w:t>
       </w:r>
     </w:p>
     <w:sectPr>
-      <w:pgSz w:w="12240" w:h="15840" w:orient="portrait"/>
+      <w:pgSz w:w="12240" w:h="15840"/>
       <w:pgMar w:top="1440" w:right="1440" w:bottom="1440" w:left="1440" w:header="708" w:footer="708" w:gutter="0"/>
-      <w:pgNumType/>
+      <w:cols w:space="720"/>
       <w:docGrid w:linePitch="360"/>
     </w:sectPr>
   </w:body>
 </w:document>
 </file>
 
-<file path=word/comments.xml><?xml version="1.0" encoding="utf-8"?>
-<w:comments xmlns:cx="http://schemas.microsoft.com/office/drawing/2014/chartex" xmlns:cx1="http://schemas.microsoft.com/office/drawing/2015/9/8/chartex" xmlns:cx2="http://schemas.microsoft.com/office/drawing/2015/10/21/chartex" xmlns:cx3="http://schemas.microsoft.com/office/drawing/2016/5/9/chartex" xmlns:cx4="http://schemas.microsoft.com/office/drawing/2016/5/10/chartex" xmlns:cx5="http://schemas.microsoft.com/office/drawing/2016/5/11/chartex" xmlns:cx6="http://schemas.microsoft.com/office/drawing/2016/5/12/chartex" xmlns:cx7="http://schemas.microsoft.com/office/drawing/2016/5/13/chartex" xmlns:cx8="http://schemas.microsoft.com/office/drawing/2016/5/14/chartex" xmlns:mc="http://schemas.openxmlformats.org/markup-compatibility/2006" xmlns:aink="http://schemas.microsoft.com/office/drawing/2016/ink" xmlns:am3d="http://schemas.microsoft.com/office/drawing/2017/model3d" xmlns:o="urn:schemas-microsoft-com:office:office" xmlns:r="http://schemas.openxmlformats.org/officeDocument/2006/relationships" xmlns:m="http://schemas.openxmlformats.org/officeDocument/2006/math" xmlns:v="urn:schemas-microsoft-com:vml" xmlns:wp14="http://schemas.microsoft.com/office/word/2010/wordprocessingDrawing" xmlns:wp="http://schemas.openxmlformats.org/drawingml/2006/wordprocessingDrawing" xmlns:w10="urn:schemas-microsoft-com:office:word" xmlns:w="http://schemas.openxmlformats.org/wordprocessingml/2006/main" xmlns:w14="http://schemas.microsoft.com/office/word/2010/wordml" xmlns:w15="http://schemas.microsoft.com/office/word/2012/wordml" xmlns:w16cex="http://schemas.microsoft.com/office/word/2018/wordml/cex" xmlns:w16cid="http://schemas.microsoft.com/office/word/2016/wordml/cid" xmlns:w16="http://schemas.microsoft.com/office/word/2018/wordml" xmlns:w16sdtdh="http://schemas.microsoft.com/office/word/2020/wordml/sdtdatahash" xmlns:w16se="http://schemas.microsoft.com/office/word/2015/wordml/symex" xmlns:wpg="http://schemas.microsoft.com/office/word/2010/wordprocessingGroup" xmlns:wpi="http://schemas.microsoft.com/office/word/2010/wordprocessingInk" xmlns:wne="http://schemas.microsoft.com/office/word/2006/wordml" xmlns:wps="http://schemas.microsoft.com/office/word/2010/wordprocessingShape"/>
-</file>
-
 <file path=word/endnotes.xml><?xml version="1.0" encoding="utf-8"?>
-<w:endnotes xmlns:wpc="http://schemas.microsoft.com/office/word/2010/wordprocessingCanvas" xmlns:mc="http://schemas.openxmlformats.org/markup-compatibility/2006" xmlns:o="urn:schemas-microsoft-com:office:office" xmlns:r="http://schemas.openxmlformats.org/officeDocument/2006/relationships" xmlns:m="http://schemas.openxmlformats.org/officeDocument/2006/math" xmlns:v="urn:schemas-microsoft-com:vml" xmlns:wp14="http://schemas.microsoft.com/office/word/2010/wordprocessingDrawing" xmlns:wp="http://schemas.openxmlformats.org/drawingml/2006/wordprocessingDrawing" xmlns:w10="urn:schemas-microsoft-com:office:word" xmlns:w="http://schemas.openxmlformats.org/wordprocessingml/2006/main" xmlns:w14="http://schemas.microsoft.com/office/word/2010/wordml" xmlns:w15="http://schemas.microsoft.com/office/word/2012/wordml" xmlns:wpg="http://schemas.microsoft.com/office/word/2010/wordprocessingGroup" xmlns:wpi="http://schemas.microsoft.com/office/word/2010/wordprocessingInk" xmlns:wne="http://schemas.microsoft.com/office/word/2006/wordml" xmlns:wps="http://schemas.microsoft.com/office/word/2010/wordprocessingShape" mc:Ignorable="w14 w15 wp14">
+<w:endnotes xmlns:wpc="http://schemas.microsoft.com/office/word/2010/wordprocessingCanvas" xmlns:cx="http://schemas.microsoft.com/office/drawing/2014/chartex" xmlns:cx1="http://schemas.microsoft.com/office/drawing/2015/9/8/chartex" xmlns:cx2="http://schemas.microsoft.com/office/drawing/2015/10/21/chartex" xmlns:cx3="http://schemas.microsoft.com/office/drawing/2016/5/9/chartex" xmlns:cx4="http://schemas.microsoft.com/office/drawing/2016/5/10/chartex" xmlns:cx5="http://schemas.microsoft.com/office/drawing/2016/5/11/chartex" xmlns:cx6="http://schemas.microsoft.com/office/drawing/2016/5/12/chartex" xmlns:cx7="http://schemas.microsoft.com/office/drawing/2016/5/13/chartex" xmlns:cx8="http://schemas.microsoft.com/office/drawing/2016/5/14/chartex" xmlns:mc="http://schemas.openxmlformats.org/markup-compatibility/2006" xmlns:aink="http://schemas.microsoft.com/office/drawing/2016/ink" xmlns:am3d="http://schemas.microsoft.com/office/drawing/2017/model3d" xmlns:o="urn:schemas-microsoft-com:office:office" xmlns:oel="http://schemas.microsoft.com/office/2019/extlst" xmlns:r="http://schemas.openxmlformats.org/officeDocument/2006/relationships" xmlns:m="http://schemas.openxmlformats.org/officeDocument/2006/math" xmlns:v="urn:schemas-microsoft-com:vml" xmlns:wp14="http://schemas.microsoft.com/office/word/2010/wordprocessingDrawing" xmlns:wp="http://schemas.openxmlformats.org/drawingml/2006/wordprocessingDrawing" xmlns:w10="urn:schemas-microsoft-com:office:word" xmlns:w="http://schemas.openxmlformats.org/wordprocessingml/2006/main" xmlns:w14="http://schemas.microsoft.com/office/word/2010/wordml" xmlns:w15="http://schemas.microsoft.com/office/word/2012/wordml" xmlns:w16cex="http://schemas.microsoft.com/office/word/2018/wordml/cex" xmlns:w16cid="http://schemas.microsoft.com/office/word/2016/wordml/cid" xmlns:w16="http://schemas.microsoft.com/office/word/2018/wordml" xmlns:w16sdtdh="http://schemas.microsoft.com/office/word/2020/wordml/sdtdatahash" xmlns:w16se="http://schemas.microsoft.com/office/word/2015/wordml/symex" xmlns:wpg="http://schemas.microsoft.com/office/word/2010/wordprocessingGroup" xmlns:wpi="http://schemas.microsoft.com/office/word/2010/wordprocessingInk" xmlns:wne="http://schemas.microsoft.com/office/word/2006/wordml" xmlns:wps="http://schemas.microsoft.com/office/word/2010/wordprocessingShape" mc:Ignorable="w14 w15 w16se w16cid w16 w16cex w16sdtdh wp14">
   <w:endnote w:type="separator" w:id="-1">
     <w:p>
-      <w:pPr>
-        <w:spacing w:after="0" w:line="240" w:lineRule="auto"/>
-      </w:pPr>
-      <w:r>
-        <w:rPr>
-          <w:rStyle w:val="EndnoteReference"/>
-        </w:rPr>
-        <w:endnoteRef/>
-      </w:r>
       <w:r>
         <w:separator/>
       </w:r>
@@ -1070,15 +5260,6 @@
   </w:endnote>
   <w:endnote w:type="continuationSeparator" w:id="0">
     <w:p>
-      <w:pPr>
-        <w:spacing w:after="0" w:line="240" w:lineRule="auto"/>
-      </w:pPr>
-      <w:r>
-        <w:rPr>
-          <w:rStyle w:val="EndnoteReference"/>
-        </w:rPr>
-        <w:endnoteRef/>
-      </w:r>
       <w:r>
         <w:continuationSeparator/>
       </w:r>
@@ -1088,18 +5269,9 @@
 </file>
 
 <file path=word/footnotes.xml><?xml version="1.0" encoding="utf-8"?>
-<w:footnotes xmlns:wpc="http://schemas.microsoft.com/office/word/2010/wordprocessingCanvas" xmlns:mc="http://schemas.openxmlformats.org/markup-compatibility/2006" xmlns:o="urn:schemas-microsoft-com:office:office" xmlns:r="http://schemas.openxmlformats.org/officeDocument/2006/relationships" xmlns:m="http://schemas.openxmlformats.org/officeDocument/2006/math" xmlns:v="urn:schemas-microsoft-com:vml" xmlns:wp14="http://schemas.microsoft.com/office/word/2010/wordprocessingDrawing" xmlns:wp="http://schemas.openxmlformats.org/drawingml/2006/wordprocessingDrawing" xmlns:w10="urn:schemas-microsoft-com:office:word" xmlns:w="http://schemas.openxmlformats.org/wordprocessingml/2006/main" xmlns:w14="http://schemas.microsoft.com/office/word/2010/wordml" xmlns:w15="http://schemas.microsoft.com/office/word/2012/wordml" xmlns:wpg="http://schemas.microsoft.com/office/word/2010/wordprocessingGroup" xmlns:wpi="http://schemas.microsoft.com/office/word/2010/wordprocessingInk" xmlns:wne="http://schemas.microsoft.com/office/word/2006/wordml" xmlns:wps="http://schemas.microsoft.com/office/word/2010/wordprocessingShape" mc:Ignorable="w14 w15 wp14">
+<w:footnotes xmlns:wpc="http://schemas.microsoft.com/office/word/2010/wordprocessingCanvas" xmlns:cx="http://schemas.microsoft.com/office/drawing/2014/chartex" xmlns:cx1="http://schemas.microsoft.com/office/drawing/2015/9/8/chartex" xmlns:cx2="http://schemas.microsoft.com/office/drawing/2015/10/21/chartex" xmlns:cx3="http://schemas.microsoft.com/office/drawing/2016/5/9/chartex" xmlns:cx4="http://schemas.microsoft.com/office/drawing/2016/5/10/chartex" xmlns:cx5="http://schemas.microsoft.com/office/drawing/2016/5/11/chartex" xmlns:cx6="http://schemas.microsoft.com/office/drawing/2016/5/12/chartex" xmlns:cx7="http://schemas.microsoft.com/office/drawing/2016/5/13/chartex" xmlns:cx8="http://schemas.microsoft.com/office/drawing/2016/5/14/chartex" xmlns:mc="http://schemas.openxmlformats.org/markup-compatibility/2006" xmlns:aink="http://schemas.microsoft.com/office/drawing/2016/ink" xmlns:am3d="http://schemas.microsoft.com/office/drawing/2017/model3d" xmlns:o="urn:schemas-microsoft-com:office:office" xmlns:oel="http://schemas.microsoft.com/office/2019/extlst" xmlns:r="http://schemas.openxmlformats.org/officeDocument/2006/relationships" xmlns:m="http://schemas.openxmlformats.org/officeDocument/2006/math" xmlns:v="urn:schemas-microsoft-com:vml" xmlns:wp14="http://schemas.microsoft.com/office/word/2010/wordprocessingDrawing" xmlns:wp="http://schemas.openxmlformats.org/drawingml/2006/wordprocessingDrawing" xmlns:w10="urn:schemas-microsoft-com:office:word" xmlns:w="http://schemas.openxmlformats.org/wordprocessingml/2006/main" xmlns:w14="http://schemas.microsoft.com/office/word/2010/wordml" xmlns:w15="http://schemas.microsoft.com/office/word/2012/wordml" xmlns:w16cex="http://schemas.microsoft.com/office/word/2018/wordml/cex" xmlns:w16cid="http://schemas.microsoft.com/office/word/2016/wordml/cid" xmlns:w16="http://schemas.microsoft.com/office/word/2018/wordml" xmlns:w16sdtdh="http://schemas.microsoft.com/office/word/2020/wordml/sdtdatahash" xmlns:w16se="http://schemas.microsoft.com/office/word/2015/wordml/symex" xmlns:wpg="http://schemas.microsoft.com/office/word/2010/wordprocessingGroup" xmlns:wpi="http://schemas.microsoft.com/office/word/2010/wordprocessingInk" xmlns:wne="http://schemas.microsoft.com/office/word/2006/wordml" xmlns:wps="http://schemas.microsoft.com/office/word/2010/wordprocessingShape" mc:Ignorable="w14 w15 w16se w16cid w16 w16cex w16sdtdh wp14">
   <w:footnote w:type="separator" w:id="-1">
     <w:p>
-      <w:pPr>
-        <w:spacing w:after="0" w:line="240" w:lineRule="auto"/>
-      </w:pPr>
-      <w:r>
-        <w:rPr>
-          <w:rStyle w:val="FootnoteReference"/>
-        </w:rPr>
-        <w:footnoteRef/>
-      </w:r>
       <w:r>
         <w:separator/>
       </w:r>
@@ -1107,15 +5279,6 @@
   </w:footnote>
   <w:footnote w:type="continuationSeparator" w:id="0">
     <w:p>
-      <w:pPr>
-        <w:spacing w:after="0" w:line="240" w:lineRule="auto"/>
-      </w:pPr>
-      <w:r>
-        <w:rPr>
-          <w:rStyle w:val="FootnoteReference"/>
-        </w:rPr>
-        <w:footnoteRef/>
-      </w:r>
       <w:r>
         <w:continuationSeparator/>
       </w:r>
@@ -1125,10 +5288,66 @@
 </file>
 
 <file path=word/numbering.xml><?xml version="1.0" encoding="utf-8"?>
-<w:numbering xmlns:wpc="http://schemas.microsoft.com/office/word/2010/wordprocessingCanvas" xmlns:mc="http://schemas.openxmlformats.org/markup-compatibility/2006" xmlns:o="urn:schemas-microsoft-com:office:office" xmlns:r="http://schemas.openxmlformats.org/officeDocument/2006/relationships" xmlns:m="http://schemas.openxmlformats.org/officeDocument/2006/math" xmlns:v="urn:schemas-microsoft-com:vml" xmlns:wp14="http://schemas.microsoft.com/office/word/2010/wordprocessingDrawing" xmlns:wp="http://schemas.openxmlformats.org/drawingml/2006/wordprocessingDrawing" xmlns:w10="urn:schemas-microsoft-com:office:word" xmlns:w="http://schemas.openxmlformats.org/wordprocessingml/2006/main" xmlns:w14="http://schemas.microsoft.com/office/word/2010/wordml" xmlns:w15="http://schemas.microsoft.com/office/word/2012/wordml" xmlns:wpg="http://schemas.microsoft.com/office/word/2010/wordprocessingGroup" xmlns:wpi="http://schemas.microsoft.com/office/word/2010/wordprocessingInk" xmlns:wne="http://schemas.microsoft.com/office/word/2006/wordml" xmlns:wps="http://schemas.microsoft.com/office/word/2010/wordprocessingShape" mc:Ignorable="w14 w15 wp14">
+<w:numbering xmlns:wpc="http://schemas.microsoft.com/office/word/2010/wordprocessingCanvas" xmlns:cx="http://schemas.microsoft.com/office/drawing/2014/chartex" xmlns:cx1="http://schemas.microsoft.com/office/drawing/2015/9/8/chartex" xmlns:cx2="http://schemas.microsoft.com/office/drawing/2015/10/21/chartex" xmlns:cx3="http://schemas.microsoft.com/office/drawing/2016/5/9/chartex" xmlns:cx4="http://schemas.microsoft.com/office/drawing/2016/5/10/chartex" xmlns:cx5="http://schemas.microsoft.com/office/drawing/2016/5/11/chartex" xmlns:cx6="http://schemas.microsoft.com/office/drawing/2016/5/12/chartex" xmlns:cx7="http://schemas.microsoft.com/office/drawing/2016/5/13/chartex" xmlns:cx8="http://schemas.microsoft.com/office/drawing/2016/5/14/chartex" xmlns:mc="http://schemas.openxmlformats.org/markup-compatibility/2006" xmlns:aink="http://schemas.microsoft.com/office/drawing/2016/ink" xmlns:am3d="http://schemas.microsoft.com/office/drawing/2017/model3d" xmlns:o="urn:schemas-microsoft-com:office:office" xmlns:oel="http://schemas.microsoft.com/office/2019/extlst" xmlns:r="http://schemas.openxmlformats.org/officeDocument/2006/relationships" xmlns:m="http://schemas.openxmlformats.org/officeDocument/2006/math" xmlns:v="urn:schemas-microsoft-com:vml" xmlns:wp14="http://schemas.microsoft.com/office/word/2010/wordprocessingDrawing" xmlns:wp="http://schemas.openxmlformats.org/drawingml/2006/wordprocessingDrawing" xmlns:w10="urn:schemas-microsoft-com:office:word" xmlns:w="http://schemas.openxmlformats.org/wordprocessingml/2006/main" xmlns:w14="http://schemas.microsoft.com/office/word/2010/wordml" xmlns:w15="http://schemas.microsoft.com/office/word/2012/wordml" xmlns:w16cex="http://schemas.microsoft.com/office/word/2018/wordml/cex" xmlns:w16cid="http://schemas.microsoft.com/office/word/2016/wordml/cid" xmlns:w16="http://schemas.microsoft.com/office/word/2018/wordml" xmlns:w16sdtdh="http://schemas.microsoft.com/office/word/2020/wordml/sdtdatahash" xmlns:w16se="http://schemas.microsoft.com/office/word/2015/wordml/symex" xmlns:wpg="http://schemas.microsoft.com/office/word/2010/wordprocessingGroup" xmlns:wpi="http://schemas.microsoft.com/office/word/2010/wordprocessingInk" xmlns:wne="http://schemas.microsoft.com/office/word/2006/wordml" xmlns:wps="http://schemas.microsoft.com/office/word/2010/wordprocessingShape" mc:Ignorable="w14 w15 w16se w16cid w16 w16cex w16sdtdh wp14">
+  <w:abstractNum w:abstractNumId="0" w15:restartNumberingAfterBreak="0">
+    <w:nsid w:val="32E10E78"/>
+    <w:multiLevelType w:val="hybridMultilevel"/>
+    <w:tmpl w:val="756E895C"/>
+    <w:lvl w:ilvl="0" w:tplc="254AFE8E">
+      <w:start w:val="1"/>
+      <w:numFmt w:val="bullet"/>
+      <w:lvlText w:val="•"/>
+      <w:lvlJc w:val="left"/>
+      <w:pPr>
+        <w:ind w:left="560" w:hanging="280"/>
+      </w:pPr>
+    </w:lvl>
+    <w:lvl w:ilvl="1" w:tplc="2BD020D2">
+      <w:numFmt w:val="decimal"/>
+      <w:lvlText w:val=""/>
+      <w:lvlJc w:val="left"/>
+    </w:lvl>
+    <w:lvl w:ilvl="2" w:tplc="973AFDD2">
+      <w:numFmt w:val="decimal"/>
+      <w:lvlText w:val=""/>
+      <w:lvlJc w:val="left"/>
+    </w:lvl>
+    <w:lvl w:ilvl="3" w:tplc="05FC0FC0">
+      <w:numFmt w:val="decimal"/>
+      <w:lvlText w:val=""/>
+      <w:lvlJc w:val="left"/>
+    </w:lvl>
+    <w:lvl w:ilvl="4" w:tplc="818A2230">
+      <w:numFmt w:val="decimal"/>
+      <w:lvlText w:val=""/>
+      <w:lvlJc w:val="left"/>
+    </w:lvl>
+    <w:lvl w:ilvl="5" w:tplc="134E0226">
+      <w:numFmt w:val="decimal"/>
+      <w:lvlText w:val=""/>
+      <w:lvlJc w:val="left"/>
+    </w:lvl>
+    <w:lvl w:ilvl="6" w:tplc="D48A4C9C">
+      <w:numFmt w:val="decimal"/>
+      <w:lvlText w:val=""/>
+      <w:lvlJc w:val="left"/>
+    </w:lvl>
+    <w:lvl w:ilvl="7" w:tplc="53B26624">
+      <w:numFmt w:val="decimal"/>
+      <w:lvlText w:val=""/>
+      <w:lvlJc w:val="left"/>
+    </w:lvl>
+    <w:lvl w:ilvl="8" w:tplc="FAEA9446">
+      <w:numFmt w:val="decimal"/>
+      <w:lvlText w:val=""/>
+      <w:lvlJc w:val="left"/>
+    </w:lvl>
+  </w:abstractNum>
   <w:abstractNum w:abstractNumId="1" w15:restartNumberingAfterBreak="0">
+    <w:nsid w:val="6441591D"/>
     <w:multiLevelType w:val="hybridMultilevel"/>
-    <w:lvl w:ilvl="0" w15:tentative="1">
+    <w:tmpl w:val="091E2542"/>
+    <w:lvl w:ilvl="0" w:tplc="C91CB0E2">
       <w:start w:val="1"/>
       <w:numFmt w:val="bullet"/>
       <w:lvlText w:val="●"/>
@@ -1137,7 +5356,7 @@
         <w:ind w:left="720" w:hanging="360"/>
       </w:pPr>
     </w:lvl>
-    <w:lvl w:ilvl="1" w15:tentative="1">
+    <w:lvl w:ilvl="1" w:tplc="42A89268">
       <w:start w:val="1"/>
       <w:numFmt w:val="bullet"/>
       <w:lvlText w:val="○"/>
@@ -1146,7 +5365,7 @@
         <w:ind w:left="1440" w:hanging="360"/>
       </w:pPr>
     </w:lvl>
-    <w:lvl w:ilvl="2" w15:tentative="1">
+    <w:lvl w:ilvl="2" w:tplc="0A444BBA">
       <w:start w:val="1"/>
       <w:numFmt w:val="bullet"/>
       <w:lvlText w:val="■"/>
@@ -1155,7 +5374,7 @@
         <w:ind w:left="2160" w:hanging="360"/>
       </w:pPr>
     </w:lvl>
-    <w:lvl w:ilvl="3" w15:tentative="1">
+    <w:lvl w:ilvl="3" w:tplc="9C4ED598">
       <w:start w:val="1"/>
       <w:numFmt w:val="bullet"/>
       <w:lvlText w:val="●"/>
@@ -1164,7 +5383,7 @@
         <w:ind w:left="2880" w:hanging="360"/>
       </w:pPr>
     </w:lvl>
-    <w:lvl w:ilvl="4" w15:tentative="1">
+    <w:lvl w:ilvl="4" w:tplc="EA66E556">
       <w:start w:val="1"/>
       <w:numFmt w:val="bullet"/>
       <w:lvlText w:val="○"/>
@@ -1173,7 +5392,7 @@
         <w:ind w:left="3600" w:hanging="360"/>
       </w:pPr>
     </w:lvl>
-    <w:lvl w:ilvl="5" w15:tentative="1">
+    <w:lvl w:ilvl="5" w:tplc="B4E2B3EC">
       <w:start w:val="1"/>
       <w:numFmt w:val="bullet"/>
       <w:lvlText w:val="■"/>
@@ -1182,7 +5401,7 @@
         <w:ind w:left="4320" w:hanging="360"/>
       </w:pPr>
     </w:lvl>
-    <w:lvl w:ilvl="6" w15:tentative="1">
+    <w:lvl w:ilvl="6" w:tplc="040EFBC6">
       <w:start w:val="1"/>
       <w:numFmt w:val="bullet"/>
       <w:lvlText w:val="●"/>
@@ -1191,7 +5410,7 @@
         <w:ind w:left="5040" w:hanging="360"/>
       </w:pPr>
     </w:lvl>
-    <w:lvl w:ilvl="7" w15:tentative="1">
+    <w:lvl w:ilvl="7" w:tplc="71B0E0BE">
       <w:start w:val="1"/>
       <w:numFmt w:val="bullet"/>
       <w:lvlText w:val="●"/>
@@ -1200,7 +5419,7 @@
         <w:ind w:left="5760" w:hanging="360"/>
       </w:pPr>
     </w:lvl>
-    <w:lvl w:ilvl="8" w15:tentative="1">
+    <w:lvl w:ilvl="8" w:tplc="8FB0C728">
       <w:start w:val="1"/>
       <w:numFmt w:val="bullet"/>
       <w:lvlText w:val="●"/>
@@ -1210,26 +5429,14 @@
       </w:pPr>
     </w:lvl>
   </w:abstractNum>
-  <w:abstractNum w:abstractNumId="2" w15:restartNumberingAfterBreak="0">
-    <w:multiLevelType w:val="hybridMultilevel"/>
-    <w:lvl w:ilvl="0" w15:tentative="1">
-      <w:start w:val="1"/>
-      <w:numFmt w:val="bullet"/>
-      <w:lvlText w:val="•"/>
-      <w:lvlJc w:val="left"/>
-      <w:pPr>
-        <w:ind w:left="560" w:hanging="280"/>
-      </w:pPr>
-    </w:lvl>
-  </w:abstractNum>
-  <w:num w:numId="1">
+  <w:num w:numId="1" w16cid:durableId="123236394">
     <w:abstractNumId w:val="1"/>
     <w:lvlOverride w:ilvl="0">
       <w:startOverride w:val="1"/>
     </w:lvlOverride>
   </w:num>
-  <w:num w:numId="2">
-    <w:abstractNumId w:val="2"/>
+  <w:num w:numId="2" w16cid:durableId="1834955366">
+    <w:abstractNumId w:val="0"/>
     <w:lvlOverride w:ilvl="0">
       <w:startOverride w:val="1"/>
     </w:lvlOverride>
@@ -1238,107 +5445,551 @@
 </file>
 
 <file path=word/styles.xml><?xml version="1.0" encoding="utf-8"?>
-<w:styles xmlns:mc="http://schemas.openxmlformats.org/markup-compatibility/2006" xmlns:r="http://schemas.openxmlformats.org/officeDocument/2006/relationships" xmlns:w="http://schemas.openxmlformats.org/wordprocessingml/2006/main" xmlns:w14="http://schemas.microsoft.com/office/word/2010/wordml" xmlns:w15="http://schemas.microsoft.com/office/word/2012/wordml" mc:Ignorable="w14 w15">
+<w:styles xmlns:mc="http://schemas.openxmlformats.org/markup-compatibility/2006" xmlns:r="http://schemas.openxmlformats.org/officeDocument/2006/relationships" xmlns:w="http://schemas.openxmlformats.org/wordprocessingml/2006/main" xmlns:w14="http://schemas.microsoft.com/office/word/2010/wordml" xmlns:w15="http://schemas.microsoft.com/office/word/2012/wordml" xmlns:w16cex="http://schemas.microsoft.com/office/word/2018/wordml/cex" xmlns:w16cid="http://schemas.microsoft.com/office/word/2016/wordml/cid" xmlns:w16="http://schemas.microsoft.com/office/word/2018/wordml" xmlns:w16sdtdh="http://schemas.microsoft.com/office/word/2020/wordml/sdtdatahash" xmlns:w16se="http://schemas.microsoft.com/office/word/2015/wordml/symex" mc:Ignorable="w14 w15 w16se w16cid w16 w16cex w16sdtdh">
   <w:docDefaults>
     <w:rPrDefault>
       <w:rPr>
-        <w:rFonts w:ascii="Arial" w:cs="Arial" w:eastAsia="Arial" w:hAnsi="Arial"/>
+        <w:rFonts w:ascii="Arial" w:eastAsiaTheme="minorEastAsia" w:hAnsi="Arial" w:cs="Arial"/>
         <w:sz w:val="22"/>
         <w:szCs w:val="22"/>
+        <w:lang w:val="en-US" w:eastAsia="ko-KR" w:bidi="ar-SA"/>
       </w:rPr>
     </w:rPrDefault>
     <w:pPrDefault/>
   </w:docDefaults>
-  <w:style w:type="paragraph" w:styleId="Title">
-    <w:name w:val="Title"/>
-    <w:basedOn w:val="Normal"/>
-    <w:next w:val="Normal"/>
+  <w:latentStyles w:defLockedState="0" w:defUIPriority="99" w:defSemiHidden="0" w:defUnhideWhenUsed="0" w:defQFormat="0" w:count="376">
+    <w:lsdException w:name="Normal" w:uiPriority="0" w:qFormat="1"/>
+    <w:lsdException w:name="heading 1" w:uiPriority="9" w:qFormat="1"/>
+    <w:lsdException w:name="heading 2" w:semiHidden="1" w:uiPriority="9" w:unhideWhenUsed="1" w:qFormat="1"/>
+    <w:lsdException w:name="heading 3" w:semiHidden="1" w:uiPriority="9" w:unhideWhenUsed="1" w:qFormat="1"/>
+    <w:lsdException w:name="heading 4" w:semiHidden="1" w:uiPriority="9" w:unhideWhenUsed="1" w:qFormat="1"/>
+    <w:lsdException w:name="heading 5" w:semiHidden="1" w:uiPriority="9" w:unhideWhenUsed="1" w:qFormat="1"/>
+    <w:lsdException w:name="heading 6" w:semiHidden="1" w:uiPriority="9" w:unhideWhenUsed="1" w:qFormat="1"/>
+    <w:lsdException w:name="heading 7" w:semiHidden="1" w:uiPriority="9" w:unhideWhenUsed="1" w:qFormat="1"/>
+    <w:lsdException w:name="heading 8" w:semiHidden="1" w:uiPriority="9" w:unhideWhenUsed="1" w:qFormat="1"/>
+    <w:lsdException w:name="heading 9" w:semiHidden="1" w:uiPriority="9" w:unhideWhenUsed="1" w:qFormat="1"/>
+    <w:lsdException w:name="index 1" w:semiHidden="1" w:unhideWhenUsed="1"/>
+    <w:lsdException w:name="index 2" w:semiHidden="1" w:unhideWhenUsed="1"/>
+    <w:lsdException w:name="index 3" w:semiHidden="1" w:unhideWhenUsed="1"/>
+    <w:lsdException w:name="index 4" w:semiHidden="1" w:unhideWhenUsed="1"/>
+    <w:lsdException w:name="index 5" w:semiHidden="1" w:unhideWhenUsed="1"/>
+    <w:lsdException w:name="index 6" w:semiHidden="1" w:unhideWhenUsed="1"/>
+    <w:lsdException w:name="index 7" w:semiHidden="1" w:unhideWhenUsed="1"/>
+    <w:lsdException w:name="index 8" w:semiHidden="1" w:unhideWhenUsed="1"/>
+    <w:lsdException w:name="index 9" w:semiHidden="1" w:unhideWhenUsed="1"/>
+    <w:lsdException w:name="toc 1" w:semiHidden="1" w:uiPriority="39" w:unhideWhenUsed="1"/>
+    <w:lsdException w:name="toc 2" w:semiHidden="1" w:uiPriority="39" w:unhideWhenUsed="1"/>
+    <w:lsdException w:name="toc 3" w:semiHidden="1" w:uiPriority="39" w:unhideWhenUsed="1"/>
+    <w:lsdException w:name="toc 4" w:semiHidden="1" w:uiPriority="39" w:unhideWhenUsed="1"/>
+    <w:lsdException w:name="toc 5" w:semiHidden="1" w:uiPriority="39" w:unhideWhenUsed="1"/>
+    <w:lsdException w:name="toc 6" w:semiHidden="1" w:uiPriority="39" w:unhideWhenUsed="1"/>
+    <w:lsdException w:name="toc 7" w:semiHidden="1" w:uiPriority="39" w:unhideWhenUsed="1"/>
+    <w:lsdException w:name="toc 8" w:semiHidden="1" w:uiPriority="39" w:unhideWhenUsed="1"/>
+    <w:lsdException w:name="toc 9" w:semiHidden="1" w:uiPriority="39" w:unhideWhenUsed="1"/>
+    <w:lsdException w:name="Normal Indent" w:semiHidden="1" w:unhideWhenUsed="1"/>
+    <w:lsdException w:name="footnote text" w:semiHidden="1" w:unhideWhenUsed="1"/>
+    <w:lsdException w:name="annotation text" w:semiHidden="1" w:unhideWhenUsed="1"/>
+    <w:lsdException w:name="header" w:semiHidden="1" w:unhideWhenUsed="1"/>
+    <w:lsdException w:name="footer" w:semiHidden="1" w:unhideWhenUsed="1"/>
+    <w:lsdException w:name="index heading" w:semiHidden="1" w:unhideWhenUsed="1"/>
+    <w:lsdException w:name="caption" w:semiHidden="1" w:uiPriority="35" w:unhideWhenUsed="1" w:qFormat="1"/>
+    <w:lsdException w:name="table of figures" w:semiHidden="1" w:unhideWhenUsed="1"/>
+    <w:lsdException w:name="envelope address" w:semiHidden="1" w:unhideWhenUsed="1"/>
+    <w:lsdException w:name="envelope return" w:semiHidden="1" w:unhideWhenUsed="1"/>
+    <w:lsdException w:name="footnote reference" w:semiHidden="1" w:unhideWhenUsed="1"/>
+    <w:lsdException w:name="annotation reference" w:semiHidden="1" w:unhideWhenUsed="1"/>
+    <w:lsdException w:name="line number" w:semiHidden="1" w:unhideWhenUsed="1"/>
+    <w:lsdException w:name="page number" w:semiHidden="1" w:unhideWhenUsed="1"/>
+    <w:lsdException w:name="endnote reference" w:semiHidden="1" w:unhideWhenUsed="1"/>
+    <w:lsdException w:name="endnote text" w:semiHidden="1" w:unhideWhenUsed="1"/>
+    <w:lsdException w:name="table of authorities" w:semiHidden="1" w:unhideWhenUsed="1"/>
+    <w:lsdException w:name="macro" w:semiHidden="1" w:unhideWhenUsed="1"/>
+    <w:lsdException w:name="toa heading" w:semiHidden="1" w:unhideWhenUsed="1"/>
+    <w:lsdException w:name="List" w:semiHidden="1" w:unhideWhenUsed="1"/>
+    <w:lsdException w:name="List Bullet" w:semiHidden="1" w:unhideWhenUsed="1"/>
+    <w:lsdException w:name="List Number" w:semiHidden="1" w:unhideWhenUsed="1"/>
+    <w:lsdException w:name="List 2" w:semiHidden="1" w:unhideWhenUsed="1"/>
+    <w:lsdException w:name="List 3" w:semiHidden="1" w:unhideWhenUsed="1"/>
+    <w:lsdException w:name="List 4" w:semiHidden="1" w:unhideWhenUsed="1"/>
+    <w:lsdException w:name="List 5" w:semiHidden="1" w:unhideWhenUsed="1"/>
+    <w:lsdException w:name="List Bullet 2" w:semiHidden="1" w:unhideWhenUsed="1"/>
+    <w:lsdException w:name="List Bullet 3" w:semiHidden="1" w:unhideWhenUsed="1"/>
+    <w:lsdException w:name="List Bullet 4" w:semiHidden="1" w:unhideWhenUsed="1"/>
+    <w:lsdException w:name="List Bullet 5" w:semiHidden="1" w:unhideWhenUsed="1"/>
+    <w:lsdException w:name="List Number 2" w:semiHidden="1" w:unhideWhenUsed="1"/>
+    <w:lsdException w:name="List Number 3" w:semiHidden="1" w:unhideWhenUsed="1"/>
+    <w:lsdException w:name="List Number 4" w:semiHidden="1" w:unhideWhenUsed="1"/>
+    <w:lsdException w:name="List Number 5" w:semiHidden="1" w:unhideWhenUsed="1"/>
+    <w:lsdException w:name="Title" w:uiPriority="10" w:qFormat="1"/>
+    <w:lsdException w:name="Closing" w:semiHidden="1" w:unhideWhenUsed="1"/>
+    <w:lsdException w:name="Signature" w:semiHidden="1" w:unhideWhenUsed="1"/>
+    <w:lsdException w:name="Default Paragraph Font" w:semiHidden="1" w:uiPriority="1" w:unhideWhenUsed="1"/>
+    <w:lsdException w:name="Body Text" w:semiHidden="1" w:unhideWhenUsed="1"/>
+    <w:lsdException w:name="Body Text Indent" w:semiHidden="1" w:unhideWhenUsed="1"/>
+    <w:lsdException w:name="List Continue" w:semiHidden="1" w:unhideWhenUsed="1"/>
+    <w:lsdException w:name="List Continue 2" w:semiHidden="1" w:unhideWhenUsed="1"/>
+    <w:lsdException w:name="List Continue 3" w:semiHidden="1" w:unhideWhenUsed="1"/>
+    <w:lsdException w:name="List Continue 4" w:semiHidden="1" w:unhideWhenUsed="1"/>
+    <w:lsdException w:name="List Continue 5" w:semiHidden="1" w:unhideWhenUsed="1"/>
+    <w:lsdException w:name="Message Header" w:semiHidden="1" w:unhideWhenUsed="1"/>
+    <w:lsdException w:name="Subtitle" w:uiPriority="11" w:qFormat="1"/>
+    <w:lsdException w:name="Salutation" w:semiHidden="1" w:unhideWhenUsed="1"/>
+    <w:lsdException w:name="Date" w:semiHidden="1" w:unhideWhenUsed="1"/>
+    <w:lsdException w:name="Body Text First Indent" w:semiHidden="1" w:unhideWhenUsed="1"/>
+    <w:lsdException w:name="Body Text First Indent 2" w:semiHidden="1" w:unhideWhenUsed="1"/>
+    <w:lsdException w:name="Note Heading" w:semiHidden="1" w:unhideWhenUsed="1"/>
+    <w:lsdException w:name="Body Text 2" w:semiHidden="1" w:unhideWhenUsed="1"/>
+    <w:lsdException w:name="Body Text 3" w:semiHidden="1" w:unhideWhenUsed="1"/>
+    <w:lsdException w:name="Body Text Indent 2" w:semiHidden="1" w:unhideWhenUsed="1"/>
+    <w:lsdException w:name="Body Text Indent 3" w:semiHidden="1" w:unhideWhenUsed="1"/>
+    <w:lsdException w:name="Block Text" w:semiHidden="1" w:unhideWhenUsed="1"/>
+    <w:lsdException w:name="Hyperlink" w:semiHidden="1" w:unhideWhenUsed="1"/>
+    <w:lsdException w:name="FollowedHyperlink" w:semiHidden="1" w:unhideWhenUsed="1"/>
+    <w:lsdException w:name="Strong" w:uiPriority="22" w:qFormat="1"/>
+    <w:lsdException w:name="Emphasis" w:uiPriority="20" w:qFormat="1"/>
+    <w:lsdException w:name="Document Map" w:semiHidden="1" w:unhideWhenUsed="1"/>
+    <w:lsdException w:name="Plain Text" w:semiHidden="1" w:unhideWhenUsed="1"/>
+    <w:lsdException w:name="E-mail Signature" w:semiHidden="1" w:unhideWhenUsed="1"/>
+    <w:lsdException w:name="HTML Top of Form" w:semiHidden="1" w:unhideWhenUsed="1"/>
+    <w:lsdException w:name="HTML Bottom of Form" w:semiHidden="1" w:unhideWhenUsed="1"/>
+    <w:lsdException w:name="Normal (Web)" w:semiHidden="1" w:unhideWhenUsed="1"/>
+    <w:lsdException w:name="HTML Acronym" w:semiHidden="1" w:unhideWhenUsed="1"/>
+    <w:lsdException w:name="HTML Address" w:semiHidden="1" w:unhideWhenUsed="1"/>
+    <w:lsdException w:name="HTML Cite" w:semiHidden="1" w:unhideWhenUsed="1"/>
+    <w:lsdException w:name="HTML Code" w:semiHidden="1" w:unhideWhenUsed="1"/>
+    <w:lsdException w:name="HTML Definition" w:semiHidden="1" w:unhideWhenUsed="1"/>
+    <w:lsdException w:name="HTML Keyboard" w:semiHidden="1" w:unhideWhenUsed="1"/>
+    <w:lsdException w:name="HTML Preformatted" w:semiHidden="1" w:unhideWhenUsed="1"/>
+    <w:lsdException w:name="HTML Sample" w:semiHidden="1" w:unhideWhenUsed="1"/>
+    <w:lsdException w:name="HTML Typewriter" w:semiHidden="1" w:unhideWhenUsed="1"/>
+    <w:lsdException w:name="HTML Variable" w:semiHidden="1" w:unhideWhenUsed="1"/>
+    <w:lsdException w:name="Normal Table" w:semiHidden="1" w:unhideWhenUsed="1"/>
+    <w:lsdException w:name="annotation subject" w:semiHidden="1" w:unhideWhenUsed="1"/>
+    <w:lsdException w:name="No List" w:semiHidden="1" w:unhideWhenUsed="1"/>
+    <w:lsdException w:name="Outline List 1" w:semiHidden="1" w:unhideWhenUsed="1"/>
+    <w:lsdException w:name="Outline List 2" w:semiHidden="1" w:unhideWhenUsed="1"/>
+    <w:lsdException w:name="Outline List 3" w:semiHidden="1" w:unhideWhenUsed="1"/>
+    <w:lsdException w:name="Table Simple 1" w:semiHidden="1" w:unhideWhenUsed="1"/>
+    <w:lsdException w:name="Table Simple 2" w:semiHidden="1" w:unhideWhenUsed="1"/>
+    <w:lsdException w:name="Table Simple 3" w:semiHidden="1" w:unhideWhenUsed="1"/>
+    <w:lsdException w:name="Table Classic 1" w:semiHidden="1" w:unhideWhenUsed="1"/>
+    <w:lsdException w:name="Table Classic 2" w:semiHidden="1" w:unhideWhenUsed="1"/>
+    <w:lsdException w:name="Table Classic 3" w:semiHidden="1" w:unhideWhenUsed="1"/>
+    <w:lsdException w:name="Table Classic 4" w:semiHidden="1" w:unhideWhenUsed="1"/>
+    <w:lsdException w:name="Table Colorful 1" w:semiHidden="1" w:unhideWhenUsed="1"/>
+    <w:lsdException w:name="Table Colorful 2" w:semiHidden="1" w:unhideWhenUsed="1"/>
+    <w:lsdException w:name="Table Colorful 3" w:semiHidden="1" w:unhideWhenUsed="1"/>
+    <w:lsdException w:name="Table Columns 1" w:semiHidden="1" w:unhideWhenUsed="1"/>
+    <w:lsdException w:name="Table Columns 2" w:semiHidden="1" w:unhideWhenUsed="1"/>
+    <w:lsdException w:name="Table Columns 3" w:semiHidden="1" w:unhideWhenUsed="1"/>
+    <w:lsdException w:name="Table Columns 4" w:semiHidden="1" w:unhideWhenUsed="1"/>
+    <w:lsdException w:name="Table Columns 5" w:semiHidden="1" w:unhideWhenUsed="1"/>
+    <w:lsdException w:name="Table Grid 1" w:semiHidden="1" w:unhideWhenUsed="1"/>
+    <w:lsdException w:name="Table Grid 2" w:semiHidden="1" w:unhideWhenUsed="1"/>
+    <w:lsdException w:name="Table Grid 3" w:semiHidden="1" w:unhideWhenUsed="1"/>
+    <w:lsdException w:name="Table Grid 4" w:semiHidden="1" w:unhideWhenUsed="1"/>
+    <w:lsdException w:name="Table Grid 5" w:semiHidden="1" w:unhideWhenUsed="1"/>
+    <w:lsdException w:name="Table Grid 6" w:semiHidden="1" w:unhideWhenUsed="1"/>
+    <w:lsdException w:name="Table Grid 7" w:semiHidden="1" w:unhideWhenUsed="1"/>
+    <w:lsdException w:name="Table Grid 8" w:semiHidden="1" w:unhideWhenUsed="1"/>
+    <w:lsdException w:name="Table List 1" w:semiHidden="1" w:unhideWhenUsed="1"/>
+    <w:lsdException w:name="Table List 2" w:semiHidden="1" w:unhideWhenUsed="1"/>
+    <w:lsdException w:name="Table List 3" w:semiHidden="1" w:unhideWhenUsed="1"/>
+    <w:lsdException w:name="Table List 4" w:semiHidden="1" w:unhideWhenUsed="1"/>
+    <w:lsdException w:name="Table List 5" w:semiHidden="1" w:unhideWhenUsed="1"/>
+    <w:lsdException w:name="Table List 6" w:semiHidden="1" w:unhideWhenUsed="1"/>
+    <w:lsdException w:name="Table List 7" w:semiHidden="1" w:unhideWhenUsed="1"/>
+    <w:lsdException w:name="Table List 8" w:semiHidden="1" w:unhideWhenUsed="1"/>
+    <w:lsdException w:name="Table 3D effects 1" w:semiHidden="1" w:unhideWhenUsed="1"/>
+    <w:lsdException w:name="Table 3D effects 2" w:semiHidden="1" w:unhideWhenUsed="1"/>
+    <w:lsdException w:name="Table 3D effects 3" w:semiHidden="1" w:unhideWhenUsed="1"/>
+    <w:lsdException w:name="Table Contemporary" w:semiHidden="1" w:unhideWhenUsed="1"/>
+    <w:lsdException w:name="Table Elegant" w:semiHidden="1" w:unhideWhenUsed="1"/>
+    <w:lsdException w:name="Table Professional" w:semiHidden="1" w:unhideWhenUsed="1"/>
+    <w:lsdException w:name="Table Subtle 1" w:semiHidden="1" w:unhideWhenUsed="1"/>
+    <w:lsdException w:name="Table Subtle 2" w:semiHidden="1" w:unhideWhenUsed="1"/>
+    <w:lsdException w:name="Table Web 1" w:semiHidden="1" w:unhideWhenUsed="1"/>
+    <w:lsdException w:name="Table Web 2" w:semiHidden="1" w:unhideWhenUsed="1"/>
+    <w:lsdException w:name="Table Web 3" w:semiHidden="1" w:unhideWhenUsed="1"/>
+    <w:lsdException w:name="Balloon Text" w:semiHidden="1" w:unhideWhenUsed="1"/>
+    <w:lsdException w:name="Table Grid" w:uiPriority="39"/>
+    <w:lsdException w:name="Table Theme" w:semiHidden="1" w:unhideWhenUsed="1"/>
+    <w:lsdException w:name="Placeholder Text" w:semiHidden="1"/>
+    <w:lsdException w:name="No Spacing" w:uiPriority="1" w:qFormat="1"/>
+    <w:lsdException w:name="Light Shading" w:uiPriority="60"/>
+    <w:lsdException w:name="Light List" w:uiPriority="61"/>
+    <w:lsdException w:name="Light Grid" w:uiPriority="62"/>
+    <w:lsdException w:name="Medium Shading 1" w:uiPriority="63"/>
+    <w:lsdException w:name="Medium Shading 2" w:uiPriority="64"/>
+    <w:lsdException w:name="Medium List 1" w:uiPriority="65"/>
+    <w:lsdException w:name="Medium List 2" w:uiPriority="66"/>
+    <w:lsdException w:name="Medium Grid 1" w:uiPriority="67"/>
+    <w:lsdException w:name="Medium Grid 2" w:uiPriority="68"/>
+    <w:lsdException w:name="Medium Grid 3" w:uiPriority="69"/>
+    <w:lsdException w:name="Dark List" w:uiPriority="70"/>
+    <w:lsdException w:name="Colorful Shading" w:uiPriority="71"/>
+    <w:lsdException w:name="Colorful List" w:uiPriority="72"/>
+    <w:lsdException w:name="Colorful Grid" w:uiPriority="73"/>
+    <w:lsdException w:name="Light Shading Accent 1" w:uiPriority="60"/>
+    <w:lsdException w:name="Light List Accent 1" w:uiPriority="61"/>
+    <w:lsdException w:name="Light Grid Accent 1" w:uiPriority="62"/>
+    <w:lsdException w:name="Medium Shading 1 Accent 1" w:uiPriority="63"/>
+    <w:lsdException w:name="Medium Shading 2 Accent 1" w:uiPriority="64"/>
+    <w:lsdException w:name="Medium List 1 Accent 1" w:uiPriority="65"/>
+    <w:lsdException w:name="Revision" w:semiHidden="1"/>
+    <w:lsdException w:name="List Paragraph" w:uiPriority="34" w:qFormat="1"/>
+    <w:lsdException w:name="Quote" w:uiPriority="29" w:qFormat="1"/>
+    <w:lsdException w:name="Intense Quote" w:uiPriority="30" w:qFormat="1"/>
+    <w:lsdException w:name="Medium List 2 Accent 1" w:uiPriority="66"/>
+    <w:lsdException w:name="Medium Grid 1 Accent 1" w:uiPriority="67"/>
+    <w:lsdException w:name="Medium Grid 2 Accent 1" w:uiPriority="68"/>
+    <w:lsdException w:name="Medium Grid 3 Accent 1" w:uiPriority="69"/>
+    <w:lsdException w:name="Dark List Accent 1" w:uiPriority="70"/>
+    <w:lsdException w:name="Colorful Shading Accent 1" w:uiPriority="71"/>
+    <w:lsdException w:name="Colorful List Accent 1" w:uiPriority="72"/>
+    <w:lsdException w:name="Colorful Grid Accent 1" w:uiPriority="73"/>
+    <w:lsdException w:name="Light Shading Accent 2" w:uiPriority="60"/>
+    <w:lsdException w:name="Light List Accent 2" w:uiPriority="61"/>
+    <w:lsdException w:name="Light Grid Accent 2" w:uiPriority="62"/>
+    <w:lsdException w:name="Medium Shading 1 Accent 2" w:uiPriority="63"/>
+    <w:lsdException w:name="Medium Shading 2 Accent 2" w:uiPriority="64"/>
+    <w:lsdException w:name="Medium List 1 Accent 2" w:uiPriority="65"/>
+    <w:lsdException w:name="Medium List 2 Accent 2" w:uiPriority="66"/>
+    <w:lsdException w:name="Medium Grid 1 Accent 2" w:uiPriority="67"/>
+    <w:lsdException w:name="Medium Grid 2 Accent 2" w:uiPriority="68"/>
+    <w:lsdException w:name="Medium Grid 3 Accent 2" w:uiPriority="69"/>
+    <w:lsdException w:name="Dark List Accent 2" w:uiPriority="70"/>
+    <w:lsdException w:name="Colorful Shading Accent 2" w:uiPriority="71"/>
+    <w:lsdException w:name="Colorful List Accent 2" w:uiPriority="72"/>
+    <w:lsdException w:name="Colorful Grid Accent 2" w:uiPriority="73"/>
+    <w:lsdException w:name="Light Shading Accent 3" w:uiPriority="60"/>
+    <w:lsdException w:name="Light List Accent 3" w:uiPriority="61"/>
+    <w:lsdException w:name="Light Grid Accent 3" w:uiPriority="62"/>
+    <w:lsdException w:name="Medium Shading 1 Accent 3" w:uiPriority="63"/>
+    <w:lsdException w:name="Medium Shading 2 Accent 3" w:uiPriority="64"/>
+    <w:lsdException w:name="Medium List 1 Accent 3" w:uiPriority="65"/>
+    <w:lsdException w:name="Medium List 2 Accent 3" w:uiPriority="66"/>
+    <w:lsdException w:name="Medium Grid 1 Accent 3" w:uiPriority="67"/>
+    <w:lsdException w:name="Medium Grid 2 Accent 3" w:uiPriority="68"/>
+    <w:lsdException w:name="Medium Grid 3 Accent 3" w:uiPriority="69"/>
+    <w:lsdException w:name="Dark List Accent 3" w:uiPriority="70"/>
+    <w:lsdException w:name="Colorful Shading Accent 3" w:uiPriority="71"/>
+    <w:lsdException w:name="Colorful List Accent 3" w:uiPriority="72"/>
+    <w:lsdException w:name="Colorful Grid Accent 3" w:uiPriority="73"/>
+    <w:lsdException w:name="Light Shading Accent 4" w:uiPriority="60"/>
+    <w:lsdException w:name="Light List Accent 4" w:uiPriority="61"/>
+    <w:lsdException w:name="Light Grid Accent 4" w:uiPriority="62"/>
+    <w:lsdException w:name="Medium Shading 1 Accent 4" w:uiPriority="63"/>
+    <w:lsdException w:name="Medium Shading 2 Accent 4" w:uiPriority="64"/>
+    <w:lsdException w:name="Medium List 1 Accent 4" w:uiPriority="65"/>
+    <w:lsdException w:name="Medium List 2 Accent 4" w:uiPriority="66"/>
+    <w:lsdException w:name="Medium Grid 1 Accent 4" w:uiPriority="67"/>
+    <w:lsdException w:name="Medium Grid 2 Accent 4" w:uiPriority="68"/>
+    <w:lsdException w:name="Medium Grid 3 Accent 4" w:uiPriority="69"/>
+    <w:lsdException w:name="Dark List Accent 4" w:uiPriority="70"/>
+    <w:lsdException w:name="Colorful Shading Accent 4" w:uiPriority="71"/>
+    <w:lsdException w:name="Colorful List Accent 4" w:uiPriority="72"/>
+    <w:lsdException w:name="Colorful Grid Accent 4" w:uiPriority="73"/>
+    <w:lsdException w:name="Light Shading Accent 5" w:uiPriority="60"/>
+    <w:lsdException w:name="Light List Accent 5" w:uiPriority="61"/>
+    <w:lsdException w:name="Light Grid Accent 5" w:uiPriority="62"/>
+    <w:lsdException w:name="Medium Shading 1 Accent 5" w:uiPriority="63"/>
+    <w:lsdException w:name="Medium Shading 2 Accent 5" w:uiPriority="64"/>
+    <w:lsdException w:name="Medium List 1 Accent 5" w:uiPriority="65"/>
+    <w:lsdException w:name="Medium List 2 Accent 5" w:uiPriority="66"/>
+    <w:lsdException w:name="Medium Grid 1 Accent 5" w:uiPriority="67"/>
+    <w:lsdException w:name="Medium Grid 2 Accent 5" w:uiPriority="68"/>
+    <w:lsdException w:name="Medium Grid 3 Accent 5" w:uiPriority="69"/>
+    <w:lsdException w:name="Dark List Accent 5" w:uiPriority="70"/>
+    <w:lsdException w:name="Colorful Shading Accent 5" w:uiPriority="71"/>
+    <w:lsdException w:name="Colorful List Accent 5" w:uiPriority="72"/>
+    <w:lsdException w:name="Colorful Grid Accent 5" w:uiPriority="73"/>
+    <w:lsdException w:name="Light Shading Accent 6" w:uiPriority="60"/>
+    <w:lsdException w:name="Light List Accent 6" w:uiPriority="61"/>
+    <w:lsdException w:name="Light Grid Accent 6" w:uiPriority="62"/>
+    <w:lsdException w:name="Medium Shading 1 Accent 6" w:uiPriority="63"/>
+    <w:lsdException w:name="Medium Shading 2 Accent 6" w:uiPriority="64"/>
+    <w:lsdException w:name="Medium List 1 Accent 6" w:uiPriority="65"/>
+    <w:lsdException w:name="Medium List 2 Accent 6" w:uiPriority="66"/>
+    <w:lsdException w:name="Medium Grid 1 Accent 6" w:uiPriority="67"/>
+    <w:lsdException w:name="Medium Grid 2 Accent 6" w:uiPriority="68"/>
+    <w:lsdException w:name="Medium Grid 3 Accent 6" w:uiPriority="69"/>
+    <w:lsdException w:name="Dark List Accent 6" w:uiPriority="70"/>
+    <w:lsdException w:name="Colorful Shading Accent 6" w:uiPriority="71"/>
+    <w:lsdException w:name="Colorful List Accent 6" w:uiPriority="72"/>
+    <w:lsdException w:name="Colorful Grid Accent 6" w:uiPriority="73"/>
+    <w:lsdException w:name="Subtle Emphasis" w:uiPriority="19" w:qFormat="1"/>
+    <w:lsdException w:name="Intense Emphasis" w:uiPriority="21" w:qFormat="1"/>
+    <w:lsdException w:name="Subtle Reference" w:uiPriority="31" w:qFormat="1"/>
+    <w:lsdException w:name="Intense Reference" w:uiPriority="32" w:qFormat="1"/>
+    <w:lsdException w:name="Book Title" w:uiPriority="33" w:qFormat="1"/>
+    <w:lsdException w:name="Bibliography" w:semiHidden="1" w:uiPriority="37" w:unhideWhenUsed="1"/>
+    <w:lsdException w:name="TOC Heading" w:semiHidden="1" w:uiPriority="39" w:unhideWhenUsed="1" w:qFormat="1"/>
+    <w:lsdException w:name="Plain Table 1" w:uiPriority="41"/>
+    <w:lsdException w:name="Plain Table 2" w:uiPriority="42"/>
+    <w:lsdException w:name="Plain Table 3" w:uiPriority="43"/>
+    <w:lsdException w:name="Plain Table 4" w:uiPriority="44"/>
+    <w:lsdException w:name="Plain Table 5" w:uiPriority="45"/>
+    <w:lsdException w:name="Grid Table Light" w:uiPriority="40"/>
+    <w:lsdException w:name="Grid Table 1 Light" w:uiPriority="46"/>
+    <w:lsdException w:name="Grid Table 2" w:uiPriority="47"/>
+    <w:lsdException w:name="Grid Table 3" w:uiPriority="48"/>
+    <w:lsdException w:name="Grid Table 4" w:uiPriority="49"/>
+    <w:lsdException w:name="Grid Table 5 Dark" w:uiPriority="50"/>
+    <w:lsdException w:name="Grid Table 6 Colorful" w:uiPriority="51"/>
+    <w:lsdException w:name="Grid Table 7 Colorful" w:uiPriority="52"/>
+    <w:lsdException w:name="Grid Table 1 Light Accent 1" w:uiPriority="46"/>
+    <w:lsdException w:name="Grid Table 2 Accent 1" w:uiPriority="47"/>
+    <w:lsdException w:name="Grid Table 3 Accent 1" w:uiPriority="48"/>
+    <w:lsdException w:name="Grid Table 4 Accent 1" w:uiPriority="49"/>
+    <w:lsdException w:name="Grid Table 5 Dark Accent 1" w:uiPriority="50"/>
+    <w:lsdException w:name="Grid Table 6 Colorful Accent 1" w:uiPriority="51"/>
+    <w:lsdException w:name="Grid Table 7 Colorful Accent 1" w:uiPriority="52"/>
+    <w:lsdException w:name="Grid Table 1 Light Accent 2" w:uiPriority="46"/>
+    <w:lsdException w:name="Grid Table 2 Accent 2" w:uiPriority="47"/>
+    <w:lsdException w:name="Grid Table 3 Accent 2" w:uiPriority="48"/>
+    <w:lsdException w:name="Grid Table 4 Accent 2" w:uiPriority="49"/>
+    <w:lsdException w:name="Grid Table 5 Dark Accent 2" w:uiPriority="50"/>
+    <w:lsdException w:name="Grid Table 6 Colorful Accent 2" w:uiPriority="51"/>
+    <w:lsdException w:name="Grid Table 7 Colorful Accent 2" w:uiPriority="52"/>
+    <w:lsdException w:name="Grid Table 1 Light Accent 3" w:uiPriority="46"/>
+    <w:lsdException w:name="Grid Table 2 Accent 3" w:uiPriority="47"/>
+    <w:lsdException w:name="Grid Table 3 Accent 3" w:uiPriority="48"/>
+    <w:lsdException w:name="Grid Table 4 Accent 3" w:uiPriority="49"/>
+    <w:lsdException w:name="Grid Table 5 Dark Accent 3" w:uiPriority="50"/>
+    <w:lsdException w:name="Grid Table 6 Colorful Accent 3" w:uiPriority="51"/>
+    <w:lsdException w:name="Grid Table 7 Colorful Accent 3" w:uiPriority="52"/>
+    <w:lsdException w:name="Grid Table 1 Light Accent 4" w:uiPriority="46"/>
+    <w:lsdException w:name="Grid Table 2 Accent 4" w:uiPriority="47"/>
+    <w:lsdException w:name="Grid Table 3 Accent 4" w:uiPriority="48"/>
+    <w:lsdException w:name="Grid Table 4 Accent 4" w:uiPriority="49"/>
+    <w:lsdException w:name="Grid Table 5 Dark Accent 4" w:uiPriority="50"/>
+    <w:lsdException w:name="Grid Table 6 Colorful Accent 4" w:uiPriority="51"/>
+    <w:lsdException w:name="Grid Table 7 Colorful Accent 4" w:uiPriority="52"/>
+    <w:lsdException w:name="Grid Table 1 Light Accent 5" w:uiPriority="46"/>
+    <w:lsdException w:name="Grid Table 2 Accent 5" w:uiPriority="47"/>
+    <w:lsdException w:name="Grid Table 3 Accent 5" w:uiPriority="48"/>
+    <w:lsdException w:name="Grid Table 4 Accent 5" w:uiPriority="49"/>
+    <w:lsdException w:name="Grid Table 5 Dark Accent 5" w:uiPriority="50"/>
+    <w:lsdException w:name="Grid Table 6 Colorful Accent 5" w:uiPriority="51"/>
+    <w:lsdException w:name="Grid Table 7 Colorful Accent 5" w:uiPriority="52"/>
+    <w:lsdException w:name="Grid Table 1 Light Accent 6" w:uiPriority="46"/>
+    <w:lsdException w:name="Grid Table 2 Accent 6" w:uiPriority="47"/>
+    <w:lsdException w:name="Grid Table 3 Accent 6" w:uiPriority="48"/>
+    <w:lsdException w:name="Grid Table 4 Accent 6" w:uiPriority="49"/>
+    <w:lsdException w:name="Grid Table 5 Dark Accent 6" w:uiPriority="50"/>
+    <w:lsdException w:name="Grid Table 6 Colorful Accent 6" w:uiPriority="51"/>
+    <w:lsdException w:name="Grid Table 7 Colorful Accent 6" w:uiPriority="52"/>
+    <w:lsdException w:name="List Table 1 Light" w:uiPriority="46"/>
+    <w:lsdException w:name="List Table 2" w:uiPriority="47"/>
+    <w:lsdException w:name="List Table 3" w:uiPriority="48"/>
+    <w:lsdException w:name="List Table 4" w:uiPriority="49"/>
+    <w:lsdException w:name="List Table 5 Dark" w:uiPriority="50"/>
+    <w:lsdException w:name="List Table 6 Colorful" w:uiPriority="51"/>
+    <w:lsdException w:name="List Table 7 Colorful" w:uiPriority="52"/>
+    <w:lsdException w:name="List Table 1 Light Accent 1" w:uiPriority="46"/>
+    <w:lsdException w:name="List Table 2 Accent 1" w:uiPriority="47"/>
+    <w:lsdException w:name="List Table 3 Accent 1" w:uiPriority="48"/>
+    <w:lsdException w:name="List Table 4 Accent 1" w:uiPriority="49"/>
+    <w:lsdException w:name="List Table 5 Dark Accent 1" w:uiPriority="50"/>
+    <w:lsdException w:name="List Table 6 Colorful Accent 1" w:uiPriority="51"/>
+    <w:lsdException w:name="List Table 7 Colorful Accent 1" w:uiPriority="52"/>
+    <w:lsdException w:name="List Table 1 Light Accent 2" w:uiPriority="46"/>
+    <w:lsdException w:name="List Table 2 Accent 2" w:uiPriority="47"/>
+    <w:lsdException w:name="List Table 3 Accent 2" w:uiPriority="48"/>
+    <w:lsdException w:name="List Table 4 Accent 2" w:uiPriority="49"/>
+    <w:lsdException w:name="List Table 5 Dark Accent 2" w:uiPriority="50"/>
+    <w:lsdException w:name="List Table 6 Colorful Accent 2" w:uiPriority="51"/>
+    <w:lsdException w:name="List Table 7 Colorful Accent 2" w:uiPriority="52"/>
+    <w:lsdException w:name="List Table 1 Light Accent 3" w:uiPriority="46"/>
+    <w:lsdException w:name="List Table 2 Accent 3" w:uiPriority="47"/>
+    <w:lsdException w:name="List Table 3 Accent 3" w:uiPriority="48"/>
+    <w:lsdException w:name="List Table 4 Accent 3" w:uiPriority="49"/>
+    <w:lsdException w:name="List Table 5 Dark Accent 3" w:uiPriority="50"/>
+    <w:lsdException w:name="List Table 6 Colorful Accent 3" w:uiPriority="51"/>
+    <w:lsdException w:name="List Table 7 Colorful Accent 3" w:uiPriority="52"/>
+    <w:lsdException w:name="List Table 1 Light Accent 4" w:uiPriority="46"/>
+    <w:lsdException w:name="List Table 2 Accent 4" w:uiPriority="47"/>
+    <w:lsdException w:name="List Table 3 Accent 4" w:uiPriority="48"/>
+    <w:lsdException w:name="List Table 4 Accent 4" w:uiPriority="49"/>
+    <w:lsdException w:name="List Table 5 Dark Accent 4" w:uiPriority="50"/>
+    <w:lsdException w:name="List Table 6 Colorful Accent 4" w:uiPriority="51"/>
+    <w:lsdException w:name="List Table 7 Colorful Accent 4" w:uiPriority="52"/>
+    <w:lsdException w:name="List Table 1 Light Accent 5" w:uiPriority="46"/>
+    <w:lsdException w:name="List Table 2 Accent 5" w:uiPriority="47"/>
+    <w:lsdException w:name="List Table 3 Accent 5" w:uiPriority="48"/>
+    <w:lsdException w:name="List Table 4 Accent 5" w:uiPriority="49"/>
+    <w:lsdException w:name="List Table 5 Dark Accent 5" w:uiPriority="50"/>
+    <w:lsdException w:name="List Table 6 Colorful Accent 5" w:uiPriority="51"/>
+    <w:lsdException w:name="List Table 7 Colorful Accent 5" w:uiPriority="52"/>
+    <w:lsdException w:name="List Table 1 Light Accent 6" w:uiPriority="46"/>
+    <w:lsdException w:name="List Table 2 Accent 6" w:uiPriority="47"/>
+    <w:lsdException w:name="List Table 3 Accent 6" w:uiPriority="48"/>
+    <w:lsdException w:name="List Table 4 Accent 6" w:uiPriority="49"/>
+    <w:lsdException w:name="List Table 5 Dark Accent 6" w:uiPriority="50"/>
+    <w:lsdException w:name="List Table 6 Colorful Accent 6" w:uiPriority="51"/>
+    <w:lsdException w:name="List Table 7 Colorful Accent 6" w:uiPriority="52"/>
+    <w:lsdException w:name="Mention" w:semiHidden="1" w:unhideWhenUsed="1"/>
+    <w:lsdException w:name="Smart Hyperlink" w:semiHidden="1" w:unhideWhenUsed="1"/>
+    <w:lsdException w:name="Hashtag" w:semiHidden="1" w:unhideWhenUsed="1"/>
+    <w:lsdException w:name="Unresolved Mention" w:semiHidden="1" w:unhideWhenUsed="1"/>
+    <w:lsdException w:name="Smart Link" w:semiHidden="1" w:unhideWhenUsed="1"/>
+  </w:latentStyles>
+  <w:style w:type="paragraph" w:default="1" w:styleId="a">
+    <w:name w:val="Normal"/>
     <w:qFormat/>
+    <w:pPr>
+      <w:widowControl w:val="0"/>
+      <w:wordWrap w:val="0"/>
+      <w:autoSpaceDE w:val="0"/>
+      <w:autoSpaceDN w:val="0"/>
+    </w:pPr>
+  </w:style>
+  <w:style w:type="paragraph" w:styleId="1">
+    <w:name w:val="heading 1"/>
+    <w:uiPriority w:val="9"/>
+    <w:qFormat/>
+    <w:pPr>
+      <w:spacing w:before="260" w:after="140"/>
+      <w:outlineLvl w:val="0"/>
+    </w:pPr>
     <w:rPr>
-      <w:sz w:val="56"/>
-      <w:szCs w:val="56"/>
+      <w:rFonts w:eastAsia="Arial"/>
+      <w:b/>
+      <w:bCs/>
+      <w:sz w:val="28"/>
+      <w:szCs w:val="28"/>
     </w:rPr>
   </w:style>
-  <w:style w:type="paragraph" w:styleId="Heading1">
-    <w:name w:val="Heading 1"/>
-    <w:basedOn w:val="Normal"/>
-    <w:next w:val="Normal"/>
+  <w:style w:type="paragraph" w:styleId="2">
+    <w:name w:val="heading 2"/>
+    <w:uiPriority w:val="9"/>
+    <w:unhideWhenUsed/>
     <w:qFormat/>
+    <w:pPr>
+      <w:spacing w:before="180" w:after="100"/>
+      <w:outlineLvl w:val="1"/>
+    </w:pPr>
     <w:rPr>
-      <w:color w:val="2E74B5"/>
-      <w:sz w:val="32"/>
-      <w:szCs w:val="32"/>
+      <w:rFonts w:eastAsia="Arial"/>
+      <w:b/>
+      <w:bCs/>
+      <w:sz w:val="24"/>
+      <w:szCs w:val="24"/>
     </w:rPr>
   </w:style>
-  <w:style w:type="paragraph" w:styleId="Heading2">
-    <w:name w:val="Heading 2"/>
-    <w:basedOn w:val="Normal"/>
-    <w:next w:val="Normal"/>
+  <w:style w:type="paragraph" w:styleId="3">
+    <w:name w:val="heading 3"/>
+    <w:uiPriority w:val="9"/>
+    <w:semiHidden/>
+    <w:unhideWhenUsed/>
     <w:qFormat/>
-    <w:rPr>
-      <w:color w:val="2E74B5"/>
-      <w:sz w:val="26"/>
-      <w:szCs w:val="26"/>
-    </w:rPr>
-  </w:style>
-  <w:style w:type="paragraph" w:styleId="Heading3">
-    <w:name w:val="Heading 3"/>
-    <w:basedOn w:val="Normal"/>
-    <w:next w:val="Normal"/>
-    <w:qFormat/>
+    <w:pPr>
+      <w:outlineLvl w:val="2"/>
+    </w:pPr>
     <w:rPr>
       <w:color w:val="1F4D78"/>
       <w:sz w:val="24"/>
       <w:szCs w:val="24"/>
     </w:rPr>
   </w:style>
-  <w:style w:type="paragraph" w:styleId="Heading4">
-    <w:name w:val="Heading 4"/>
-    <w:basedOn w:val="Normal"/>
-    <w:next w:val="Normal"/>
+  <w:style w:type="paragraph" w:styleId="4">
+    <w:name w:val="heading 4"/>
+    <w:uiPriority w:val="9"/>
+    <w:semiHidden/>
+    <w:unhideWhenUsed/>
     <w:qFormat/>
+    <w:pPr>
+      <w:outlineLvl w:val="3"/>
+    </w:pPr>
     <w:rPr>
       <w:i/>
       <w:iCs/>
       <w:color w:val="2E74B5"/>
     </w:rPr>
   </w:style>
-  <w:style w:type="paragraph" w:styleId="Heading5">
-    <w:name w:val="Heading 5"/>
-    <w:basedOn w:val="Normal"/>
-    <w:next w:val="Normal"/>
+  <w:style w:type="paragraph" w:styleId="5">
+    <w:name w:val="heading 5"/>
+    <w:uiPriority w:val="9"/>
+    <w:semiHidden/>
+    <w:unhideWhenUsed/>
     <w:qFormat/>
+    <w:pPr>
+      <w:outlineLvl w:val="4"/>
+    </w:pPr>
     <w:rPr>
       <w:color w:val="2E74B5"/>
     </w:rPr>
   </w:style>
-  <w:style w:type="paragraph" w:styleId="Heading6">
-    <w:name w:val="Heading 6"/>
-    <w:basedOn w:val="Normal"/>
-    <w:next w:val="Normal"/>
+  <w:style w:type="paragraph" w:styleId="6">
+    <w:name w:val="heading 6"/>
+    <w:uiPriority w:val="9"/>
+    <w:semiHidden/>
+    <w:unhideWhenUsed/>
     <w:qFormat/>
+    <w:pPr>
+      <w:outlineLvl w:val="5"/>
+    </w:pPr>
     <w:rPr>
       <w:color w:val="1F4D78"/>
     </w:rPr>
   </w:style>
-  <w:style w:type="paragraph" w:styleId="Strong">
-    <w:name w:val="Strong"/>
-    <w:basedOn w:val="Normal"/>
-    <w:next w:val="Normal"/>
+  <w:style w:type="character" w:default="1" w:styleId="a0">
+    <w:name w:val="Default Paragraph Font"/>
+    <w:uiPriority w:val="1"/>
+    <w:semiHidden/>
+    <w:unhideWhenUsed/>
+  </w:style>
+  <w:style w:type="table" w:default="1" w:styleId="a1">
+    <w:name w:val="Normal Table"/>
+    <w:uiPriority w:val="99"/>
+    <w:semiHidden/>
+    <w:unhideWhenUsed/>
+    <w:tblPr>
+      <w:tblInd w:w="0" w:type="dxa"/>
+      <w:tblCellMar>
+        <w:top w:w="0" w:type="dxa"/>
+        <w:left w:w="108" w:type="dxa"/>
+        <w:bottom w:w="0" w:type="dxa"/>
+        <w:right w:w="108" w:type="dxa"/>
+      </w:tblCellMar>
+    </w:tblPr>
+  </w:style>
+  <w:style w:type="numbering" w:default="1" w:styleId="a2">
+    <w:name w:val="No List"/>
+    <w:uiPriority w:val="99"/>
+    <w:semiHidden/>
+    <w:unhideWhenUsed/>
+  </w:style>
+  <w:style w:type="paragraph" w:styleId="a3">
+    <w:name w:val="Title"/>
+    <w:uiPriority w:val="10"/>
+    <w:qFormat/>
+    <w:pPr>
+      <w:spacing w:after="200"/>
+    </w:pPr>
+    <w:rPr>
+      <w:rFonts w:eastAsia="Arial"/>
+      <w:b/>
+      <w:bCs/>
+      <w:sz w:val="34"/>
+      <w:szCs w:val="34"/>
+    </w:rPr>
+  </w:style>
+  <w:style w:type="paragraph" w:customStyle="1" w:styleId="10">
+    <w:name w:val="굵은 텍스트1"/>
     <w:qFormat/>
     <w:rPr>
       <w:b/>
       <w:bCs/>
     </w:rPr>
   </w:style>
-  <w:style w:type="paragraph" w:styleId="ListParagraph">
+  <w:style w:type="paragraph" w:styleId="a4">
     <w:name w:val="List Paragraph"/>
-    <w:basedOn w:val="Normal"/>
     <w:qFormat/>
   </w:style>
-  <w:style w:type="character" w:styleId="Hyperlink">
+  <w:style w:type="character" w:styleId="a5">
     <w:name w:val="Hyperlink"/>
-    <w:basedOn w:val="DefaultParagraphFont"/>
     <w:uiPriority w:val="99"/>
     <w:unhideWhenUsed/>
     <w:rPr>
@@ -1346,9 +5997,8 @@
       <w:u w:val="single"/>
     </w:rPr>
   </w:style>
-  <w:style w:type="character" w:styleId="FootnoteReference">
+  <w:style w:type="character" w:styleId="a6">
     <w:name w:val="footnote reference"/>
-    <w:basedOn w:val="DefaultParagraphFont"/>
     <w:uiPriority w:val="99"/>
     <w:semiHidden/>
     <w:unhideWhenUsed/>
@@ -1356,25 +6006,9 @@
       <w:vertAlign w:val="superscript"/>
     </w:rPr>
   </w:style>
-  <w:style w:type="paragraph" w:styleId="FootnoteText">
+  <w:style w:type="paragraph" w:styleId="a7">
     <w:name w:val="footnote text"/>
-    <w:basedOn w:val="Normal"/>
-    <w:link w:val="FootnoteTextChar"/>
-    <w:uiPriority w:val="99"/>
-    <w:semiHidden/>
-    <w:unhideWhenUsed/>
-    <w:pPr>
-      <w:spacing w:after="0" w:line="240" w:lineRule="auto"/>
-    </w:pPr>
-    <w:rPr>
-      <w:sz w:val="20"/>
-      <w:szCs w:val="20"/>
-    </w:rPr>
-  </w:style>
-  <w:style w:type="character" w:styleId="FootnoteTextChar">
-    <w:name w:val="Footnote Text Char"/>
-    <w:basedOn w:val="DefaultParagraphFont"/>
-    <w:link w:val="FootnoteText"/>
+    <w:link w:val="Char"/>
     <w:uiPriority w:val="99"/>
     <w:semiHidden/>
     <w:unhideWhenUsed/>
@@ -1383,35 +6017,9 @@
       <w:szCs w:val="20"/>
     </w:rPr>
   </w:style>
-  <w:style w:type="character" w:styleId="EndnoteReference">
-    <w:name w:val="endnote reference"/>
-    <w:basedOn w:val="DefaultParagraphFont"/>
-    <w:uiPriority w:val="99"/>
-    <w:semiHidden/>
-    <w:unhideWhenUsed/>
-    <w:rPr>
-      <w:vertAlign w:val="superscript"/>
-    </w:rPr>
-  </w:style>
-  <w:style w:type="paragraph" w:styleId="EndnoteText">
-    <w:name w:val="endnote text"/>
-    <w:basedOn w:val="Normal"/>
-    <w:link w:val="EndnoteTextChar"/>
-    <w:uiPriority w:val="99"/>
-    <w:semiHidden/>
-    <w:unhideWhenUsed/>
-    <w:pPr>
-      <w:spacing w:after="0" w:line="240" w:lineRule="auto"/>
-    </w:pPr>
-    <w:rPr>
-      <w:sz w:val="20"/>
-      <w:szCs w:val="20"/>
-    </w:rPr>
-  </w:style>
-  <w:style w:type="character" w:styleId="EndnoteTextChar">
-    <w:name w:val="Endnote Text Char"/>
-    <w:basedOn w:val="DefaultParagraphFont"/>
-    <w:link w:val="EndnoteText"/>
+  <w:style w:type="character" w:customStyle="1" w:styleId="Char">
+    <w:name w:val="각주 텍스트 Char"/>
+    <w:link w:val="a7"/>
     <w:uiPriority w:val="99"/>
     <w:semiHidden/>
     <w:unhideWhenUsed/>
@@ -1420,55 +6028,375 @@
       <w:szCs w:val="20"/>
     </w:rPr>
   </w:style>
-  <w:style w:type="paragraph" w:styleId="Title">
-    <w:name w:val="Title"/>
-    <w:basedOn w:val="Normal"/>
-    <w:next w:val="Normal"/>
-    <w:qFormat/>
-    <w:pPr>
-      <w:spacing w:after="200"/>
-    </w:pPr>
+  <w:style w:type="character" w:styleId="a8">
+    <w:name w:val="endnote reference"/>
+    <w:uiPriority w:val="99"/>
+    <w:semiHidden/>
+    <w:unhideWhenUsed/>
     <w:rPr>
-      <w:rFonts w:ascii="Arial" w:cs="Arial" w:eastAsia="Arial" w:hAnsi="Arial"/>
-      <w:b/>
-      <w:bCs/>
-      <w:sz w:val="34"/>
-      <w:szCs w:val="34"/>
+      <w:vertAlign w:val="superscript"/>
     </w:rPr>
   </w:style>
-  <w:style w:type="paragraph" w:styleId="Heading1">
-    <w:name w:val="Heading 1"/>
-    <w:basedOn w:val="Normal"/>
-    <w:next w:val="Normal"/>
-    <w:qFormat/>
-    <w:pPr>
-      <w:spacing w:after="140" w:before="260"/>
-      <w:outlineLvl w:val="0"/>
-    </w:pPr>
+  <w:style w:type="paragraph" w:styleId="a9">
+    <w:name w:val="endnote text"/>
+    <w:link w:val="Char0"/>
+    <w:uiPriority w:val="99"/>
+    <w:semiHidden/>
+    <w:unhideWhenUsed/>
     <w:rPr>
-      <w:rFonts w:ascii="Arial" w:cs="Arial" w:eastAsia="Arial" w:hAnsi="Arial"/>
-      <w:b/>
-      <w:bCs/>
-      <w:sz w:val="28"/>
-      <w:szCs w:val="28"/>
+      <w:sz w:val="20"/>
+      <w:szCs w:val="20"/>
     </w:rPr>
   </w:style>
-  <w:style w:type="paragraph" w:styleId="Heading2">
-    <w:name w:val="Heading 2"/>
-    <w:basedOn w:val="Normal"/>
-    <w:next w:val="Normal"/>
-    <w:qFormat/>
-    <w:pPr>
-      <w:spacing w:after="100" w:before="180"/>
-      <w:outlineLvl w:val="1"/>
-    </w:pPr>
+  <w:style w:type="character" w:customStyle="1" w:styleId="Char0">
+    <w:name w:val="미주 텍스트 Char"/>
+    <w:link w:val="a9"/>
+    <w:uiPriority w:val="99"/>
+    <w:semiHidden/>
+    <w:unhideWhenUsed/>
     <w:rPr>
-      <w:rFonts w:ascii="Arial" w:cs="Arial" w:eastAsia="Arial" w:hAnsi="Arial"/>
-      <w:b/>
-      <w:bCs/>
-      <w:sz w:val="24"/>
-      <w:szCs w:val="24"/>
+      <w:sz w:val="20"/>
+      <w:szCs w:val="20"/>
     </w:rPr>
   </w:style>
+  <w:style w:type="paragraph" w:styleId="aa">
+    <w:name w:val="header"/>
+    <w:basedOn w:val="a"/>
+    <w:link w:val="Char1"/>
+    <w:uiPriority w:val="99"/>
+    <w:unhideWhenUsed/>
+    <w:rsid w:val="000A4A74"/>
+    <w:pPr>
+      <w:tabs>
+        <w:tab w:val="center" w:pos="4513"/>
+        <w:tab w:val="right" w:pos="9026"/>
+      </w:tabs>
+      <w:snapToGrid w:val="0"/>
+    </w:pPr>
+  </w:style>
+  <w:style w:type="character" w:customStyle="1" w:styleId="Char1">
+    <w:name w:val="머리글 Char"/>
+    <w:basedOn w:val="a0"/>
+    <w:link w:val="aa"/>
+    <w:uiPriority w:val="99"/>
+    <w:rsid w:val="000A4A74"/>
+  </w:style>
+  <w:style w:type="paragraph" w:styleId="ab">
+    <w:name w:val="footer"/>
+    <w:basedOn w:val="a"/>
+    <w:link w:val="Char2"/>
+    <w:uiPriority w:val="99"/>
+    <w:unhideWhenUsed/>
+    <w:rsid w:val="000A4A74"/>
+    <w:pPr>
+      <w:tabs>
+        <w:tab w:val="center" w:pos="4513"/>
+        <w:tab w:val="right" w:pos="9026"/>
+      </w:tabs>
+      <w:snapToGrid w:val="0"/>
+    </w:pPr>
+  </w:style>
+  <w:style w:type="character" w:customStyle="1" w:styleId="Char2">
+    <w:name w:val="바닥글 Char"/>
+    <w:basedOn w:val="a0"/>
+    <w:link w:val="ab"/>
+    <w:uiPriority w:val="99"/>
+    <w:rsid w:val="000A4A74"/>
+  </w:style>
 </w:styles>
+</file>
+
+<file path=word/theme/theme1.xml><?xml version="1.0" encoding="utf-8"?>
+<a:theme xmlns:a="http://schemas.openxmlformats.org/drawingml/2006/main" name="Office 테마">
+  <a:themeElements>
+    <a:clrScheme name="Office">
+      <a:dk1>
+        <a:sysClr val="windowText" lastClr="000000"/>
+      </a:dk1>
+      <a:lt1>
+        <a:sysClr val="window" lastClr="FFFFFF"/>
+      </a:lt1>
+      <a:dk2>
+        <a:srgbClr val="0E2841"/>
+      </a:dk2>
+      <a:lt2>
+        <a:srgbClr val="E8E8E8"/>
+      </a:lt2>
+      <a:accent1>
+        <a:srgbClr val="156082"/>
+      </a:accent1>
+      <a:accent2>
+        <a:srgbClr val="E97132"/>
+      </a:accent2>
+      <a:accent3>
+        <a:srgbClr val="196B24"/>
+      </a:accent3>
+      <a:accent4>
+        <a:srgbClr val="0F9ED5"/>
+      </a:accent4>
+      <a:accent5>
+        <a:srgbClr val="A02B93"/>
+      </a:accent5>
+      <a:accent6>
+        <a:srgbClr val="4EA72E"/>
+      </a:accent6>
+      <a:hlink>
+        <a:srgbClr val="467886"/>
+      </a:hlink>
+      <a:folHlink>
+        <a:srgbClr val="96607D"/>
+      </a:folHlink>
+    </a:clrScheme>
+    <a:fontScheme name="Office">
+      <a:majorFont>
+        <a:latin typeface="맑은 고딕" panose="02110004020202020204"/>
+        <a:ea typeface=""/>
+        <a:cs typeface=""/>
+        <a:font script="Jpan" typeface="游ゴシック Light"/>
+        <a:font script="Hang" typeface="맑은 고딕"/>
+        <a:font script="Hans" typeface="等线 Light"/>
+        <a:font script="Hant" typeface="新細明體"/>
+        <a:font script="Arab" typeface="Times New Roman"/>
+        <a:font script="Hebr" typeface="Times New Roman"/>
+        <a:font script="Thai" typeface="Angsana New"/>
+        <a:font script="Ethi" typeface="Nyala"/>
+        <a:font script="Beng" typeface="Vrinda"/>
+        <a:font script="Gujr" typeface="Shruti"/>
+        <a:font script="Khmr" typeface="MoolBoran"/>
+        <a:font script="Knda" typeface="Tunga"/>
+        <a:font script="Guru" typeface="Raavi"/>
+        <a:font script="Cans" typeface="Euphemia"/>
+        <a:font script="Cher" typeface="Plantagenet Cherokee"/>
+        <a:font script="Yiii" typeface="Microsoft Yi Baiti"/>
+        <a:font script="Tibt" typeface="Microsoft Himalaya"/>
+        <a:font script="Thaa" typeface="MV Boli"/>
+        <a:font script="Deva" typeface="Mangal"/>
+        <a:font script="Telu" typeface="Gautami"/>
+        <a:font script="Taml" typeface="Latha"/>
+        <a:font script="Syrc" typeface="Estrangelo Edessa"/>
+        <a:font script="Orya" typeface="Kalinga"/>
+        <a:font script="Mlym" typeface="Kartika"/>
+        <a:font script="Laoo" typeface="DokChampa"/>
+        <a:font script="Sinh" typeface="Iskoola Pota"/>
+        <a:font script="Mong" typeface="Mongolian Baiti"/>
+        <a:font script="Viet" typeface="Times New Roman"/>
+        <a:font script="Uigh" typeface="Microsoft Uighur"/>
+        <a:font script="Geor" typeface="Sylfaen"/>
+        <a:font script="Armn" typeface="Arial"/>
+        <a:font script="Bugi" typeface="Leelawadee UI"/>
+        <a:font script="Bopo" typeface="Microsoft JhengHei"/>
+        <a:font script="Java" typeface="Javanese Text"/>
+        <a:font script="Lisu" typeface="Segoe UI"/>
+        <a:font script="Mymr" typeface="Myanmar Text"/>
+        <a:font script="Nkoo" typeface="Ebrima"/>
+        <a:font script="Olck" typeface="Nirmala UI"/>
+        <a:font script="Osma" typeface="Ebrima"/>
+        <a:font script="Phag" typeface="Phagspa"/>
+        <a:font script="Syrn" typeface="Estrangelo Edessa"/>
+        <a:font script="Syrj" typeface="Estrangelo Edessa"/>
+        <a:font script="Syre" typeface="Estrangelo Edessa"/>
+        <a:font script="Sora" typeface="Nirmala UI"/>
+        <a:font script="Tale" typeface="Microsoft Tai Le"/>
+        <a:font script="Talu" typeface="Microsoft New Tai Lue"/>
+        <a:font script="Tfng" typeface="Ebrima"/>
+      </a:majorFont>
+      <a:minorFont>
+        <a:latin typeface="맑은 고딕" panose="02110004020202020204"/>
+        <a:ea typeface=""/>
+        <a:cs typeface=""/>
+        <a:font script="Jpan" typeface="游明朝"/>
+        <a:font script="Hang" typeface="맑은 고딕"/>
+        <a:font script="Hans" typeface="等线"/>
+        <a:font script="Hant" typeface="新細明體"/>
+        <a:font script="Arab" typeface="Arial"/>
+        <a:font script="Hebr" typeface="Arial"/>
+        <a:font script="Thai" typeface="Cordia New"/>
+        <a:font script="Ethi" typeface="Nyala"/>
+        <a:font script="Beng" typeface="Vrinda"/>
+        <a:font script="Gujr" typeface="Shruti"/>
+        <a:font script="Khmr" typeface="DaunPenh"/>
+        <a:font script="Knda" typeface="Tunga"/>
+        <a:font script="Guru" typeface="Raavi"/>
+        <a:font script="Cans" typeface="Euphemia"/>
+        <a:font script="Cher" typeface="Plantagenet Cherokee"/>
+        <a:font script="Yiii" typeface="Microsoft Yi Baiti"/>
+        <a:font script="Tibt" typeface="Microsoft Himalaya"/>
+        <a:font script="Thaa" typeface="MV Boli"/>
+        <a:font script="Deva" typeface="Mangal"/>
+        <a:font script="Telu" typeface="Gautami"/>
+        <a:font script="Taml" typeface="Latha"/>
+        <a:font script="Syrc" typeface="Estrangelo Edessa"/>
+        <a:font script="Orya" typeface="Kalinga"/>
+        <a:font script="Mlym" typeface="Kartika"/>
+        <a:font script="Laoo" typeface="DokChampa"/>
+        <a:font script="Sinh" typeface="Iskoola Pota"/>
+        <a:font script="Mong" typeface="Mongolian Baiti"/>
+        <a:font script="Viet" typeface="Arial"/>
+        <a:font script="Uigh" typeface="Microsoft Uighur"/>
+        <a:font script="Geor" typeface="Sylfaen"/>
+        <a:font script="Armn" typeface="Arial"/>
+        <a:font script="Bugi" typeface="Leelawadee UI"/>
+        <a:font script="Bopo" typeface="Microsoft JhengHei"/>
+        <a:font script="Java" typeface="Javanese Text"/>
+        <a:font script="Lisu" typeface="Segoe UI"/>
+        <a:font script="Mymr" typeface="Myanmar Text"/>
+        <a:font script="Nkoo" typeface="Ebrima"/>
+        <a:font script="Olck" typeface="Nirmala UI"/>
+        <a:font script="Osma" typeface="Ebrima"/>
+        <a:font script="Phag" typeface="Phagspa"/>
+        <a:font script="Syrn" typeface="Estrangelo Edessa"/>
+        <a:font script="Syrj" typeface="Estrangelo Edessa"/>
+        <a:font script="Syre" typeface="Estrangelo Edessa"/>
+        <a:font script="Sora" typeface="Nirmala UI"/>
+        <a:font script="Tale" typeface="Microsoft Tai Le"/>
+        <a:font script="Talu" typeface="Microsoft New Tai Lue"/>
+        <a:font script="Tfng" typeface="Ebrima"/>
+      </a:minorFont>
+    </a:fontScheme>
+    <a:fmtScheme name="Office">
+      <a:fillStyleLst>
+        <a:solidFill>
+          <a:schemeClr val="phClr"/>
+        </a:solidFill>
+        <a:gradFill rotWithShape="1">
+          <a:gsLst>
+            <a:gs pos="0">
+              <a:schemeClr val="phClr">
+                <a:lumMod val="110000"/>
+                <a:satMod val="105000"/>
+                <a:tint val="67000"/>
+              </a:schemeClr>
+            </a:gs>
+            <a:gs pos="50000">
+              <a:schemeClr val="phClr">
+                <a:lumMod val="105000"/>
+                <a:satMod val="103000"/>
+                <a:tint val="73000"/>
+              </a:schemeClr>
+            </a:gs>
+            <a:gs pos="100000">
+              <a:schemeClr val="phClr">
+                <a:lumMod val="105000"/>
+                <a:satMod val="109000"/>
+                <a:tint val="81000"/>
+              </a:schemeClr>
+            </a:gs>
+          </a:gsLst>
+          <a:lin ang="5400000" scaled="0"/>
+        </a:gradFill>
+        <a:gradFill rotWithShape="1">
+          <a:gsLst>
+            <a:gs pos="0">
+              <a:schemeClr val="phClr">
+                <a:satMod val="103000"/>
+                <a:lumMod val="102000"/>
+                <a:tint val="94000"/>
+              </a:schemeClr>
+            </a:gs>
+            <a:gs pos="50000">
+              <a:schemeClr val="phClr">
+                <a:satMod val="110000"/>
+                <a:lumMod val="100000"/>
+                <a:shade val="100000"/>
+              </a:schemeClr>
+            </a:gs>
+            <a:gs pos="100000">
+              <a:schemeClr val="phClr">
+                <a:lumMod val="99000"/>
+                <a:satMod val="120000"/>
+                <a:shade val="78000"/>
+              </a:schemeClr>
+            </a:gs>
+          </a:gsLst>
+          <a:lin ang="5400000" scaled="0"/>
+        </a:gradFill>
+      </a:fillStyleLst>
+      <a:lnStyleLst>
+        <a:ln w="6350" cap="flat" cmpd="sng" algn="ctr">
+          <a:solidFill>
+            <a:schemeClr val="phClr"/>
+          </a:solidFill>
+          <a:prstDash val="solid"/>
+          <a:miter lim="800000"/>
+        </a:ln>
+        <a:ln w="12700" cap="flat" cmpd="sng" algn="ctr">
+          <a:solidFill>
+            <a:schemeClr val="phClr"/>
+          </a:solidFill>
+          <a:prstDash val="solid"/>
+          <a:miter lim="800000"/>
+        </a:ln>
+        <a:ln w="19050" cap="flat" cmpd="sng" algn="ctr">
+          <a:solidFill>
+            <a:schemeClr val="phClr"/>
+          </a:solidFill>
+          <a:prstDash val="solid"/>
+          <a:miter lim="800000"/>
+        </a:ln>
+      </a:lnStyleLst>
+      <a:effectStyleLst>
+        <a:effectStyle>
+          <a:effectLst/>
+        </a:effectStyle>
+        <a:effectStyle>
+          <a:effectLst/>
+        </a:effectStyle>
+        <a:effectStyle>
+          <a:effectLst>
+            <a:outerShdw blurRad="57150" dist="19050" dir="5400000" algn="ctr" rotWithShape="0">
+              <a:srgbClr val="000000">
+                <a:alpha val="63000"/>
+              </a:srgbClr>
+            </a:outerShdw>
+          </a:effectLst>
+        </a:effectStyle>
+      </a:effectStyleLst>
+      <a:bgFillStyleLst>
+        <a:solidFill>
+          <a:schemeClr val="phClr"/>
+        </a:solidFill>
+        <a:solidFill>
+          <a:schemeClr val="phClr">
+            <a:tint val="95000"/>
+            <a:satMod val="170000"/>
+          </a:schemeClr>
+        </a:solidFill>
+        <a:gradFill rotWithShape="1">
+          <a:gsLst>
+            <a:gs pos="0">
+              <a:schemeClr val="phClr">
+                <a:tint val="93000"/>
+                <a:satMod val="150000"/>
+                <a:shade val="98000"/>
+                <a:lumMod val="102000"/>
+              </a:schemeClr>
+            </a:gs>
+            <a:gs pos="50000">
+              <a:schemeClr val="phClr">
+                <a:tint val="98000"/>
+                <a:satMod val="130000"/>
+                <a:shade val="90000"/>
+                <a:lumMod val="103000"/>
+              </a:schemeClr>
+            </a:gs>
+            <a:gs pos="100000">
+              <a:schemeClr val="phClr">
+                <a:shade val="63000"/>
+                <a:satMod val="120000"/>
+              </a:schemeClr>
+            </a:gs>
+          </a:gsLst>
+          <a:lin ang="5400000" scaled="0"/>
+        </a:gradFill>
+      </a:bgFillStyleLst>
+    </a:fmtScheme>
+  </a:themeElements>
+  <a:objectDefaults/>
+  <a:extraClrSchemeLst/>
+  <a:extLst>
+    <a:ext uri="{05A4C25C-085E-4340-85A3-A5531E510DB2}">
+      <thm15:themeFamily xmlns:thm15="http://schemas.microsoft.com/office/thememl/2012/main" name="Office Theme" id="{2E142A2C-CD16-42D6-873A-C26D2A0506FA}" vid="{1BDDFF52-6CD6-40A5-AB3C-68EB2F1E4D0A}"/>
+    </a:ext>
+  </a:extLst>
+</a:theme>
 </file>